--- a/08-传感器电路/10-生物传感器电路/心电ECG采集电路/心电ECG采集电路.docx
+++ b/08-传感器电路/10-生物传感器电路/心电ECG采集电路/心电ECG采集电路.docx
@@ -2645,6 +2645,20 @@
     </w:p>
     <w:bookmarkEnd w:id="26"/>
     <w:bookmarkEnd w:id="27"/>
+    <w:p>
+      <w:pPr>
+        <w:spacing w:before="360"/>
+        <w:jc w:val="center"/>
+      </w:pPr>
+      <w:r>
+        <w:rPr>
+          <w:rFonts w:ascii="Times New Roman" w:hAnsi="Times New Roman"/>
+          <w:color w:val="555555"/>
+          <w:sz w:val="21"/>
+        </w:rPr>
+        <w:t>材料收集者：杜文杰</w:t>
+      </w:r>
+    </w:p>
     <w:sectPr>
       <w:headerReference r:id="rId9" w:type="default"/>
       <w:footerReference r:id="rId10" w:type="default"/>

--- a/08-传感器电路/10-生物传感器电路/心电ECG采集电路/心电ECG采集电路.docx
+++ b/08-传感器电路/10-生物传感器电路/心电ECG采集电路/心电ECG采集电路.docx
@@ -1,6 +1,6 @@
 
 <file path=word/document.xml><?xml version="1.0" encoding="utf-8"?>
-<w:document xmlns:w="http://schemas.openxmlformats.org/wordprocessingml/2006/main" xmlns:m="http://schemas.openxmlformats.org/officeDocument/2006/math" xmlns:r="http://schemas.openxmlformats.org/officeDocument/2006/relationships" xmlns:o="urn:schemas-microsoft-com:office:office" xmlns:v="urn:schemas-microsoft-com:vml" xmlns:w10="urn:schemas-microsoft-com:office:word" xmlns:a="http://schemas.openxmlformats.org/drawingml/2006/main" xmlns:pic="http://schemas.openxmlformats.org/drawingml/2006/picture" xmlns:wp="http://schemas.openxmlformats.org/drawingml/2006/wordprocessingDrawing">
+<w:document xmlns:m="http://schemas.openxmlformats.org/officeDocument/2006/math" xmlns:r="http://schemas.openxmlformats.org/officeDocument/2006/relationships" xmlns:w="http://schemas.openxmlformats.org/wordprocessingml/2006/main" xmlns:o="urn:schemas-microsoft-com:office:office" xmlns:v="urn:schemas-microsoft-com:vml" xmlns:w10="urn:schemas-microsoft-com:office:word" xmlns:a="http://schemas.openxmlformats.org/drawingml/2006/main" xmlns:pic="http://schemas.openxmlformats.org/drawingml/2006/picture" xmlns:wp="http://schemas.openxmlformats.org/drawingml/2006/wordprocessingDrawing">
   <w:body>
     <w:bookmarkStart w:id="27" w:name="心电-ecg-采集电路"/>
     <w:p>
@@ -9,16 +9,19 @@
       </w:pPr>
       <w:r>
         <w:rPr>
-          <w:rFonts w:hint="eastAsia"/>
+          <w:rFonts w:hint="eastAsia" w:eastAsia="黑体"/>
         </w:rPr>
         <w:t xml:space="preserve">心电</w:t>
       </w:r>
       <w:r>
+        <w:rPr>
+          <w:rFonts w:eastAsia="黑体"/>
+        </w:rPr>
         <w:t xml:space="preserve"> ECG </w:t>
       </w:r>
       <w:r>
         <w:rPr>
-          <w:rFonts w:hint="eastAsia"/>
+          <w:rFonts w:hint="eastAsia" w:eastAsia="黑体"/>
         </w:rPr>
         <w:t xml:space="preserve">采集电路</w:t>
       </w:r>
@@ -30,7 +33,7 @@
       </w:pPr>
       <w:r>
         <w:rPr>
-          <w:rFonts w:hint="eastAsia"/>
+          <w:rFonts w:hint="eastAsia" w:eastAsia="黑体"/>
         </w:rPr>
         <w:t xml:space="preserve">拓扑描述</w:t>
       </w:r>
@@ -41,16 +44,19 @@
       </w:pPr>
       <w:r>
         <w:rPr>
-          <w:rFonts w:hint="eastAsia"/>
+          <w:rFonts w:hint="eastAsia" w:eastAsia="黑体"/>
         </w:rPr>
         <w:t xml:space="preserve">由</w:t>
       </w:r>
       <w:r>
+        <w:rPr>
+          <w:rFonts w:eastAsia="黑体"/>
+        </w:rPr>
         <w:t xml:space="preserve"> </w:t>
       </w:r>
       <w:r>
         <w:rPr>
-          <w:rFonts w:hint="eastAsia"/>
+          <w:rFonts w:hint="eastAsia" w:eastAsia="黑体"/>
           <w:b/>
           <w:bCs/>
         </w:rPr>
@@ -58,6 +64,7 @@
       </w:r>
       <w:r>
         <w:rPr>
+          <w:rFonts w:eastAsia="黑体"/>
           <w:b/>
           <w:bCs/>
         </w:rPr>
@@ -65,18 +72,21 @@
       </w:r>
       <w:r>
         <w:rPr>
-          <w:rFonts w:hint="eastAsia"/>
+          <w:rFonts w:hint="eastAsia" w:eastAsia="黑体"/>
           <w:b/>
           <w:bCs/>
         </w:rPr>
         <w:t xml:space="preserve">等标准导联电极）</w:t>
       </w:r>
       <w:r>
+        <w:rPr>
+          <w:rFonts w:eastAsia="黑体"/>
+        </w:rPr>
         <w:t xml:space="preserve">、</w:t>
       </w:r>
       <w:r>
         <w:rPr>
-          <w:rFonts w:hint="eastAsia"/>
+          <w:rFonts w:hint="eastAsia" w:eastAsia="黑体"/>
           <w:b/>
           <w:bCs/>
         </w:rPr>
@@ -84,6 +94,7 @@
       </w:r>
       <w:r>
         <w:rPr>
+          <w:rFonts w:eastAsia="黑体"/>
           <w:b/>
           <w:bCs/>
         </w:rPr>
@@ -91,29 +102,35 @@
       </w:r>
       <w:r>
         <w:rPr>
-          <w:rFonts w:hint="eastAsia"/>
+          <w:rFonts w:hint="eastAsia" w:eastAsia="黑体"/>
           <w:b/>
           <w:bCs/>
         </w:rPr>
         <w:t xml:space="preserve">前端）</w:t>
       </w:r>
       <w:r>
+        <w:rPr>
+          <w:rFonts w:eastAsia="黑体"/>
+        </w:rPr>
         <w:t xml:space="preserve">、</w:t>
       </w:r>
       <w:r>
         <w:rPr>
-          <w:rFonts w:hint="eastAsia"/>
+          <w:rFonts w:hint="eastAsia" w:eastAsia="黑体"/>
           <w:b/>
           <w:bCs/>
         </w:rPr>
         <w:t xml:space="preserve">右腿驱动（RLD）电路</w:t>
       </w:r>
       <w:r>
+        <w:rPr>
+          <w:rFonts w:eastAsia="黑体"/>
+        </w:rPr>
         <w:t xml:space="preserve">、</w:t>
       </w:r>
       <w:r>
         <w:rPr>
-          <w:rFonts w:hint="eastAsia"/>
+          <w:rFonts w:hint="eastAsia" w:eastAsia="黑体"/>
           <w:b/>
           <w:bCs/>
         </w:rPr>
@@ -126,6 +143,7 @@
       </m:oMath>
       <w:r>
         <w:rPr>
+          <w:rFonts w:eastAsia="黑体"/>
           <w:b/>
           <w:bCs/>
         </w:rPr>
@@ -138,6 +156,7 @@
       </m:oMath>
       <w:r>
         <w:rPr>
+          <w:rFonts w:eastAsia="黑体"/>
           <w:b/>
           <w:bCs/>
         </w:rPr>
@@ -145,43 +164,53 @@
       </w:r>
       <w:r>
         <w:rPr>
-          <w:rFonts w:hint="eastAsia"/>
+          <w:rFonts w:hint="eastAsia" w:eastAsia="黑体"/>
           <w:b/>
           <w:bCs/>
         </w:rPr>
         <w:t xml:space="preserve">与运放）</w:t>
       </w:r>
       <w:r>
+        <w:rPr>
+          <w:rFonts w:eastAsia="黑体"/>
+        </w:rPr>
         <w:t xml:space="preserve"> </w:t>
       </w:r>
       <w:r>
         <w:rPr>
-          <w:rFonts w:hint="eastAsia"/>
+          <w:rFonts w:hint="eastAsia" w:eastAsia="黑体"/>
         </w:rPr>
         <w:t xml:space="preserve">以及</w:t>
       </w:r>
       <w:r>
+        <w:rPr>
+          <w:rFonts w:eastAsia="黑体"/>
+        </w:rPr>
         <w:t xml:space="preserve"> </w:t>
       </w:r>
       <w:r>
         <w:rPr>
+          <w:rFonts w:eastAsia="黑体"/>
           <w:b/>
           <w:bCs/>
         </w:rPr>
         <w:t xml:space="preserve">ADC/MCU</w:t>
       </w:r>
       <w:r>
+        <w:rPr>
+          <w:rFonts w:eastAsia="黑体"/>
+        </w:rPr>
         <w:t xml:space="preserve"> </w:t>
       </w:r>
       <w:r>
         <w:rPr>
-          <w:rFonts w:hint="eastAsia"/>
+          <w:rFonts w:hint="eastAsia" w:eastAsia="黑体"/>
         </w:rPr>
         <w:t xml:space="preserve">组成。电路的关键节点为：</w:t>
       </w:r>
       <w:r>
         <w:rPr>
-          <w:rFonts w:hint="eastAsia"/>
+          <w:rFonts w:hint="eastAsia" w:eastAsia="黑体"/>
           <w:b/>
           <w:bCs/>
         </w:rPr>
@@ -189,6 +218,7 @@
       </w:r>
       <w:r>
         <w:rPr>
+          <w:rFonts w:eastAsia="黑体"/>
           <w:b/>
           <w:bCs/>
         </w:rPr>
@@ -196,7 +226,7 @@
       </w:r>
       <w:r>
         <w:rPr>
-          <w:rFonts w:hint="eastAsia"/>
+          <w:rFonts w:hint="eastAsia" w:eastAsia="黑体"/>
           <w:b/>
           <w:bCs/>
         </w:rPr>
@@ -204,40 +234,49 @@
       </w:r>
       <w:r>
         <w:rPr>
-          <w:rFonts w:hint="eastAsia"/>
+          <w:rFonts w:hint="eastAsia" w:eastAsia="黑体"/>
         </w:rPr>
         <w:t xml:space="preserve">（体表电极</w:t>
       </w:r>
       <w:r>
+        <w:rPr>
+          <w:rFonts w:eastAsia="黑体"/>
+        </w:rPr>
         <w:t xml:space="preserve"> LA </w:t>
       </w:r>
       <w:r>
         <w:rPr>
-          <w:rFonts w:hint="eastAsia"/>
+          <w:rFonts w:hint="eastAsia" w:eastAsia="黑体"/>
         </w:rPr>
         <w:t xml:space="preserve">的引线接</w:t>
       </w:r>
       <w:r>
+        <w:rPr>
+          <w:rFonts w:eastAsia="黑体"/>
+        </w:rPr>
         <w:t xml:space="preserve"> INA </w:t>
       </w:r>
       <w:r>
         <w:rPr>
-          <w:rFonts w:hint="eastAsia"/>
+          <w:rFonts w:hint="eastAsia" w:eastAsia="黑体"/>
         </w:rPr>
         <w:t xml:space="preserve">的</w:t>
       </w:r>
       <w:r>
+        <w:rPr>
+          <w:rFonts w:eastAsia="黑体"/>
+        </w:rPr>
         <w:t xml:space="preserve"> </w:t>
       </w:r>
       <w:r>
         <w:rPr>
-          <w:rFonts w:hint="eastAsia"/>
+          <w:rFonts w:hint="eastAsia" w:eastAsia="黑体"/>
         </w:rPr>
         <w:t xml:space="preserve">IN+）；</w:t>
       </w:r>
       <w:r>
         <w:rPr>
-          <w:rFonts w:hint="eastAsia"/>
+          <w:rFonts w:hint="eastAsia" w:eastAsia="黑体"/>
           <w:b/>
           <w:bCs/>
         </w:rPr>
@@ -245,6 +284,7 @@
       </w:r>
       <w:r>
         <w:rPr>
+          <w:rFonts w:eastAsia="黑体"/>
           <w:b/>
           <w:bCs/>
         </w:rPr>
@@ -252,7 +292,7 @@
       </w:r>
       <w:r>
         <w:rPr>
-          <w:rFonts w:hint="eastAsia"/>
+          <w:rFonts w:hint="eastAsia" w:eastAsia="黑体"/>
           <w:b/>
           <w:bCs/>
         </w:rPr>
@@ -260,40 +300,49 @@
       </w:r>
       <w:r>
         <w:rPr>
-          <w:rFonts w:hint="eastAsia"/>
+          <w:rFonts w:hint="eastAsia" w:eastAsia="黑体"/>
         </w:rPr>
         <w:t xml:space="preserve">（体表电极</w:t>
       </w:r>
       <w:r>
+        <w:rPr>
+          <w:rFonts w:eastAsia="黑体"/>
+        </w:rPr>
         <w:t xml:space="preserve"> RA </w:t>
       </w:r>
       <w:r>
         <w:rPr>
-          <w:rFonts w:hint="eastAsia"/>
+          <w:rFonts w:hint="eastAsia" w:eastAsia="黑体"/>
         </w:rPr>
         <w:t xml:space="preserve">的引线接</w:t>
       </w:r>
       <w:r>
+        <w:rPr>
+          <w:rFonts w:eastAsia="黑体"/>
+        </w:rPr>
         <w:t xml:space="preserve"> INA </w:t>
       </w:r>
       <w:r>
         <w:rPr>
-          <w:rFonts w:hint="eastAsia"/>
+          <w:rFonts w:hint="eastAsia" w:eastAsia="黑体"/>
         </w:rPr>
         <w:t xml:space="preserve">的</w:t>
       </w:r>
       <w:r>
+        <w:rPr>
+          <w:rFonts w:eastAsia="黑体"/>
+        </w:rPr>
         <w:t xml:space="preserve"> </w:t>
       </w:r>
       <w:r>
         <w:rPr>
-          <w:rFonts w:hint="eastAsia"/>
+          <w:rFonts w:hint="eastAsia" w:eastAsia="黑体"/>
         </w:rPr>
         <w:t xml:space="preserve">IN−）；</w:t>
       </w:r>
       <w:r>
         <w:rPr>
-          <w:rFonts w:hint="eastAsia"/>
+          <w:rFonts w:hint="eastAsia" w:eastAsia="黑体"/>
           <w:b/>
           <w:bCs/>
         </w:rPr>
@@ -301,6 +350,7 @@
       </w:r>
       <w:r>
         <w:rPr>
+          <w:rFonts w:eastAsia="黑体"/>
           <w:b/>
           <w:bCs/>
         </w:rPr>
@@ -308,7 +358,7 @@
       </w:r>
       <w:r>
         <w:rPr>
-          <w:rFonts w:hint="eastAsia"/>
+          <w:rFonts w:hint="eastAsia" w:eastAsia="黑体"/>
           <w:b/>
           <w:bCs/>
         </w:rPr>
@@ -316,31 +366,37 @@
       </w:r>
       <w:r>
         <w:rPr>
-          <w:rFonts w:hint="eastAsia"/>
+          <w:rFonts w:hint="eastAsia" w:eastAsia="黑体"/>
         </w:rPr>
         <w:t xml:space="preserve">（参考电极</w:t>
       </w:r>
       <w:r>
+        <w:rPr>
+          <w:rFonts w:eastAsia="黑体"/>
+        </w:rPr>
         <w:t xml:space="preserve"> LL </w:t>
       </w:r>
       <w:r>
         <w:rPr>
-          <w:rFonts w:hint="eastAsia"/>
+          <w:rFonts w:hint="eastAsia" w:eastAsia="黑体"/>
         </w:rPr>
         <w:t xml:space="preserve">接</w:t>
       </w:r>
       <w:r>
+        <w:rPr>
+          <w:rFonts w:eastAsia="黑体"/>
+        </w:rPr>
         <w:t xml:space="preserve"> RLD </w:t>
       </w:r>
       <w:r>
         <w:rPr>
-          <w:rFonts w:hint="eastAsia"/>
+          <w:rFonts w:hint="eastAsia" w:eastAsia="黑体"/>
         </w:rPr>
         <w:t xml:space="preserve">电路的反馈输出，用于注入抵消共模的电流）；</w:t>
       </w:r>
       <w:r>
         <w:rPr>
-          <w:rFonts w:hint="eastAsia"/>
+          <w:rFonts w:hint="eastAsia" w:eastAsia="黑体"/>
           <w:b/>
           <w:bCs/>
         </w:rPr>
@@ -348,6 +404,7 @@
       </w:r>
       <w:r>
         <w:rPr>
+          <w:rFonts w:eastAsia="黑体"/>
           <w:b/>
           <w:bCs/>
         </w:rPr>
@@ -355,7 +412,7 @@
       </w:r>
       <w:r>
         <w:rPr>
-          <w:rFonts w:hint="eastAsia"/>
+          <w:rFonts w:hint="eastAsia" w:eastAsia="黑体"/>
           <w:b/>
           <w:bCs/>
         </w:rPr>
@@ -363,31 +420,37 @@
       </w:r>
       <w:r>
         <w:rPr>
-          <w:rFonts w:hint="eastAsia"/>
+          <w:rFonts w:hint="eastAsia" w:eastAsia="黑体"/>
         </w:rPr>
         <w:t xml:space="preserve">（INA</w:t>
       </w:r>
       <w:r>
+        <w:rPr>
+          <w:rFonts w:eastAsia="黑体"/>
+        </w:rPr>
         <w:t xml:space="preserve"> </w:t>
       </w:r>
       <w:r>
         <w:rPr>
-          <w:rFonts w:hint="eastAsia"/>
+          <w:rFonts w:hint="eastAsia" w:eastAsia="黑体"/>
         </w:rPr>
         <w:t xml:space="preserve">的</w:t>
       </w:r>
       <w:r>
+        <w:rPr>
+          <w:rFonts w:eastAsia="黑体"/>
+        </w:rPr>
         <w:t xml:space="preserve"> REF </w:t>
       </w:r>
       <w:r>
         <w:rPr>
-          <w:rFonts w:hint="eastAsia"/>
+          <w:rFonts w:hint="eastAsia" w:eastAsia="黑体"/>
         </w:rPr>
         <w:t xml:space="preserve">引脚）；</w:t>
       </w:r>
       <w:r>
         <w:rPr>
-          <w:rFonts w:hint="eastAsia"/>
+          <w:rFonts w:hint="eastAsia" w:eastAsia="黑体"/>
           <w:b/>
           <w:bCs/>
         </w:rPr>
@@ -395,6 +458,7 @@
       </w:r>
       <w:r>
         <w:rPr>
+          <w:rFonts w:eastAsia="黑体"/>
           <w:b/>
           <w:bCs/>
         </w:rPr>
@@ -402,7 +466,7 @@
       </w:r>
       <w:r>
         <w:rPr>
-          <w:rFonts w:hint="eastAsia"/>
+          <w:rFonts w:hint="eastAsia" w:eastAsia="黑体"/>
           <w:b/>
           <w:bCs/>
         </w:rPr>
@@ -410,31 +474,37 @@
       </w:r>
       <w:r>
         <w:rPr>
-          <w:rFonts w:hint="eastAsia"/>
+          <w:rFonts w:hint="eastAsia" w:eastAsia="黑体"/>
         </w:rPr>
         <w:t xml:space="preserve">（INA</w:t>
       </w:r>
       <w:r>
+        <w:rPr>
+          <w:rFonts w:eastAsia="黑体"/>
+        </w:rPr>
         <w:t xml:space="preserve"> </w:t>
       </w:r>
       <w:r>
         <w:rPr>
-          <w:rFonts w:hint="eastAsia"/>
+          <w:rFonts w:hint="eastAsia" w:eastAsia="黑体"/>
         </w:rPr>
         <w:t xml:space="preserve">的</w:t>
       </w:r>
       <w:r>
+        <w:rPr>
+          <w:rFonts w:eastAsia="黑体"/>
+        </w:rPr>
         <w:t xml:space="preserve"> </w:t>
       </w:r>
       <w:r>
         <w:rPr>
-          <w:rFonts w:hint="eastAsia"/>
+          <w:rFonts w:hint="eastAsia" w:eastAsia="黑体"/>
         </w:rPr>
         <w:t xml:space="preserve">OUT）；</w:t>
       </w:r>
       <w:r>
         <w:rPr>
-          <w:rFonts w:hint="eastAsia"/>
+          <w:rFonts w:hint="eastAsia" w:eastAsia="黑体"/>
           <w:b/>
           <w:bCs/>
         </w:rPr>
@@ -442,6 +512,7 @@
       </w:r>
       <w:r>
         <w:rPr>
+          <w:rFonts w:eastAsia="黑体"/>
           <w:b/>
           <w:bCs/>
         </w:rPr>
@@ -449,7 +520,7 @@
       </w:r>
       <w:r>
         <w:rPr>
-          <w:rFonts w:hint="eastAsia"/>
+          <w:rFonts w:hint="eastAsia" w:eastAsia="黑体"/>
           <w:b/>
           <w:bCs/>
         </w:rPr>
@@ -457,11 +528,14 @@
       </w:r>
       <w:r>
         <w:rPr>
-          <w:rFonts w:hint="eastAsia"/>
+          <w:rFonts w:hint="eastAsia" w:eastAsia="黑体"/>
         </w:rPr>
         <w:t xml:space="preserve">（经高通</w:t>
       </w:r>
       <w:r>
+        <w:rPr>
+          <w:rFonts w:eastAsia="黑体"/>
+        </w:rPr>
         <w:t xml:space="preserve"> </w:t>
       </w:r>
       <m:oMath>
@@ -492,34 +566,43 @@
       </m:oMath>
       <w:r>
         <w:rPr>
-          <w:rFonts w:hint="eastAsia"/>
+          <w:rFonts w:hint="eastAsia" w:eastAsia="黑体"/>
         </w:rPr>
         <w:t xml:space="preserve">、低通滤波与增益级后的信号接</w:t>
       </w:r>
       <w:r>
+        <w:rPr>
+          <w:rFonts w:eastAsia="黑体"/>
+        </w:rPr>
         <w:t xml:space="preserve"> ADC/MCU </w:t>
       </w:r>
       <w:r>
         <w:rPr>
-          <w:rFonts w:hint="eastAsia"/>
+          <w:rFonts w:hint="eastAsia" w:eastAsia="黑体"/>
         </w:rPr>
         <w:t xml:space="preserve">的模拟输入端）；另有正电源</w:t>
       </w:r>
       <w:r>
+        <w:rPr>
+          <w:rFonts w:eastAsia="黑体"/>
+        </w:rPr>
         <w:t xml:space="preserve"> </w:t>
       </w:r>
       <w:r>
         <w:rPr>
-          <w:rFonts w:hint="eastAsia"/>
+          <w:rFonts w:hint="eastAsia" w:eastAsia="黑体"/>
         </w:rPr>
         <w:t xml:space="preserve">+VCC、地</w:t>
       </w:r>
       <w:r>
+        <w:rPr>
+          <w:rFonts w:eastAsia="黑体"/>
+        </w:rPr>
         <w:t xml:space="preserve"> GND </w:t>
       </w:r>
       <w:r>
         <w:rPr>
-          <w:rFonts w:hint="eastAsia"/>
+          <w:rFonts w:hint="eastAsia" w:eastAsia="黑体"/>
         </w:rPr>
         <w:t xml:space="preserve">两个电源节点。</w:t>
       </w:r>
@@ -528,13 +611,13 @@
       <w:pPr/>
       <w:r>
         <w:rPr>
-          <w:rFonts w:hint="eastAsia"/>
+          <w:rFonts w:hint="eastAsia" w:eastAsia="黑体"/>
         </w:rPr>
         <w:t xml:space="preserve">各元件管脚连接：</w:t>
       </w:r>
       <w:r>
         <w:rPr>
-          <w:rFonts w:hint="eastAsia"/>
+          <w:rFonts w:hint="eastAsia" w:eastAsia="黑体"/>
           <w:b/>
           <w:bCs/>
         </w:rPr>
@@ -542,35 +625,45 @@
       </w:r>
       <w:r>
         <w:rPr>
+          <w:rFonts w:eastAsia="黑体"/>
           <w:b/>
           <w:bCs/>
         </w:rPr>
         <w:t xml:space="preserve"> LA</w:t>
       </w:r>
       <w:r>
+        <w:rPr>
+          <w:rFonts w:eastAsia="黑体"/>
+        </w:rPr>
         <w:t xml:space="preserve"> </w:t>
       </w:r>
       <w:r>
         <w:rPr>
-          <w:rFonts w:hint="eastAsia"/>
+          <w:rFonts w:hint="eastAsia" w:eastAsia="黑体"/>
         </w:rPr>
         <w:t xml:space="preserve">的电极引线接仪表放大器</w:t>
       </w:r>
       <w:r>
+        <w:rPr>
+          <w:rFonts w:eastAsia="黑体"/>
+        </w:rPr>
         <w:t xml:space="preserve"> INA </w:t>
       </w:r>
       <w:r>
         <w:rPr>
-          <w:rFonts w:hint="eastAsia"/>
+          <w:rFonts w:hint="eastAsia" w:eastAsia="黑体"/>
         </w:rPr>
         <w:t xml:space="preserve">的</w:t>
       </w:r>
       <w:r>
+        <w:rPr>
+          <w:rFonts w:eastAsia="黑体"/>
+        </w:rPr>
         <w:t xml:space="preserve"> IN+、</w:t>
       </w:r>
       <w:r>
         <w:rPr>
-          <w:rFonts w:hint="eastAsia"/>
+          <w:rFonts w:hint="eastAsia" w:eastAsia="黑体"/>
           <w:b/>
           <w:bCs/>
         </w:rPr>
@@ -578,41 +671,51 @@
       </w:r>
       <w:r>
         <w:rPr>
+          <w:rFonts w:eastAsia="黑体"/>
           <w:b/>
           <w:bCs/>
         </w:rPr>
         <w:t xml:space="preserve"> RA</w:t>
       </w:r>
       <w:r>
+        <w:rPr>
+          <w:rFonts w:eastAsia="黑体"/>
+        </w:rPr>
         <w:t xml:space="preserve"> </w:t>
       </w:r>
       <w:r>
         <w:rPr>
-          <w:rFonts w:hint="eastAsia"/>
+          <w:rFonts w:hint="eastAsia" w:eastAsia="黑体"/>
         </w:rPr>
         <w:t xml:space="preserve">的电极引线接</w:t>
       </w:r>
       <w:r>
+        <w:rPr>
+          <w:rFonts w:eastAsia="黑体"/>
+        </w:rPr>
         <w:t xml:space="preserve"> INA </w:t>
       </w:r>
       <w:r>
         <w:rPr>
-          <w:rFonts w:hint="eastAsia"/>
+          <w:rFonts w:hint="eastAsia" w:eastAsia="黑体"/>
         </w:rPr>
         <w:t xml:space="preserve">的</w:t>
       </w:r>
       <w:r>
+        <w:rPr>
+          <w:rFonts w:eastAsia="黑体"/>
+        </w:rPr>
         <w:t xml:space="preserve"> </w:t>
       </w:r>
       <w:r>
         <w:rPr>
-          <w:rFonts w:hint="eastAsia"/>
+          <w:rFonts w:hint="eastAsia" w:eastAsia="黑体"/>
         </w:rPr>
         <w:t xml:space="preserve">IN−；</w:t>
       </w:r>
       <w:r>
         <w:rPr>
-          <w:rFonts w:hint="eastAsia"/>
+          <w:rFonts w:hint="eastAsia" w:eastAsia="黑体"/>
           <w:b/>
           <w:bCs/>
         </w:rPr>
@@ -620,95 +723,123 @@
       </w:r>
       <w:r>
         <w:rPr>
+          <w:rFonts w:eastAsia="黑体"/>
           <w:b/>
           <w:bCs/>
         </w:rPr>
         <w:t xml:space="preserve"> INA</w:t>
       </w:r>
       <w:r>
+        <w:rPr>
+          <w:rFonts w:eastAsia="黑体"/>
+        </w:rPr>
         <w:t xml:space="preserve"> </w:t>
       </w:r>
       <w:r>
         <w:rPr>
-          <w:rFonts w:hint="eastAsia"/>
+          <w:rFonts w:hint="eastAsia" w:eastAsia="黑体"/>
         </w:rPr>
         <w:t xml:space="preserve">的</w:t>
       </w:r>
       <w:r>
+        <w:rPr>
+          <w:rFonts w:eastAsia="黑体"/>
+        </w:rPr>
         <w:t xml:space="preserve"> IN+ </w:t>
       </w:r>
       <w:r>
         <w:rPr>
-          <w:rFonts w:hint="eastAsia"/>
+          <w:rFonts w:hint="eastAsia" w:eastAsia="黑体"/>
         </w:rPr>
         <w:t xml:space="preserve">接节点①、IN−</w:t>
       </w:r>
       <w:r>
+        <w:rPr>
+          <w:rFonts w:eastAsia="黑体"/>
+        </w:rPr>
         <w:t xml:space="preserve"> </w:t>
       </w:r>
       <w:r>
         <w:rPr>
-          <w:rFonts w:hint="eastAsia"/>
+          <w:rFonts w:hint="eastAsia" w:eastAsia="黑体"/>
         </w:rPr>
         <w:t xml:space="preserve">接节点②、REF</w:t>
       </w:r>
       <w:r>
+        <w:rPr>
+          <w:rFonts w:eastAsia="黑体"/>
+        </w:rPr>
         <w:t xml:space="preserve"> </w:t>
       </w:r>
       <w:r>
         <w:rPr>
-          <w:rFonts w:hint="eastAsia"/>
+          <w:rFonts w:hint="eastAsia" w:eastAsia="黑体"/>
         </w:rPr>
         <w:t xml:space="preserve">接公共参考节点④、OUT</w:t>
       </w:r>
       <w:r>
+        <w:rPr>
+          <w:rFonts w:eastAsia="黑体"/>
+        </w:rPr>
         <w:t xml:space="preserve"> </w:t>
       </w:r>
       <w:r>
         <w:rPr>
-          <w:rFonts w:hint="eastAsia"/>
+          <w:rFonts w:hint="eastAsia" w:eastAsia="黑体"/>
         </w:rPr>
         <w:t xml:space="preserve">接节点⑤、正电源脚</w:t>
       </w:r>
       <w:r>
+        <w:rPr>
+          <w:rFonts w:eastAsia="黑体"/>
+        </w:rPr>
         <w:t xml:space="preserve"> V+ </w:t>
       </w:r>
       <w:r>
         <w:rPr>
-          <w:rFonts w:hint="eastAsia"/>
+          <w:rFonts w:hint="eastAsia" w:eastAsia="黑体"/>
         </w:rPr>
         <w:t xml:space="preserve">接</w:t>
       </w:r>
       <w:r>
+        <w:rPr>
+          <w:rFonts w:eastAsia="黑体"/>
+        </w:rPr>
         <w:t xml:space="preserve"> </w:t>
       </w:r>
       <w:r>
         <w:rPr>
-          <w:rFonts w:hint="eastAsia"/>
+          <w:rFonts w:hint="eastAsia" w:eastAsia="黑体"/>
         </w:rPr>
         <w:t xml:space="preserve">+VCC、负电源脚</w:t>
       </w:r>
       <w:r>
+        <w:rPr>
+          <w:rFonts w:eastAsia="黑体"/>
+        </w:rPr>
         <w:t xml:space="preserve"> V− </w:t>
       </w:r>
       <w:r>
         <w:rPr>
-          <w:rFonts w:hint="eastAsia"/>
+          <w:rFonts w:hint="eastAsia" w:eastAsia="黑体"/>
         </w:rPr>
         <w:t xml:space="preserve">接</w:t>
       </w:r>
       <w:r>
+        <w:rPr>
+          <w:rFonts w:eastAsia="黑体"/>
+        </w:rPr>
         <w:t xml:space="preserve"> </w:t>
       </w:r>
       <w:r>
         <w:rPr>
-          <w:rFonts w:hint="eastAsia"/>
+          <w:rFonts w:hint="eastAsia" w:eastAsia="黑体"/>
         </w:rPr>
         <w:t xml:space="preserve">GND；</w:t>
       </w:r>
       <w:r>
         <w:rPr>
-          <w:rFonts w:hint="eastAsia"/>
+          <w:rFonts w:hint="eastAsia" w:eastAsia="黑体"/>
           <w:b/>
           <w:bCs/>
         </w:rPr>
@@ -716,6 +847,7 @@
       </w:r>
       <w:r>
         <w:rPr>
+          <w:rFonts w:eastAsia="黑体"/>
           <w:b/>
           <w:bCs/>
         </w:rPr>
@@ -723,48 +855,60 @@
       </w:r>
       <w:r>
         <w:rPr>
-          <w:rFonts w:hint="eastAsia"/>
+          <w:rFonts w:hint="eastAsia" w:eastAsia="黑体"/>
           <w:b/>
           <w:bCs/>
         </w:rPr>
         <w:t xml:space="preserve">电路</w:t>
       </w:r>
       <w:r>
+        <w:rPr>
+          <w:rFonts w:eastAsia="黑体"/>
+        </w:rPr>
         <w:t xml:space="preserve"> </w:t>
       </w:r>
       <w:r>
         <w:rPr>
-          <w:rFonts w:hint="eastAsia"/>
+          <w:rFonts w:hint="eastAsia" w:eastAsia="黑体"/>
         </w:rPr>
         <w:t xml:space="preserve">的输入端取自公共参考节点（或</w:t>
       </w:r>
       <w:r>
+        <w:rPr>
+          <w:rFonts w:eastAsia="黑体"/>
+        </w:rPr>
         <w:t xml:space="preserve"> INA </w:t>
       </w:r>
       <w:r>
         <w:rPr>
-          <w:rFonts w:hint="eastAsia"/>
+          <w:rFonts w:hint="eastAsia" w:eastAsia="黑体"/>
         </w:rPr>
         <w:t xml:space="preserve">输出）的共模信号、其输出端接到右腿电极（LL）所在节点③，把反相共模电压反馈回人体以抑制工频；</w:t>
       </w:r>
       <w:r>
         <w:rPr>
-          <w:rFonts w:hint="eastAsia"/>
+          <w:rFonts w:hint="eastAsia" w:eastAsia="黑体"/>
           <w:b/>
           <w:bCs/>
         </w:rPr>
         <w:t xml:space="preserve">带通滤波与增益级</w:t>
       </w:r>
       <w:r>
+        <w:rPr>
+          <w:rFonts w:eastAsia="黑体"/>
+        </w:rPr>
         <w:t xml:space="preserve"> </w:t>
       </w:r>
       <w:r>
         <w:rPr>
-          <w:rFonts w:hint="eastAsia"/>
+          <w:rFonts w:hint="eastAsia" w:eastAsia="黑体"/>
         </w:rPr>
         <w:t xml:space="preserve">的高通电阻</w:t>
       </w:r>
       <w:r>
+        <w:rPr>
+          <w:rFonts w:eastAsia="黑体"/>
+        </w:rPr>
         <w:t xml:space="preserve"> </w:t>
       </w:r>
       <m:oMath>
@@ -783,11 +927,14 @@
       </m:oMath>
       <w:r>
         <w:rPr>
-          <w:rFonts w:hint="eastAsia"/>
+          <w:rFonts w:hint="eastAsia" w:eastAsia="黑体"/>
         </w:rPr>
         <w:t xml:space="preserve">、电容</w:t>
       </w:r>
       <w:r>
+        <w:rPr>
+          <w:rFonts w:eastAsia="黑体"/>
+        </w:rPr>
         <w:t xml:space="preserve"> </w:t>
       </w:r>
       <m:oMath>
@@ -805,15 +952,21 @@
         </m:sSub>
       </m:oMath>
       <w:r>
+        <w:rPr>
+          <w:rFonts w:eastAsia="黑体"/>
+        </w:rPr>
         <w:t xml:space="preserve"> </w:t>
       </w:r>
       <w:r>
         <w:rPr>
-          <w:rFonts w:hint="eastAsia"/>
+          <w:rFonts w:hint="eastAsia" w:eastAsia="黑体"/>
         </w:rPr>
         <w:t xml:space="preserve">与低通</w:t>
       </w:r>
       <w:r>
+        <w:rPr>
+          <w:rFonts w:eastAsia="黑体"/>
+        </w:rPr>
         <w:t xml:space="preserve"> </w:t>
       </w:r>
       <m:oMath>
@@ -822,6 +975,9 @@
         </m:r>
       </m:oMath>
       <w:r>
+        <w:rPr>
+          <w:rFonts w:eastAsia="黑体"/>
+        </w:rPr>
         <w:t xml:space="preserve">、</w:t>
       </w:r>
       <m:oMath>
@@ -830,15 +986,21 @@
         </m:r>
       </m:oMath>
       <w:r>
+        <w:rPr>
+          <w:rFonts w:eastAsia="黑体"/>
+        </w:rPr>
         <w:t xml:space="preserve"> </w:t>
       </w:r>
       <w:r>
         <w:rPr>
-          <w:rFonts w:hint="eastAsia"/>
+          <w:rFonts w:hint="eastAsia" w:eastAsia="黑体"/>
         </w:rPr>
         <w:t xml:space="preserve">按</w:t>
       </w:r>
       <w:r>
+        <w:rPr>
+          <w:rFonts w:eastAsia="黑体"/>
+        </w:rPr>
         <w:t xml:space="preserve"> </w:t>
       </w:r>
       <m:oMath>
@@ -904,6 +1066,9 @@
         </m:f>
       </m:oMath>
       <w:r>
+        <w:rPr>
+          <w:rFonts w:eastAsia="黑体"/>
+        </w:rPr>
         <w:t xml:space="preserve">、</w:t>
       </w:r>
       <m:oMath>
@@ -951,58 +1116,77 @@
         </m:f>
       </m:oMath>
       <w:r>
+        <w:rPr>
+          <w:rFonts w:eastAsia="黑体"/>
+        </w:rPr>
         <w:t xml:space="preserve"> </w:t>
       </w:r>
       <w:r>
         <w:rPr>
-          <w:rFonts w:hint="eastAsia"/>
+          <w:rFonts w:hint="eastAsia" w:eastAsia="黑体"/>
         </w:rPr>
         <w:t xml:space="preserve">连接于节点⑤与节点⑥之间，并经增益级放大；</w:t>
       </w:r>
       <w:r>
         <w:rPr>
+          <w:rFonts w:eastAsia="黑体"/>
           <w:b/>
           <w:bCs/>
         </w:rPr>
         <w:t xml:space="preserve">ADC/MCU</w:t>
       </w:r>
       <w:r>
+        <w:rPr>
+          <w:rFonts w:eastAsia="黑体"/>
+        </w:rPr>
         <w:t xml:space="preserve"> </w:t>
       </w:r>
       <w:r>
         <w:rPr>
-          <w:rFonts w:hint="eastAsia"/>
+          <w:rFonts w:hint="eastAsia" w:eastAsia="黑体"/>
         </w:rPr>
         <w:t xml:space="preserve">的模拟输入端接节点⑥、电源接</w:t>
       </w:r>
       <w:r>
+        <w:rPr>
+          <w:rFonts w:eastAsia="黑体"/>
+        </w:rPr>
         <w:t xml:space="preserve"> </w:t>
       </w:r>
       <w:r>
         <w:rPr>
-          <w:rFonts w:hint="eastAsia"/>
+          <w:rFonts w:hint="eastAsia" w:eastAsia="黑体"/>
         </w:rPr>
         <w:t xml:space="preserve">+VCC（3.3</w:t>
       </w:r>
       <w:r>
+        <w:rPr>
+          <w:rFonts w:eastAsia="黑体"/>
+        </w:rPr>
         <w:t xml:space="preserve"> V </w:t>
       </w:r>
       <w:r>
         <w:rPr>
-          <w:rFonts w:hint="eastAsia"/>
+          <w:rFonts w:hint="eastAsia" w:eastAsia="黑体"/>
         </w:rPr>
         <w:t xml:space="preserve">或</w:t>
       </w:r>
       <w:r>
+        <w:rPr>
+          <w:rFonts w:eastAsia="黑体"/>
+        </w:rPr>
         <w:t xml:space="preserve"> 5 </w:t>
       </w:r>
       <w:r>
         <w:rPr>
-          <w:rFonts w:hint="eastAsia"/>
+          <w:rFonts w:hint="eastAsia" w:eastAsia="黑体"/>
         </w:rPr>
         <w:t xml:space="preserve">V）、地接</w:t>
       </w:r>
       <w:r>
+        <w:rPr>
+          <w:rFonts w:eastAsia="黑体"/>
+        </w:rPr>
         <w:t xml:space="preserve"> GND。</w:t>
       </w:r>
     </w:p>
@@ -1010,20 +1194,26 @@
       <w:pPr/>
       <w:r>
         <w:rPr>
-          <w:rFonts w:hint="eastAsia"/>
+          <w:rFonts w:hint="eastAsia" w:eastAsia="黑体"/>
         </w:rPr>
         <w:t xml:space="preserve">由此构成”电极差分拾取、仪表放大器高共模放大、右腿驱动反馈抵消共模、带通滤波与增益、ADC</w:t>
       </w:r>
       <w:r>
+        <w:rPr>
+          <w:rFonts w:eastAsia="黑体"/>
+        </w:rPr>
         <w:t xml:space="preserve"> </w:t>
       </w:r>
       <w:r>
         <w:rPr>
-          <w:rFonts w:hint="eastAsia"/>
+          <w:rFonts w:hint="eastAsia" w:eastAsia="黑体"/>
         </w:rPr>
         <w:t xml:space="preserve">数字化”的标准心电（ECG）采集组态，仪表放大器增益为</w:t>
       </w:r>
       <w:r>
+        <w:rPr>
+          <w:rFonts w:eastAsia="黑体"/>
+        </w:rPr>
         <w:t xml:space="preserve"> </w:t>
       </w:r>
       <m:oMath>
@@ -1083,6 +1273,9 @@
         </m:f>
       </m:oMath>
       <w:r>
+        <w:rPr>
+          <w:rFonts w:eastAsia="黑体"/>
+        </w:rPr>
         <w:t xml:space="preserve">。</w:t>
       </w:r>
     </w:p>
@@ -1094,7 +1287,7 @@
       </w:pPr>
       <w:r>
         <w:rPr>
-          <w:rFonts w:hint="eastAsia"/>
+          <w:rFonts w:hint="eastAsia" w:eastAsia="黑体"/>
         </w:rPr>
         <w:t xml:space="preserve">工作原理</w:t>
       </w:r>
@@ -1105,34 +1298,43 @@
       </w:pPr>
       <w:r>
         <w:rPr>
-          <w:rFonts w:hint="eastAsia"/>
+          <w:rFonts w:hint="eastAsia" w:eastAsia="黑体"/>
         </w:rPr>
         <w:t xml:space="preserve">心电信号经电极进入仪表放大器，以高共模抑制提取两电极间差分电压（典型</w:t>
       </w:r>
       <w:r>
+        <w:rPr>
+          <w:rFonts w:eastAsia="黑体"/>
+        </w:rPr>
         <w:t xml:space="preserve"> P-QRS-T </w:t>
       </w:r>
       <w:r>
         <w:rPr>
-          <w:rFonts w:hint="eastAsia"/>
+          <w:rFonts w:hint="eastAsia" w:eastAsia="黑体"/>
         </w:rPr>
         <w:t xml:space="preserve">波），放大后经</w:t>
       </w:r>
       <w:r>
+        <w:rPr>
+          <w:rFonts w:eastAsia="黑体"/>
+        </w:rPr>
         <w:t xml:space="preserve"> 0.05~150 Hz </w:t>
       </w:r>
       <w:r>
         <w:rPr>
-          <w:rFonts w:hint="eastAsia"/>
+          <w:rFonts w:hint="eastAsia" w:eastAsia="黑体"/>
         </w:rPr>
         <w:t xml:space="preserve">带通滤波去除直流漂移与高频噪声，右腿驱动抑制工频共模干扰，再由</w:t>
       </w:r>
       <w:r>
+        <w:rPr>
+          <w:rFonts w:eastAsia="黑体"/>
+        </w:rPr>
         <w:t xml:space="preserve"> ADC </w:t>
       </w:r>
       <w:r>
         <w:rPr>
-          <w:rFonts w:hint="eastAsia"/>
+          <w:rFonts w:hint="eastAsia" w:eastAsia="黑体"/>
         </w:rPr>
         <w:t xml:space="preserve">采样。</w:t>
       </w:r>
@@ -1145,7 +1347,7 @@
       </w:pPr>
       <w:r>
         <w:rPr>
-          <w:rFonts w:hint="eastAsia"/>
+          <w:rFonts w:hint="eastAsia" w:eastAsia="黑体"/>
         </w:rPr>
         <w:t xml:space="preserve">关键计算公式</w:t>
       </w:r>
@@ -1159,7 +1361,7 @@
       </w:pPr>
       <w:r>
         <w:rPr>
-          <w:rFonts w:hint="eastAsia"/>
+          <w:rFonts w:hint="eastAsia" w:eastAsia="黑体"/>
         </w:rPr>
         <w:t xml:space="preserve">仪表放大器增益：</w:t>
       </w:r>
@@ -1240,7 +1442,7 @@
       </w:pPr>
       <w:r>
         <w:rPr>
-          <w:rFonts w:hint="eastAsia"/>
+          <w:rFonts w:hint="eastAsia" w:eastAsia="黑体"/>
         </w:rPr>
         <w:t xml:space="preserve">带通截止频率：</w:t>
       </w:r>
@@ -1309,7 +1511,7 @@
       </w:pPr>
       <w:r>
         <w:rPr>
-          <w:rFonts w:hint="eastAsia"/>
+          <w:rFonts w:hint="eastAsia" w:eastAsia="黑体"/>
         </w:rPr>
         <w:t xml:space="preserve">高通截止：</w:t>
       </w:r>
@@ -1396,7 +1598,7 @@
       </w:pPr>
       <w:r>
         <w:rPr>
-          <w:rFonts w:hint="eastAsia"/>
+          <w:rFonts w:hint="eastAsia" w:eastAsia="黑体"/>
         </w:rPr>
         <w:t xml:space="preserve">幅频/信噪关系（工程评估）：</w:t>
       </w:r>
@@ -1517,7 +1719,7 @@
             </w:pPr>
             <w:r>
               <w:rPr>
-                <w:rFonts w:hint="eastAsia"/>
+                <w:rFonts w:hint="eastAsia" w:eastAsia="黑体"/>
               </w:rPr>
               <w:t xml:space="preserve">符号</w:t>
             </w:r>
@@ -1531,7 +1733,7 @@
             </w:pPr>
             <w:r>
               <w:rPr>
-                <w:rFonts w:hint="eastAsia"/>
+                <w:rFonts w:hint="eastAsia" w:eastAsia="黑体"/>
               </w:rPr>
               <w:t xml:space="preserve">含义</w:t>
             </w:r>
@@ -1545,7 +1747,7 @@
             </w:pPr>
             <w:r>
               <w:rPr>
-                <w:rFonts w:hint="eastAsia"/>
+                <w:rFonts w:hint="eastAsia" w:eastAsia="黑体"/>
               </w:rPr>
               <w:t xml:space="preserve">单位</w:t>
             </w:r>
@@ -1565,6 +1767,9 @@
               </m:r>
             </m:oMath>
             <w:r>
+              <w:rPr>
+                <w:rFonts w:eastAsia="黑体"/>
+              </w:rPr>
               <w:t xml:space="preserve">​</w:t>
             </w:r>
           </w:p>
@@ -1577,7 +1782,7 @@
             </w:pPr>
             <w:r>
               <w:rPr>
-                <w:rFonts w:hint="eastAsia"/>
+                <w:rFonts w:hint="eastAsia" w:eastAsia="黑体"/>
               </w:rPr>
               <w:t xml:space="preserve">增益</w:t>
             </w:r>
@@ -1591,7 +1796,7 @@
             </w:pPr>
             <w:r>
               <w:rPr>
-                <w:rFonts w:hint="eastAsia"/>
+                <w:rFonts w:hint="eastAsia" w:eastAsia="黑体"/>
               </w:rPr>
               <w:t xml:space="preserve">无量纲</w:t>
             </w:r>
@@ -1641,6 +1846,9 @@
               </m:sSub>
             </m:oMath>
             <w:r>
+              <w:rPr>
+                <w:rFonts w:eastAsia="黑体"/>
+              </w:rPr>
               <w:t xml:space="preserve">​</w:t>
             </w:r>
           </w:p>
@@ -1653,7 +1861,7 @@
             </w:pPr>
             <w:r>
               <w:rPr>
-                <w:rFonts w:hint="eastAsia"/>
+                <w:rFonts w:hint="eastAsia" w:eastAsia="黑体"/>
               </w:rPr>
               <w:t xml:space="preserve">增益设定电阻</w:t>
             </w:r>
@@ -1666,6 +1874,9 @@
               <w:pStyle w:val="Compact"/>
             </w:pPr>
             <w:r>
+              <w:rPr>
+                <w:rFonts w:eastAsia="黑体"/>
+              </w:rPr>
               <w:t xml:space="preserve">Ω</w:t>
             </w:r>
           </w:p>
@@ -1714,6 +1925,9 @@
               </m:sSub>
             </m:oMath>
             <w:r>
+              <w:rPr>
+                <w:rFonts w:eastAsia="黑体"/>
+              </w:rPr>
               <w:t xml:space="preserve">​</w:t>
             </w:r>
           </w:p>
@@ -1726,7 +1940,7 @@
             </w:pPr>
             <w:r>
               <w:rPr>
-                <w:rFonts w:hint="eastAsia"/>
+                <w:rFonts w:hint="eastAsia" w:eastAsia="黑体"/>
               </w:rPr>
               <w:t xml:space="preserve">截止频率</w:t>
             </w:r>
@@ -1739,6 +1953,9 @@
               <w:pStyle w:val="Compact"/>
             </w:pPr>
             <w:r>
+              <w:rPr>
+                <w:rFonts w:eastAsia="黑体"/>
+              </w:rPr>
               <w:t xml:space="preserve">Hz</w:t>
             </w:r>
           </w:p>
@@ -1769,6 +1986,9 @@
               </m:r>
             </m:oMath>
             <w:r>
+              <w:rPr>
+                <w:rFonts w:eastAsia="黑体"/>
+              </w:rPr>
               <w:t xml:space="preserve">​</w:t>
             </w:r>
           </w:p>
@@ -1781,7 +2001,7 @@
             </w:pPr>
             <w:r>
               <w:rPr>
-                <w:rFonts w:hint="eastAsia"/>
+                <w:rFonts w:hint="eastAsia" w:eastAsia="黑体"/>
               </w:rPr>
               <w:t xml:space="preserve">滤波电阻、电容</w:t>
             </w:r>
@@ -1794,6 +2014,9 @@
               <w:pStyle w:val="Compact"/>
             </w:pPr>
             <w:r>
+              <w:rPr>
+                <w:rFonts w:eastAsia="黑体"/>
+              </w:rPr>
               <w:t xml:space="preserve">Ω、F</w:t>
             </w:r>
           </w:p>
@@ -1850,6 +2073,9 @@
               </m:sSub>
             </m:oMath>
             <w:r>
+              <w:rPr>
+                <w:rFonts w:eastAsia="黑体"/>
+              </w:rPr>
               <w:t xml:space="preserve">​</w:t>
             </w:r>
           </w:p>
@@ -1862,7 +2088,7 @@
             </w:pPr>
             <w:r>
               <w:rPr>
-                <w:rFonts w:hint="eastAsia"/>
+                <w:rFonts w:hint="eastAsia" w:eastAsia="黑体"/>
               </w:rPr>
               <w:t xml:space="preserve">信号、噪声电压</w:t>
             </w:r>
@@ -1875,6 +2101,9 @@
               <w:pStyle w:val="Compact"/>
             </w:pPr>
             <w:r>
+              <w:rPr>
+                <w:rFonts w:eastAsia="黑体"/>
+              </w:rPr>
               <w:t xml:space="preserve">V</w:t>
             </w:r>
           </w:p>
@@ -1889,7 +2118,7 @@
       </w:pPr>
       <w:r>
         <w:rPr>
-          <w:rFonts w:hint="eastAsia"/>
+          <w:rFonts w:hint="eastAsia" w:eastAsia="黑体"/>
         </w:rPr>
         <w:t xml:space="preserve">元件调整影响</w:t>
       </w:r>
@@ -1918,6 +2147,7 @@
       </m:oMath>
       <w:r>
         <w:rPr>
+          <w:rFonts w:eastAsia="黑体"/>
           <w:b/>
           <w:bCs/>
         </w:rPr>
@@ -1925,21 +2155,27 @@
       </w:r>
       <w:r>
         <w:rPr>
-          <w:rFonts w:hint="eastAsia"/>
+          <w:rFonts w:hint="eastAsia" w:eastAsia="黑体"/>
           <w:b/>
           <w:bCs/>
         </w:rPr>
         <w:t xml:space="preserve">减小</w:t>
       </w:r>
       <w:r>
+        <w:rPr>
+          <w:rFonts w:eastAsia="黑体"/>
+        </w:rPr>
         <w:t xml:space="preserve"> </w:t>
       </w:r>
       <w:r>
+        <w:rPr>
+          <w:rFonts w:eastAsia="黑体"/>
+        </w:rPr>
         <w:t xml:space="preserve">→ </w:t>
       </w:r>
       <w:r>
         <w:rPr>
-          <w:rFonts w:hint="eastAsia"/>
+          <w:rFonts w:hint="eastAsia" w:eastAsia="黑体"/>
         </w:rPr>
         <w:t xml:space="preserve">增益增大，利于检测微弱信号，但易饱和。</w:t>
       </w:r>
@@ -1954,30 +2190,39 @@
       </w:pPr>
       <w:r>
         <w:rPr>
-          <w:rFonts w:hint="eastAsia"/>
+          <w:rFonts w:hint="eastAsia" w:eastAsia="黑体"/>
           <w:b/>
           <w:bCs/>
         </w:rPr>
         <w:t xml:space="preserve">高通截止频率升高</w:t>
       </w:r>
       <w:r>
+        <w:rPr>
+          <w:rFonts w:eastAsia="黑体"/>
+        </w:rPr>
         <w:t xml:space="preserve"> </w:t>
       </w:r>
       <w:r>
+        <w:rPr>
+          <w:rFonts w:eastAsia="黑体"/>
+        </w:rPr>
         <w:t xml:space="preserve">→ </w:t>
       </w:r>
       <w:r>
         <w:rPr>
-          <w:rFonts w:hint="eastAsia"/>
+          <w:rFonts w:hint="eastAsia" w:eastAsia="黑体"/>
         </w:rPr>
         <w:t xml:space="preserve">更强去除基线漂移（呼吸/运动），但可能切掉</w:t>
       </w:r>
       <w:r>
+        <w:rPr>
+          <w:rFonts w:eastAsia="黑体"/>
+        </w:rPr>
         <w:t xml:space="preserve"> ST </w:t>
       </w:r>
       <w:r>
         <w:rPr>
-          <w:rFonts w:hint="eastAsia"/>
+          <w:rFonts w:hint="eastAsia" w:eastAsia="黑体"/>
         </w:rPr>
         <w:t xml:space="preserve">段等低频成分。</w:t>
       </w:r>
@@ -1992,21 +2237,27 @@
       </w:pPr>
       <w:r>
         <w:rPr>
-          <w:rFonts w:hint="eastAsia"/>
+          <w:rFonts w:hint="eastAsia" w:eastAsia="黑体"/>
           <w:b/>
           <w:bCs/>
         </w:rPr>
         <w:t xml:space="preserve">右腿驱动增益提高</w:t>
       </w:r>
       <w:r>
+        <w:rPr>
+          <w:rFonts w:eastAsia="黑体"/>
+        </w:rPr>
         <w:t xml:space="preserve"> </w:t>
       </w:r>
       <w:r>
+        <w:rPr>
+          <w:rFonts w:eastAsia="黑体"/>
+        </w:rPr>
         <w:t xml:space="preserve">→ </w:t>
       </w:r>
       <w:r>
         <w:rPr>
-          <w:rFonts w:hint="eastAsia"/>
+          <w:rFonts w:hint="eastAsia" w:eastAsia="黑体"/>
         </w:rPr>
         <w:t xml:space="preserve">共模抑制增强，工频干扰更小。</w:t>
       </w:r>
@@ -2021,21 +2272,27 @@
       </w:pPr>
       <w:r>
         <w:rPr>
-          <w:rFonts w:hint="eastAsia"/>
+          <w:rFonts w:hint="eastAsia" w:eastAsia="黑体"/>
           <w:b/>
           <w:bCs/>
         </w:rPr>
         <w:t xml:space="preserve">电极接触阻抗降低</w:t>
       </w:r>
       <w:r>
+        <w:rPr>
+          <w:rFonts w:eastAsia="黑体"/>
+        </w:rPr>
         <w:t xml:space="preserve"> </w:t>
       </w:r>
       <w:r>
+        <w:rPr>
+          <w:rFonts w:eastAsia="黑体"/>
+        </w:rPr>
         <w:t xml:space="preserve">→ </w:t>
       </w:r>
       <w:r>
         <w:rPr>
-          <w:rFonts w:hint="eastAsia"/>
+          <w:rFonts w:hint="eastAsia" w:eastAsia="黑体"/>
         </w:rPr>
         <w:t xml:space="preserve">共模抑制更有效、噪声更小。</w:t>
       </w:r>
@@ -2048,7 +2305,7 @@
       </w:pPr>
       <w:r>
         <w:rPr>
-          <w:rFonts w:hint="eastAsia"/>
+          <w:rFonts w:hint="eastAsia" w:eastAsia="黑体"/>
         </w:rPr>
         <w:t xml:space="preserve">典型参数示例</w:t>
       </w:r>
@@ -2063,11 +2320,14 @@
       </w:pPr>
       <w:r>
         <w:rPr>
-          <w:rFonts w:hint="eastAsia"/>
+          <w:rFonts w:hint="eastAsia" w:eastAsia="黑体"/>
         </w:rPr>
         <w:t xml:space="preserve">取</w:t>
       </w:r>
       <w:r>
+        <w:rPr>
+          <w:rFonts w:eastAsia="黑体"/>
+        </w:rPr>
         <w:t xml:space="preserve"> </w:t>
       </w:r>
       <m:oMath>
@@ -2104,6 +2364,9 @@
         </m:r>
       </m:oMath>
       <w:r>
+        <w:rPr>
+          <w:rFonts w:eastAsia="黑体"/>
+        </w:rPr>
         <w:t xml:space="preserve">、</w:t>
       </w:r>
       <m:oMath>
@@ -2141,7 +2404,7 @@
       </m:oMath>
       <w:r>
         <w:rPr>
-          <w:rFonts w:hint="eastAsia"/>
+          <w:rFonts w:hint="eastAsia" w:eastAsia="黑体"/>
         </w:rPr>
         <w:t xml:space="preserve">：</w:t>
       </w:r>
@@ -2200,16 +2463,19 @@
       </m:oMath>
       <w:r>
         <w:rPr>
-          <w:rFonts w:hint="eastAsia"/>
+          <w:rFonts w:hint="eastAsia" w:eastAsia="黑体"/>
         </w:rPr>
         <w:t xml:space="preserve">（约</w:t>
       </w:r>
       <w:r>
+        <w:rPr>
+          <w:rFonts w:eastAsia="黑体"/>
+        </w:rPr>
         <w:t xml:space="preserve"> 34 </w:t>
       </w:r>
       <w:r>
         <w:rPr>
-          <w:rFonts w:hint="eastAsia"/>
+          <w:rFonts w:hint="eastAsia" w:eastAsia="黑体"/>
         </w:rPr>
         <w:t xml:space="preserve">dB）。</w:t>
       </w:r>
@@ -2224,11 +2490,14 @@
       </w:pPr>
       <w:r>
         <w:rPr>
-          <w:rFonts w:hint="eastAsia"/>
+          <w:rFonts w:hint="eastAsia" w:eastAsia="黑体"/>
         </w:rPr>
         <w:t xml:space="preserve">高通取</w:t>
       </w:r>
       <w:r>
+        <w:rPr>
+          <w:rFonts w:eastAsia="黑体"/>
+        </w:rPr>
         <w:t xml:space="preserve"> </w:t>
       </w:r>
       <m:oMath>
@@ -2265,6 +2534,9 @@
         </m:r>
       </m:oMath>
       <w:r>
+        <w:rPr>
+          <w:rFonts w:eastAsia="黑体"/>
+        </w:rPr>
         <w:t xml:space="preserve">、</w:t>
       </w:r>
       <m:oMath>
@@ -2305,7 +2577,7 @@
       </m:oMath>
       <w:r>
         <w:rPr>
-          <w:rFonts w:hint="eastAsia"/>
+          <w:rFonts w:hint="eastAsia" w:eastAsia="黑体"/>
         </w:rPr>
         <w:t xml:space="preserve">：</w:t>
       </w:r>
@@ -2418,6 +2690,9 @@
         </m:r>
       </m:oMath>
       <w:r>
+        <w:rPr>
+          <w:rFonts w:eastAsia="黑体"/>
+        </w:rPr>
         <w:t xml:space="preserve">。</w:t>
       </w:r>
     </w:p>
@@ -2429,7 +2704,7 @@
       </w:pPr>
       <w:r>
         <w:rPr>
-          <w:rFonts w:hint="eastAsia"/>
+          <w:rFonts w:hint="eastAsia" w:eastAsia="黑体"/>
         </w:rPr>
         <w:t xml:space="preserve">常见器件型号</w:t>
       </w:r>
@@ -2444,16 +2719,19 @@
       </w:pPr>
       <w:r>
         <w:rPr>
-          <w:rFonts w:hint="eastAsia"/>
+          <w:rFonts w:hint="eastAsia" w:eastAsia="黑体"/>
         </w:rPr>
         <w:t xml:space="preserve">仪表放大器：INA333、AD620、AD8232（集成</w:t>
       </w:r>
       <w:r>
+        <w:rPr>
+          <w:rFonts w:eastAsia="黑体"/>
+        </w:rPr>
         <w:t xml:space="preserve"> ECG </w:t>
       </w:r>
       <w:r>
         <w:rPr>
-          <w:rFonts w:hint="eastAsia"/>
+          <w:rFonts w:hint="eastAsia" w:eastAsia="黑体"/>
         </w:rPr>
         <w:t xml:space="preserve">前端）。</w:t>
       </w:r>
@@ -2468,16 +2746,19 @@
       </w:pPr>
       <w:r>
         <w:rPr>
-          <w:rFonts w:hint="eastAsia"/>
+          <w:rFonts w:hint="eastAsia" w:eastAsia="黑体"/>
         </w:rPr>
         <w:t xml:space="preserve">集成生物电前端</w:t>
       </w:r>
       <w:r>
+        <w:rPr>
+          <w:rFonts w:eastAsia="黑体"/>
+        </w:rPr>
         <w:t xml:space="preserve"> </w:t>
       </w:r>
       <w:r>
         <w:rPr>
-          <w:rFonts w:hint="eastAsia"/>
+          <w:rFonts w:hint="eastAsia" w:eastAsia="黑体"/>
         </w:rPr>
         <w:t xml:space="preserve">ADC：ADS1292、ADS1293、MAX30003。</w:t>
       </w:r>
@@ -2492,7 +2773,7 @@
       </w:pPr>
       <w:r>
         <w:rPr>
-          <w:rFonts w:hint="eastAsia"/>
+          <w:rFonts w:hint="eastAsia" w:eastAsia="黑体"/>
         </w:rPr>
         <w:t xml:space="preserve">运放：AD8605。</w:t>
       </w:r>
@@ -2505,7 +2786,7 @@
       </w:pPr>
       <w:r>
         <w:rPr>
-          <w:rFonts w:hint="eastAsia"/>
+          <w:rFonts w:hint="eastAsia" w:eastAsia="黑体"/>
         </w:rPr>
         <w:t xml:space="preserve">注意事项</w:t>
       </w:r>
@@ -2520,25 +2801,31 @@
       </w:pPr>
       <w:r>
         <w:rPr>
-          <w:rFonts w:hint="eastAsia"/>
+          <w:rFonts w:hint="eastAsia" w:eastAsia="黑体"/>
         </w:rPr>
         <w:t xml:space="preserve">需输入保护（限流</w:t>
       </w:r>
       <w:r>
+        <w:rPr>
+          <w:rFonts w:eastAsia="黑体"/>
+        </w:rPr>
         <w:t xml:space="preserve"> + </w:t>
       </w:r>
       <w:r>
         <w:rPr>
-          <w:rFonts w:hint="eastAsia"/>
+          <w:rFonts w:hint="eastAsia" w:eastAsia="黑体"/>
         </w:rPr>
         <w:t xml:space="preserve">钳位</w:t>
       </w:r>
       <w:r>
+        <w:rPr>
+          <w:rFonts w:eastAsia="黑体"/>
+        </w:rPr>
         <w:t xml:space="preserve"> / </w:t>
       </w:r>
       <w:r>
         <w:rPr>
-          <w:rFonts w:hint="eastAsia"/>
+          <w:rFonts w:hint="eastAsia" w:eastAsia="黑体"/>
         </w:rPr>
         <w:t xml:space="preserve">隔离），防止除颤等高压损坏前端。</w:t>
       </w:r>
@@ -2553,16 +2840,19 @@
       </w:pPr>
       <w:r>
         <w:rPr>
-          <w:rFonts w:hint="eastAsia"/>
+          <w:rFonts w:hint="eastAsia" w:eastAsia="黑体"/>
         </w:rPr>
         <w:t xml:space="preserve">采用</w:t>
       </w:r>
       <w:r>
+        <w:rPr>
+          <w:rFonts w:eastAsia="黑体"/>
+        </w:rPr>
         <w:t xml:space="preserve"> AD8232 </w:t>
       </w:r>
       <w:r>
         <w:rPr>
-          <w:rFonts w:hint="eastAsia"/>
+          <w:rFonts w:hint="eastAsia" w:eastAsia="黑体"/>
         </w:rPr>
         <w:t xml:space="preserve">类芯片可内置右腿驱动与滤波，简化设计。</w:t>
       </w:r>
@@ -2577,7 +2867,7 @@
       </w:pPr>
       <w:r>
         <w:rPr>
-          <w:rFonts w:hint="eastAsia"/>
+          <w:rFonts w:hint="eastAsia" w:eastAsia="黑体"/>
         </w:rPr>
         <w:t xml:space="preserve">电极贴放位置影响波形形态，需按标准导联放置并保证接触良好。</w:t>
       </w:r>
@@ -2590,7 +2880,7 @@
       </w:pPr>
       <w:r>
         <w:rPr>
-          <w:rFonts w:hint="eastAsia"/>
+          <w:rFonts w:hint="eastAsia" w:eastAsia="黑体"/>
         </w:rPr>
         <w:t xml:space="preserve">参考资料</w:t>
       </w:r>
@@ -2604,6 +2894,9 @@
         </w:numPr>
       </w:pPr>
       <w:r>
+        <w:rPr>
+          <w:rFonts w:eastAsia="黑体"/>
+        </w:rPr>
         <w:t xml:space="preserve">Wikipedia: Electrocardiography。</w:t>
       </w:r>
     </w:p>
@@ -2616,11 +2909,14 @@
         </w:numPr>
       </w:pPr>
       <w:r>
+        <w:rPr>
+          <w:rFonts w:eastAsia="黑体"/>
+        </w:rPr>
         <w:t xml:space="preserve">ADI AD8232 </w:t>
       </w:r>
       <w:r>
         <w:rPr>
-          <w:rFonts w:hint="eastAsia"/>
+          <w:rFonts w:hint="eastAsia" w:eastAsia="黑体"/>
         </w:rPr>
         <w:t xml:space="preserve">数据手册。</w:t>
       </w:r>
@@ -2634,11 +2930,14 @@
         </w:numPr>
       </w:pPr>
       <w:r>
+        <w:rPr>
+          <w:rFonts w:eastAsia="黑体"/>
+        </w:rPr>
         <w:t xml:space="preserve">TI ADS1292 </w:t>
       </w:r>
       <w:r>
         <w:rPr>
-          <w:rFonts w:hint="eastAsia"/>
+          <w:rFonts w:hint="eastAsia" w:eastAsia="黑体"/>
         </w:rPr>
         <w:t xml:space="preserve">数据手册。</w:t>
       </w:r>
@@ -2652,11 +2951,11 @@
       </w:pPr>
       <w:r>
         <w:rPr>
-          <w:rFonts w:ascii="Times New Roman" w:hAnsi="Times New Roman"/>
+          <w:rFonts w:ascii="Times New Roman" w:hAnsi="Times New Roman" w:eastAsia="黑体"/>
           <w:color w:val="555555"/>
           <w:sz w:val="21"/>
         </w:rPr>
-        <w:t>材料收集者：杜文杰</w:t>
+        <w:t>材料收集者：杜文杰，WX手机：19519196569，QQ:3478827729</w:t>
       </w:r>
     </w:p>
     <w:sectPr>
@@ -2676,7 +2975,7 @@
 </file>
 
 <file path=word/footer1.xml><?xml version="1.0" encoding="utf-8"?>
-<w:ftr xmlns:m="http://schemas.openxmlformats.org/officeDocument/2006/math" xmlns:mc="http://schemas.openxmlformats.org/markup-compatibility/2006" xmlns:mo="http://schemas.microsoft.com/office/mac/office/2008/main" xmlns:mv="urn:schemas-microsoft-com:mac:vml" xmlns:o="urn:schemas-microsoft-com:office:office" xmlns:r="http://schemas.openxmlformats.org/officeDocument/2006/relationships" xmlns:v="urn:schemas-microsoft-com:vml" xmlns:w10="urn:schemas-microsoft-com:office:word" xmlns:w14="http://schemas.microsoft.com/office/word/2010/wordml" xmlns:w="http://schemas.openxmlformats.org/wordprocessingml/2006/main" xmlns:wne="http://schemas.microsoft.com/office/word/2006/wordml" xmlns:wp14="http://schemas.microsoft.com/office/word/2010/wordprocessingDrawing" xmlns:wp="http://schemas.openxmlformats.org/drawingml/2006/wordprocessingDrawing" xmlns:wpc="http://schemas.microsoft.com/office/word/2010/wordprocessingCanvas" xmlns:wpg="http://schemas.microsoft.com/office/word/2010/wordprocessingGroup" xmlns:wpi="http://schemas.microsoft.com/office/word/2010/wordprocessingInk" xmlns:wps="http://schemas.microsoft.com/office/word/2010/wordprocessingShape" mc:Ignorable="w14 wp14">
+<w:ftr xmlns:mc="http://schemas.openxmlformats.org/markup-compatibility/2006" xmlns:w="http://schemas.openxmlformats.org/wordprocessingml/2006/main" xmlns:m="http://schemas.openxmlformats.org/officeDocument/2006/math" xmlns:mo="http://schemas.microsoft.com/office/mac/office/2008/main" xmlns:mv="urn:schemas-microsoft-com:mac:vml" xmlns:o="urn:schemas-microsoft-com:office:office" xmlns:r="http://schemas.openxmlformats.org/officeDocument/2006/relationships" xmlns:v="urn:schemas-microsoft-com:vml" xmlns:w10="urn:schemas-microsoft-com:office:word" xmlns:w14="http://schemas.microsoft.com/office/word/2010/wordml" xmlns:wne="http://schemas.microsoft.com/office/word/2006/wordml" xmlns:wp14="http://schemas.microsoft.com/office/word/2010/wordprocessingDrawing" xmlns:wp="http://schemas.openxmlformats.org/drawingml/2006/wordprocessingDrawing" xmlns:wpc="http://schemas.microsoft.com/office/word/2010/wordprocessingCanvas" xmlns:wpg="http://schemas.microsoft.com/office/word/2010/wordprocessingGroup" xmlns:wpi="http://schemas.microsoft.com/office/word/2010/wordprocessingInk" xmlns:wps="http://schemas.microsoft.com/office/word/2010/wordprocessingShape" mc:Ignorable="w14 wp14">
   <w:p>
     <w:pPr>
       <w:pStyle w:val="Footer"/>
@@ -2684,12 +2983,14 @@
     </w:pPr>
     <w:r>
       <w:rPr>
+        <w:rFonts w:eastAsia="黑体"/>
         <w:sz w:val="18"/>
       </w:rPr>
       <w:t xml:space="preserve">第 </w:t>
     </w:r>
     <w:r>
       <w:rPr>
+        <w:rFonts w:eastAsia="黑体"/>
         <w:sz w:val="18"/>
       </w:rPr>
       <w:fldChar w:fldCharType="begin"/>
@@ -2698,6 +2999,7 @@
     </w:r>
     <w:r>
       <w:rPr>
+        <w:rFonts w:eastAsia="黑体"/>
         <w:sz w:val="18"/>
       </w:rPr>
       <w:t xml:space="preserve"> 页</w:t>
@@ -2711,6 +3013,9 @@
   <w:footnote w:type="continuationSeparator" w:id="0">
     <w:p>
       <w:r>
+        <w:rPr>
+          <w:rFonts w:eastAsia="黑体"/>
+        </w:rPr>
         <w:continuationSeparator/>
       </w:r>
     </w:p>
@@ -2718,6 +3023,9 @@
   <w:footnote w:type="separator" w:id="-1">
     <w:p>
       <w:r>
+        <w:rPr>
+          <w:rFonts w:eastAsia="黑体"/>
+        </w:rPr>
         <w:separator/>
       </w:r>
     </w:p>
@@ -2726,7 +3034,7 @@
 </file>
 
 <file path=word/header1.xml><?xml version="1.0" encoding="utf-8"?>
-<w:hdr xmlns:m="http://schemas.openxmlformats.org/officeDocument/2006/math" xmlns:mc="http://schemas.openxmlformats.org/markup-compatibility/2006" xmlns:mo="http://schemas.microsoft.com/office/mac/office/2008/main" xmlns:mv="urn:schemas-microsoft-com:mac:vml" xmlns:o="urn:schemas-microsoft-com:office:office" xmlns:r="http://schemas.openxmlformats.org/officeDocument/2006/relationships" xmlns:v="urn:schemas-microsoft-com:vml" xmlns:w10="urn:schemas-microsoft-com:office:word" xmlns:w14="http://schemas.microsoft.com/office/word/2010/wordml" xmlns:w="http://schemas.openxmlformats.org/wordprocessingml/2006/main" xmlns:wne="http://schemas.microsoft.com/office/word/2006/wordml" xmlns:wp14="http://schemas.microsoft.com/office/word/2010/wordprocessingDrawing" xmlns:wp="http://schemas.openxmlformats.org/drawingml/2006/wordprocessingDrawing" xmlns:wpc="http://schemas.microsoft.com/office/word/2010/wordprocessingCanvas" xmlns:wpg="http://schemas.microsoft.com/office/word/2010/wordprocessingGroup" xmlns:wpi="http://schemas.microsoft.com/office/word/2010/wordprocessingInk" xmlns:wps="http://schemas.microsoft.com/office/word/2010/wordprocessingShape" mc:Ignorable="w14 wp14">
+<w:hdr xmlns:mc="http://schemas.openxmlformats.org/markup-compatibility/2006" xmlns:w="http://schemas.openxmlformats.org/wordprocessingml/2006/main" xmlns:m="http://schemas.openxmlformats.org/officeDocument/2006/math" xmlns:mo="http://schemas.microsoft.com/office/mac/office/2008/main" xmlns:mv="urn:schemas-microsoft-com:mac:vml" xmlns:o="urn:schemas-microsoft-com:office:office" xmlns:r="http://schemas.openxmlformats.org/officeDocument/2006/relationships" xmlns:v="urn:schemas-microsoft-com:vml" xmlns:w10="urn:schemas-microsoft-com:office:word" xmlns:w14="http://schemas.microsoft.com/office/word/2010/wordml" xmlns:wne="http://schemas.microsoft.com/office/word/2006/wordml" xmlns:wp14="http://schemas.microsoft.com/office/word/2010/wordprocessingDrawing" xmlns:wp="http://schemas.openxmlformats.org/drawingml/2006/wordprocessingDrawing" xmlns:wpc="http://schemas.microsoft.com/office/word/2010/wordprocessingCanvas" xmlns:wpg="http://schemas.microsoft.com/office/word/2010/wordprocessingGroup" xmlns:wpi="http://schemas.microsoft.com/office/word/2010/wordprocessingInk" xmlns:wps="http://schemas.microsoft.com/office/word/2010/wordprocessingShape" mc:Ignorable="w14 wp14">
   <w:p>
     <w:pPr>
       <w:pStyle w:val="Header"/>
@@ -2734,7 +3042,7 @@
     </w:pPr>
     <w:r>
       <w:rPr>
-        <w:rFonts w:ascii="Times New Roman" w:hAnsi="Times New Roman"/>
+        <w:rFonts w:ascii="Times New Roman" w:hAnsi="Times New Roman" w:eastAsia="黑体"/>
         <w:sz w:val="18"/>
         <w:rFonts w:eastAsia="黑体"/>
         <w:rFonts w:eastAsia="黑体"/>
@@ -2746,7 +3054,7 @@
 </file>
 
 <file path=word/numbering.xml><?xml version="1.0" encoding="utf-8"?>
-<w:numbering xmlns:m="http://schemas.openxmlformats.org/officeDocument/2006/math" xmlns:mc="http://schemas.openxmlformats.org/markup-compatibility/2006" xmlns:mo="http://schemas.microsoft.com/office/mac/office/2008/main" xmlns:mv="urn:schemas-microsoft-com:mac:vml" xmlns:o="urn:schemas-microsoft-com:office:office" xmlns:r="http://schemas.openxmlformats.org/officeDocument/2006/relationships" xmlns:v="urn:schemas-microsoft-com:vml" xmlns:w="http://schemas.openxmlformats.org/wordprocessingml/2006/main" xmlns:w10="urn:schemas-microsoft-com:office:word" xmlns:w14="http://schemas.microsoft.com/office/word/2010/wordml" xmlns:wne="http://schemas.microsoft.com/office/word/2006/wordml" xmlns:wp="http://schemas.openxmlformats.org/drawingml/2006/wordprocessingDrawing" xmlns:wp14="http://schemas.microsoft.com/office/word/2010/wordprocessingDrawing" xmlns:wpc="http://schemas.microsoft.com/office/word/2010/wordprocessingCanvas" xmlns:wpg="http://schemas.microsoft.com/office/word/2010/wordprocessingGroup" xmlns:wpi="http://schemas.microsoft.com/office/word/2010/wordprocessingInk" xmlns:wps="http://schemas.microsoft.com/office/word/2010/wordprocessingShape" mc:Ignorable="w14 wp14">
+<w:numbering xmlns:mc="http://schemas.openxmlformats.org/markup-compatibility/2006" xmlns:w="http://schemas.openxmlformats.org/wordprocessingml/2006/main" xmlns:m="http://schemas.openxmlformats.org/officeDocument/2006/math" xmlns:mo="http://schemas.microsoft.com/office/mac/office/2008/main" xmlns:mv="urn:schemas-microsoft-com:mac:vml" xmlns:o="urn:schemas-microsoft-com:office:office" xmlns:r="http://schemas.openxmlformats.org/officeDocument/2006/relationships" xmlns:v="urn:schemas-microsoft-com:vml" xmlns:w10="urn:schemas-microsoft-com:office:word" xmlns:w14="http://schemas.microsoft.com/office/word/2010/wordml" xmlns:wne="http://schemas.microsoft.com/office/word/2006/wordml" xmlns:wp="http://schemas.openxmlformats.org/drawingml/2006/wordprocessingDrawing" xmlns:wp14="http://schemas.microsoft.com/office/word/2010/wordprocessingDrawing" xmlns:wpc="http://schemas.microsoft.com/office/word/2010/wordprocessingCanvas" xmlns:wpg="http://schemas.microsoft.com/office/word/2010/wordprocessingGroup" xmlns:wpi="http://schemas.microsoft.com/office/word/2010/wordprocessingInk" xmlns:wps="http://schemas.microsoft.com/office/word/2010/wordprocessingShape" mc:Ignorable="w14 wp14">
   <w:abstractNum w:abstractNumId="0">
     <w:nsid w:val="FFFFFF7C"/>
     <w:multiLevelType w:val="singleLevel"/>
@@ -2833,7 +3141,7 @@
         <w:ind w:hanging="360" w:left="1440"/>
       </w:pPr>
       <w:rPr>
-        <w:rFonts w:ascii="Symbol" w:hAnsi="Symbol" w:hint="default"/>
+        <w:rFonts w:ascii="Symbol" w:hAnsi="Symbol" w:hint="default" w:eastAsia="黑体"/>
       </w:rPr>
     </w:lvl>
   </w:abstractNum>
@@ -2854,7 +3162,7 @@
         <w:ind w:hanging="360" w:left="1080"/>
       </w:pPr>
       <w:rPr>
-        <w:rFonts w:ascii="Symbol" w:hAnsi="Symbol" w:hint="default"/>
+        <w:rFonts w:ascii="Symbol" w:hAnsi="Symbol" w:hint="default" w:eastAsia="黑体"/>
       </w:rPr>
     </w:lvl>
   </w:abstractNum>
@@ -2875,7 +3183,7 @@
         <w:ind w:hanging="360" w:left="720"/>
       </w:pPr>
       <w:rPr>
-        <w:rFonts w:ascii="Symbol" w:hAnsi="Symbol" w:hint="default"/>
+        <w:rFonts w:ascii="Symbol" w:hAnsi="Symbol" w:hint="default" w:eastAsia="黑体"/>
       </w:rPr>
     </w:lvl>
   </w:abstractNum>
@@ -2914,7 +3222,7 @@
         <w:ind w:hanging="360" w:left="360"/>
       </w:pPr>
       <w:rPr>
-        <w:rFonts w:ascii="Symbol" w:hAnsi="Symbol" w:hint="default"/>
+        <w:rFonts w:ascii="Symbol" w:hAnsi="Symbol" w:hint="default" w:eastAsia="黑体"/>
       </w:rPr>
     </w:lvl>
   </w:abstractNum>
@@ -3005,7 +3313,7 @@
         <w:ind w:left="720" w:hanging="360"/>
       </w:pPr>
       <w:rPr>
-        <w:rFonts w:ascii="Symbol" w:hAnsi="Symbol" w:cs="Symbol" w:hint="default"/>
+        <w:rFonts w:ascii="Symbol" w:hAnsi="Symbol" w:cs="Symbol" w:hint="default" w:eastAsia="黑体"/>
       </w:rPr>
     </w:lvl>
     <w:lvl w:ilvl="1">
@@ -3016,7 +3324,7 @@
         <w:ind w:left="1440" w:hanging="360"/>
       </w:pPr>
       <w:rPr>
-        <w:rFonts w:ascii="Courier New" w:hAnsi="Courier New" w:cs="Courier New" w:hint="default"/>
+        <w:rFonts w:ascii="Courier New" w:hAnsi="Courier New" w:cs="Courier New" w:hint="default" w:eastAsia="黑体"/>
       </w:rPr>
     </w:lvl>
     <w:lvl w:ilvl="2">
@@ -3027,7 +3335,7 @@
         <w:ind w:left="2160" w:hanging="360"/>
       </w:pPr>
       <w:rPr>
-        <w:rFonts w:ascii="Wingdings" w:hAnsi="Wingdings" w:cs="Wingdings" w:hint="default"/>
+        <w:rFonts w:ascii="Wingdings" w:hAnsi="Wingdings" w:cs="Wingdings" w:hint="default" w:eastAsia="黑体"/>
       </w:rPr>
     </w:lvl>
     <w:lvl w:ilvl="3">
@@ -3038,7 +3346,7 @@
         <w:ind w:left="2880" w:hanging="360"/>
       </w:pPr>
       <w:rPr>
-        <w:rFonts w:ascii="Symbol" w:hAnsi="Symbol" w:cs="Symbol" w:hint="default"/>
+        <w:rFonts w:ascii="Symbol" w:hAnsi="Symbol" w:cs="Symbol" w:hint="default" w:eastAsia="黑体"/>
       </w:rPr>
     </w:lvl>
     <w:lvl w:ilvl="4">
@@ -3049,7 +3357,7 @@
         <w:ind w:left="3600" w:hanging="360"/>
       </w:pPr>
       <w:rPr>
-        <w:rFonts w:ascii="Courier New" w:hAnsi="Courier New" w:cs="Courier New" w:hint="default"/>
+        <w:rFonts w:ascii="Courier New" w:hAnsi="Courier New" w:cs="Courier New" w:hint="default" w:eastAsia="黑体"/>
       </w:rPr>
     </w:lvl>
     <w:lvl w:ilvl="5">
@@ -3060,7 +3368,7 @@
         <w:ind w:left="4320" w:hanging="360"/>
       </w:pPr>
       <w:rPr>
-        <w:rFonts w:ascii="Wingdings" w:hAnsi="Wingdings" w:cs="Wingdings" w:hint="default"/>
+        <w:rFonts w:ascii="Wingdings" w:hAnsi="Wingdings" w:cs="Wingdings" w:hint="default" w:eastAsia="黑体"/>
       </w:rPr>
     </w:lvl>
     <w:lvl w:ilvl="6">
@@ -3071,7 +3379,7 @@
         <w:ind w:left="5040" w:hanging="360"/>
       </w:pPr>
       <w:rPr>
-        <w:rFonts w:ascii="Symbol" w:hAnsi="Symbol" w:cs="Symbol" w:hint="default"/>
+        <w:rFonts w:ascii="Symbol" w:hAnsi="Symbol" w:cs="Symbol" w:hint="default" w:eastAsia="黑体"/>
       </w:rPr>
     </w:lvl>
     <w:lvl w:ilvl="7">
@@ -3082,7 +3390,7 @@
         <w:ind w:left="5760" w:hanging="360"/>
       </w:pPr>
       <w:rPr>
-        <w:rFonts w:ascii="Courier New" w:hAnsi="Courier New" w:cs="Courier New" w:hint="default"/>
+        <w:rFonts w:ascii="Courier New" w:hAnsi="Courier New" w:cs="Courier New" w:hint="default" w:eastAsia="黑体"/>
       </w:rPr>
     </w:lvl>
     <w:lvl w:ilvl="8">
@@ -3093,7 +3401,7 @@
         <w:ind w:left="6480" w:hanging="360"/>
       </w:pPr>
       <w:rPr>
-        <w:rFonts w:ascii="Wingdings" w:hAnsi="Wingdings" w:cs="Wingdings" w:hint="default"/>
+        <w:rFonts w:ascii="Wingdings" w:hAnsi="Wingdings" w:cs="Wingdings" w:hint="default" w:eastAsia="黑体"/>
       </w:rPr>
     </w:lvl>
   </w:abstractNum>
@@ -3149,11 +3457,11 @@
 </file>
 
 <file path=word/styles.xml><?xml version="1.0" encoding="utf-8"?>
-<w:styles xmlns:mc="http://schemas.openxmlformats.org/markup-compatibility/2006" xmlns:r="http://schemas.openxmlformats.org/officeDocument/2006/relationships" xmlns:w="http://schemas.openxmlformats.org/wordprocessingml/2006/main" xmlns:w14="http://schemas.microsoft.com/office/word/2010/wordml" mc:Ignorable="w14">
+<w:styles xmlns:mc="http://schemas.openxmlformats.org/markup-compatibility/2006" xmlns:w="http://schemas.openxmlformats.org/wordprocessingml/2006/main" xmlns:r="http://schemas.openxmlformats.org/officeDocument/2006/relationships" xmlns:w14="http://schemas.microsoft.com/office/word/2010/wordml" mc:Ignorable="w14">
   <w:docDefaults>
     <w:rPrDefault>
       <w:rPr>
-        <w:rFonts w:asciiTheme="minorHAnsi" w:cstheme="minorBidi" w:eastAsiaTheme="minorEastAsia" w:hAnsiTheme="minorHAnsi"/>
+        <w:rFonts w:asciiTheme="minorHAnsi" w:cstheme="minorBidi" w:hAnsiTheme="minorHAnsi" w:eastAsia="黑体"/>
         <w:sz w:val="22"/>
         <w:szCs w:val="22"/>
         <w:lang w:bidi="ar-SA" w:eastAsia="en-US" w:val="en-US"/>
@@ -3375,7 +3683,7 @@
       <w:outlineLvl w:val="0"/>
     </w:pPr>
     <w:rPr>
-      <w:rFonts w:ascii="Times New Roman" w:asciiTheme="majorHAnsi" w:cstheme="majorBidi" w:eastAsia="黑体" w:eastAsiaTheme="majorEastAsia" w:hAnsi="Times New Roman" w:hAnsiTheme="majorHAnsi"/>
+      <w:rFonts w:ascii="Times New Roman" w:asciiTheme="majorHAnsi" w:cstheme="majorBidi" w:eastAsia="黑体" w:hAnsi="Times New Roman" w:hAnsiTheme="majorHAnsi"/>
       <w:b/>
       <w:bCs/>
       <w:color w:val="1F3864"/>
@@ -3399,7 +3707,7 @@
       <w:outlineLvl w:val="1"/>
     </w:pPr>
     <w:rPr>
-      <w:rFonts w:ascii="Times New Roman" w:asciiTheme="majorHAnsi" w:cstheme="majorBidi" w:eastAsia="黑体" w:eastAsiaTheme="majorEastAsia" w:hAnsi="Times New Roman" w:hAnsiTheme="majorHAnsi"/>
+      <w:rFonts w:ascii="Times New Roman" w:asciiTheme="majorHAnsi" w:cstheme="majorBidi" w:eastAsia="黑体" w:hAnsi="Times New Roman" w:hAnsiTheme="majorHAnsi"/>
       <w:b/>
       <w:bCs/>
       <w:color w:val="2E4E7E"/>
@@ -3423,7 +3731,7 @@
       <w:outlineLvl w:val="2"/>
     </w:pPr>
     <w:rPr>
-      <w:rFonts w:ascii="Times New Roman" w:asciiTheme="majorHAnsi" w:cstheme="majorBidi" w:eastAsia="黑体" w:eastAsiaTheme="majorEastAsia" w:hAnsi="Times New Roman" w:hAnsiTheme="majorHAnsi"/>
+      <w:rFonts w:ascii="Times New Roman" w:asciiTheme="majorHAnsi" w:cstheme="majorBidi" w:eastAsia="黑体" w:hAnsi="Times New Roman" w:hAnsiTheme="majorHAnsi"/>
       <w:b/>
       <w:bCs/>
       <w:color w:val="2E4E7E"/>
@@ -3447,7 +3755,7 @@
       <w:outlineLvl w:val="3"/>
     </w:pPr>
     <w:rPr>
-      <w:rFonts w:ascii="Times New Roman" w:asciiTheme="majorHAnsi" w:cstheme="majorBidi" w:eastAsia="黑体" w:eastAsiaTheme="majorEastAsia" w:hAnsi="Times New Roman" w:hAnsiTheme="majorHAnsi"/>
+      <w:rFonts w:ascii="Times New Roman" w:asciiTheme="majorHAnsi" w:cstheme="majorBidi" w:eastAsia="黑体" w:hAnsi="Times New Roman" w:hAnsiTheme="majorHAnsi"/>
       <w:b/>
       <w:bCs/>
       <w:i/>
@@ -3473,7 +3781,7 @@
       <w:outlineLvl w:val="4"/>
     </w:pPr>
     <w:rPr>
-      <w:rFonts w:ascii="Times New Roman" w:asciiTheme="majorHAnsi" w:cstheme="majorBidi" w:eastAsia="黑体" w:eastAsiaTheme="majorEastAsia" w:hAnsi="Times New Roman" w:hAnsiTheme="majorHAnsi"/>
+      <w:rFonts w:ascii="Times New Roman" w:asciiTheme="majorHAnsi" w:cstheme="majorBidi" w:eastAsia="黑体" w:hAnsi="Times New Roman" w:hAnsiTheme="majorHAnsi"/>
       <w:b/>
       <w:color w:val="333333"/>
       <w:sz w:val="22"/>
@@ -3496,7 +3804,7 @@
       <w:outlineLvl w:val="5"/>
     </w:pPr>
     <w:rPr>
-      <w:rFonts w:asciiTheme="majorHAnsi" w:cstheme="majorBidi" w:eastAsiaTheme="majorEastAsia" w:hAnsiTheme="majorHAnsi"/>
+      <w:rFonts w:asciiTheme="majorHAnsi" w:cstheme="majorBidi" w:hAnsiTheme="majorHAnsi" w:eastAsia="黑体"/>
       <w:i/>
       <w:iCs/>
       <w:color w:themeColor="accent1" w:themeShade="7F" w:val="243F60"/>
@@ -3519,7 +3827,7 @@
       <w:outlineLvl w:val="6"/>
     </w:pPr>
     <w:rPr>
-      <w:rFonts w:asciiTheme="majorHAnsi" w:cstheme="majorBidi" w:eastAsiaTheme="majorEastAsia" w:hAnsiTheme="majorHAnsi"/>
+      <w:rFonts w:asciiTheme="majorHAnsi" w:cstheme="majorBidi" w:hAnsiTheme="majorHAnsi" w:eastAsia="黑体"/>
       <w:i/>
       <w:iCs/>
       <w:color w:themeColor="text1" w:themeTint="BF" w:val="404040"/>
@@ -3542,7 +3850,7 @@
       <w:outlineLvl w:val="7"/>
     </w:pPr>
     <w:rPr>
-      <w:rFonts w:asciiTheme="majorHAnsi" w:cstheme="majorBidi" w:eastAsiaTheme="majorEastAsia" w:hAnsiTheme="majorHAnsi"/>
+      <w:rFonts w:asciiTheme="majorHAnsi" w:cstheme="majorBidi" w:hAnsiTheme="majorHAnsi" w:eastAsia="黑体"/>
       <w:color w:themeColor="accent1" w:val="4F81BD"/>
       <w:sz w:val="20"/>
       <w:szCs w:val="20"/>
@@ -3565,7 +3873,7 @@
       <w:outlineLvl w:val="8"/>
     </w:pPr>
     <w:rPr>
-      <w:rFonts w:asciiTheme="majorHAnsi" w:cstheme="majorBidi" w:eastAsiaTheme="majorEastAsia" w:hAnsiTheme="majorHAnsi"/>
+      <w:rFonts w:asciiTheme="majorHAnsi" w:cstheme="majorBidi" w:hAnsiTheme="majorHAnsi" w:eastAsia="黑体"/>
       <w:i/>
       <w:iCs/>
       <w:color w:themeColor="text1" w:themeTint="BF" w:val="404040"/>
@@ -3616,7 +3924,7 @@
     <w:uiPriority w:val="9"/>
     <w:rsid w:val="00FC693F"/>
     <w:rPr>
-      <w:rFonts w:asciiTheme="majorHAnsi" w:cstheme="majorBidi" w:eastAsiaTheme="majorEastAsia" w:hAnsiTheme="majorHAnsi"/>
+      <w:rFonts w:asciiTheme="majorHAnsi" w:cstheme="majorBidi" w:hAnsiTheme="majorHAnsi" w:eastAsia="黑体"/>
       <w:b/>
       <w:bCs/>
       <w:color w:themeColor="accent1" w:themeShade="BF" w:val="365F91"/>
@@ -3631,7 +3939,7 @@
     <w:uiPriority w:val="9"/>
     <w:rsid w:val="00FC693F"/>
     <w:rPr>
-      <w:rFonts w:asciiTheme="majorHAnsi" w:cstheme="majorBidi" w:eastAsiaTheme="majorEastAsia" w:hAnsiTheme="majorHAnsi"/>
+      <w:rFonts w:asciiTheme="majorHAnsi" w:cstheme="majorBidi" w:hAnsiTheme="majorHAnsi" w:eastAsia="黑体"/>
       <w:b/>
       <w:bCs/>
       <w:color w:themeColor="accent1" w:val="4F81BD"/>
@@ -3646,7 +3954,7 @@
     <w:uiPriority w:val="9"/>
     <w:rsid w:val="00FC693F"/>
     <w:rPr>
-      <w:rFonts w:asciiTheme="majorHAnsi" w:cstheme="majorBidi" w:eastAsiaTheme="majorEastAsia" w:hAnsiTheme="majorHAnsi"/>
+      <w:rFonts w:asciiTheme="majorHAnsi" w:cstheme="majorBidi" w:hAnsiTheme="majorHAnsi" w:eastAsia="黑体"/>
       <w:b/>
       <w:bCs/>
       <w:color w:themeColor="accent1" w:val="4F81BD"/>
@@ -3669,7 +3977,7 @@
       <w:contextualSpacing/>
     </w:pPr>
     <w:rPr>
-      <w:rFonts w:ascii="Times New Roman" w:asciiTheme="majorHAnsi" w:cstheme="majorBidi" w:eastAsia="黑体" w:eastAsiaTheme="majorEastAsia" w:hAnsi="Times New Roman" w:hAnsiTheme="majorHAnsi"/>
+      <w:rFonts w:ascii="Times New Roman" w:asciiTheme="majorHAnsi" w:cstheme="majorBidi" w:eastAsia="黑体" w:hAnsi="Times New Roman" w:hAnsiTheme="majorHAnsi"/>
       <w:b/>
       <w:color w:val="1F3864"/>
       <w:spacing w:val="5"/>
@@ -3685,7 +3993,7 @@
     <w:uiPriority w:val="10"/>
     <w:rsid w:val="00FC693F"/>
     <w:rPr>
-      <w:rFonts w:asciiTheme="majorHAnsi" w:cstheme="majorBidi" w:eastAsiaTheme="majorEastAsia" w:hAnsiTheme="majorHAnsi"/>
+      <w:rFonts w:asciiTheme="majorHAnsi" w:cstheme="majorBidi" w:hAnsiTheme="majorHAnsi" w:eastAsia="黑体"/>
       <w:color w:themeColor="text2" w:themeShade="BF" w:val="17365D"/>
       <w:spacing w:val="5"/>
       <w:kern w:val="28"/>
@@ -3707,7 +4015,7 @@
       </w:numPr>
     </w:pPr>
     <w:rPr>
-      <w:rFonts w:asciiTheme="majorHAnsi" w:cstheme="majorBidi" w:eastAsiaTheme="majorEastAsia" w:hAnsiTheme="majorHAnsi"/>
+      <w:rFonts w:asciiTheme="majorHAnsi" w:cstheme="majorBidi" w:hAnsiTheme="majorHAnsi" w:eastAsia="黑体"/>
       <w:i/>
       <w:iCs/>
       <w:color w:themeColor="accent1" w:val="4F81BD"/>
@@ -3723,7 +4031,7 @@
     <w:uiPriority w:val="11"/>
     <w:rsid w:val="00FC693F"/>
     <w:rPr>
-      <w:rFonts w:asciiTheme="majorHAnsi" w:cstheme="majorBidi" w:eastAsiaTheme="majorEastAsia" w:hAnsiTheme="majorHAnsi"/>
+      <w:rFonts w:asciiTheme="majorHAnsi" w:cstheme="majorBidi" w:hAnsiTheme="majorHAnsi" w:eastAsia="黑体"/>
       <w:i/>
       <w:iCs/>
       <w:color w:themeColor="accent1" w:val="4F81BD"/>
@@ -3790,6 +4098,7 @@
       <w:spacing w:after="120"/>
     </w:pPr>
     <w:rPr>
+      <w:rFonts w:eastAsia="黑体"/>
       <w:sz w:val="16"/>
       <w:szCs w:val="16"/>
     </w:rPr>
@@ -3801,6 +4110,7 @@
     <w:uiPriority w:val="99"/>
     <w:rsid w:val="00AA1D8D"/>
     <w:rPr>
+      <w:rFonts w:eastAsia="黑体"/>
       <w:sz w:val="16"/>
       <w:szCs w:val="16"/>
     </w:rPr>
@@ -3970,7 +4280,7 @@
       </w:tabs>
     </w:pPr>
     <w:rPr>
-      <w:rFonts w:ascii="Courier" w:hAnsi="Courier"/>
+      <w:rFonts w:ascii="Courier" w:hAnsi="Courier" w:eastAsia="黑体"/>
       <w:sz w:val="20"/>
       <w:szCs w:val="20"/>
     </w:rPr>
@@ -3982,7 +4292,7 @@
     <w:uiPriority w:val="99"/>
     <w:rsid w:val="0029639D"/>
     <w:rPr>
-      <w:rFonts w:ascii="Courier" w:hAnsi="Courier"/>
+      <w:rFonts w:ascii="Courier" w:hAnsi="Courier" w:eastAsia="黑体"/>
       <w:sz w:val="20"/>
       <w:szCs w:val="20"/>
     </w:rPr>
@@ -4018,6 +4328,7 @@
     <w:uiPriority w:val="29"/>
     <w:rsid w:val="00FC693F"/>
     <w:rPr>
+      <w:rFonts w:eastAsia="黑体"/>
       <w:i/>
       <w:iCs/>
       <w:color w:themeColor="text1" w:val="000000"/>
@@ -4031,7 +4342,7 @@
     <w:semiHidden/>
     <w:rsid w:val="00FC693F"/>
     <w:rPr>
-      <w:rFonts w:asciiTheme="majorHAnsi" w:cstheme="majorBidi" w:eastAsiaTheme="majorEastAsia" w:hAnsiTheme="majorHAnsi"/>
+      <w:rFonts w:asciiTheme="majorHAnsi" w:cstheme="majorBidi" w:hAnsiTheme="majorHAnsi" w:eastAsia="黑体"/>
       <w:b/>
       <w:bCs/>
       <w:i/>
@@ -4047,7 +4358,7 @@
     <w:semiHidden/>
     <w:rsid w:val="00FC693F"/>
     <w:rPr>
-      <w:rFonts w:asciiTheme="majorHAnsi" w:cstheme="majorBidi" w:eastAsiaTheme="majorEastAsia" w:hAnsiTheme="majorHAnsi"/>
+      <w:rFonts w:asciiTheme="majorHAnsi" w:cstheme="majorBidi" w:hAnsiTheme="majorHAnsi" w:eastAsia="黑体"/>
       <w:color w:themeColor="accent1" w:themeShade="7F" w:val="243F60"/>
     </w:rPr>
   </w:style>
@@ -4059,7 +4370,7 @@
     <w:semiHidden/>
     <w:rsid w:val="00FC693F"/>
     <w:rPr>
-      <w:rFonts w:asciiTheme="majorHAnsi" w:cstheme="majorBidi" w:eastAsiaTheme="majorEastAsia" w:hAnsiTheme="majorHAnsi"/>
+      <w:rFonts w:asciiTheme="majorHAnsi" w:cstheme="majorBidi" w:hAnsiTheme="majorHAnsi" w:eastAsia="黑体"/>
       <w:i/>
       <w:iCs/>
       <w:color w:themeColor="accent1" w:themeShade="7F" w:val="243F60"/>
@@ -4073,7 +4384,7 @@
     <w:semiHidden/>
     <w:rsid w:val="00FC693F"/>
     <w:rPr>
-      <w:rFonts w:asciiTheme="majorHAnsi" w:cstheme="majorBidi" w:eastAsiaTheme="majorEastAsia" w:hAnsiTheme="majorHAnsi"/>
+      <w:rFonts w:asciiTheme="majorHAnsi" w:cstheme="majorBidi" w:hAnsiTheme="majorHAnsi" w:eastAsia="黑体"/>
       <w:i/>
       <w:iCs/>
       <w:color w:themeColor="text1" w:themeTint="BF" w:val="404040"/>
@@ -4087,7 +4398,7 @@
     <w:semiHidden/>
     <w:rsid w:val="00FC693F"/>
     <w:rPr>
-      <w:rFonts w:asciiTheme="majorHAnsi" w:cstheme="majorBidi" w:eastAsiaTheme="majorEastAsia" w:hAnsiTheme="majorHAnsi"/>
+      <w:rFonts w:asciiTheme="majorHAnsi" w:cstheme="majorBidi" w:hAnsiTheme="majorHAnsi" w:eastAsia="黑体"/>
       <w:color w:themeColor="accent1" w:val="4F81BD"/>
       <w:sz w:val="20"/>
       <w:szCs w:val="20"/>
@@ -4101,7 +4412,7 @@
     <w:semiHidden/>
     <w:rsid w:val="00FC693F"/>
     <w:rPr>
-      <w:rFonts w:asciiTheme="majorHAnsi" w:cstheme="majorBidi" w:eastAsiaTheme="majorEastAsia" w:hAnsiTheme="majorHAnsi"/>
+      <w:rFonts w:asciiTheme="majorHAnsi" w:cstheme="majorBidi" w:hAnsiTheme="majorHAnsi" w:eastAsia="黑体"/>
       <w:i/>
       <w:iCs/>
       <w:color w:themeColor="text1" w:themeTint="BF" w:val="404040"/>
@@ -4122,6 +4433,7 @@
       <w:spacing w:line="240" w:lineRule="auto"/>
     </w:pPr>
     <w:rPr>
+      <w:rFonts w:eastAsia="黑体"/>
       <w:b/>
       <w:bCs/>
       <w:color w:themeColor="accent1" w:val="4F81BD"/>
@@ -4136,6 +4448,7 @@
     <w:qFormat/>
     <w:rsid w:val="00FC693F"/>
     <w:rPr>
+      <w:rFonts w:eastAsia="黑体"/>
       <w:b/>
       <w:bCs/>
     </w:rPr>
@@ -4147,6 +4460,7 @@
     <w:qFormat/>
     <w:rsid w:val="00FC693F"/>
     <w:rPr>
+      <w:rFonts w:eastAsia="黑体"/>
       <w:i/>
       <w:iCs/>
     </w:rPr>
@@ -4167,6 +4481,7 @@
       <w:ind w:left="936" w:right="936"/>
     </w:pPr>
     <w:rPr>
+      <w:rFonts w:eastAsia="黑体"/>
       <w:b/>
       <w:bCs/>
       <w:i/>
@@ -4181,6 +4496,7 @@
     <w:uiPriority w:val="30"/>
     <w:rsid w:val="00FC693F"/>
     <w:rPr>
+      <w:rFonts w:eastAsia="黑体"/>
       <w:b/>
       <w:bCs/>
       <w:i/>
@@ -4195,6 +4511,7 @@
     <w:qFormat/>
     <w:rsid w:val="00FC693F"/>
     <w:rPr>
+      <w:rFonts w:eastAsia="黑体"/>
       <w:i/>
       <w:iCs/>
       <w:color w:themeColor="text1" w:themeTint="7F" w:val="808080"/>
@@ -4207,6 +4524,7 @@
     <w:qFormat/>
     <w:rsid w:val="00FC693F"/>
     <w:rPr>
+      <w:rFonts w:eastAsia="黑体"/>
       <w:b/>
       <w:bCs/>
       <w:i/>
@@ -4221,6 +4539,7 @@
     <w:qFormat/>
     <w:rsid w:val="00FC693F"/>
     <w:rPr>
+      <w:rFonts w:eastAsia="黑体"/>
       <w:smallCaps/>
       <w:color w:themeColor="accent2" w:val="C0504D"/>
       <w:u w:val="single"/>
@@ -4233,6 +4552,7 @@
     <w:qFormat/>
     <w:rsid w:val="00FC693F"/>
     <w:rPr>
+      <w:rFonts w:eastAsia="黑体"/>
       <w:b/>
       <w:bCs/>
       <w:smallCaps/>
@@ -4248,6 +4568,7 @@
     <w:qFormat/>
     <w:rsid w:val="00FC693F"/>
     <w:rPr>
+      <w:rFonts w:eastAsia="黑体"/>
       <w:b/>
       <w:bCs/>
       <w:smallCaps/>
@@ -4302,6 +4623,7 @@
       <w:spacing w:after="0" w:line="240" w:lineRule="auto"/>
     </w:pPr>
     <w:rPr>
+      <w:rFonts w:eastAsia="黑体"/>
       <w:color w:themeColor="text1" w:themeShade="BF" w:val="000000"/>
     </w:rPr>
     <w:tblPr>
@@ -4324,6 +4646,7 @@
         <w:spacing w:after="0" w:before="0" w:line="240" w:lineRule="auto"/>
       </w:pPr>
       <w:rPr>
+        <w:rFonts w:eastAsia="黑体"/>
         <w:b/>
         <w:bCs/>
       </w:rPr>
@@ -4344,6 +4667,7 @@
         <w:spacing w:after="0" w:before="0" w:line="240" w:lineRule="auto"/>
       </w:pPr>
       <w:rPr>
+        <w:rFonts w:eastAsia="黑体"/>
         <w:b/>
         <w:bCs/>
       </w:rPr>
@@ -4361,12 +4685,14 @@
     </w:tblStylePr>
     <w:tblStylePr w:type="firstCol">
       <w:rPr>
+        <w:rFonts w:eastAsia="黑体"/>
         <w:b/>
         <w:bCs/>
       </w:rPr>
     </w:tblStylePr>
     <w:tblStylePr w:type="lastCol">
       <w:rPr>
+        <w:rFonts w:eastAsia="黑体"/>
         <w:b/>
         <w:bCs/>
       </w:rPr>
@@ -4405,6 +4731,7 @@
       <w:spacing w:after="0" w:line="240" w:lineRule="auto"/>
     </w:pPr>
     <w:rPr>
+      <w:rFonts w:eastAsia="黑体"/>
       <w:color w:themeColor="accent1" w:themeShade="BF" w:val="365F91"/>
     </w:rPr>
     <w:tblPr>
@@ -4427,6 +4754,7 @@
         <w:spacing w:after="0" w:before="0" w:line="240" w:lineRule="auto"/>
       </w:pPr>
       <w:rPr>
+        <w:rFonts w:eastAsia="黑体"/>
         <w:b/>
         <w:bCs/>
       </w:rPr>
@@ -4447,6 +4775,7 @@
         <w:spacing w:after="0" w:before="0" w:line="240" w:lineRule="auto"/>
       </w:pPr>
       <w:rPr>
+        <w:rFonts w:eastAsia="黑体"/>
         <w:b/>
         <w:bCs/>
       </w:rPr>
@@ -4464,12 +4793,14 @@
     </w:tblStylePr>
     <w:tblStylePr w:type="firstCol">
       <w:rPr>
+        <w:rFonts w:eastAsia="黑体"/>
         <w:b/>
         <w:bCs/>
       </w:rPr>
     </w:tblStylePr>
     <w:tblStylePr w:type="lastCol">
       <w:rPr>
+        <w:rFonts w:eastAsia="黑体"/>
         <w:b/>
         <w:bCs/>
       </w:rPr>
@@ -4508,6 +4839,7 @@
       <w:spacing w:after="0" w:line="240" w:lineRule="auto"/>
     </w:pPr>
     <w:rPr>
+      <w:rFonts w:eastAsia="黑体"/>
       <w:color w:themeColor="accent2" w:themeShade="BF" w:val="943634"/>
     </w:rPr>
     <w:tblPr>
@@ -4530,6 +4862,7 @@
         <w:spacing w:after="0" w:before="0" w:line="240" w:lineRule="auto"/>
       </w:pPr>
       <w:rPr>
+        <w:rFonts w:eastAsia="黑体"/>
         <w:b/>
         <w:bCs/>
       </w:rPr>
@@ -4550,6 +4883,7 @@
         <w:spacing w:after="0" w:before="0" w:line="240" w:lineRule="auto"/>
       </w:pPr>
       <w:rPr>
+        <w:rFonts w:eastAsia="黑体"/>
         <w:b/>
         <w:bCs/>
       </w:rPr>
@@ -4567,12 +4901,14 @@
     </w:tblStylePr>
     <w:tblStylePr w:type="firstCol">
       <w:rPr>
+        <w:rFonts w:eastAsia="黑体"/>
         <w:b/>
         <w:bCs/>
       </w:rPr>
     </w:tblStylePr>
     <w:tblStylePr w:type="lastCol">
       <w:rPr>
+        <w:rFonts w:eastAsia="黑体"/>
         <w:b/>
         <w:bCs/>
       </w:rPr>
@@ -4611,6 +4947,7 @@
       <w:spacing w:after="0" w:line="240" w:lineRule="auto"/>
     </w:pPr>
     <w:rPr>
+      <w:rFonts w:eastAsia="黑体"/>
       <w:color w:themeColor="accent3" w:themeShade="BF" w:val="76923C"/>
     </w:rPr>
     <w:tblPr>
@@ -4633,6 +4970,7 @@
         <w:spacing w:after="0" w:before="0" w:line="240" w:lineRule="auto"/>
       </w:pPr>
       <w:rPr>
+        <w:rFonts w:eastAsia="黑体"/>
         <w:b/>
         <w:bCs/>
       </w:rPr>
@@ -4653,6 +4991,7 @@
         <w:spacing w:after="0" w:before="0" w:line="240" w:lineRule="auto"/>
       </w:pPr>
       <w:rPr>
+        <w:rFonts w:eastAsia="黑体"/>
         <w:b/>
         <w:bCs/>
       </w:rPr>
@@ -4670,12 +5009,14 @@
     </w:tblStylePr>
     <w:tblStylePr w:type="firstCol">
       <w:rPr>
+        <w:rFonts w:eastAsia="黑体"/>
         <w:b/>
         <w:bCs/>
       </w:rPr>
     </w:tblStylePr>
     <w:tblStylePr w:type="lastCol">
       <w:rPr>
+        <w:rFonts w:eastAsia="黑体"/>
         <w:b/>
         <w:bCs/>
       </w:rPr>
@@ -4714,6 +5055,7 @@
       <w:spacing w:after="0" w:line="240" w:lineRule="auto"/>
     </w:pPr>
     <w:rPr>
+      <w:rFonts w:eastAsia="黑体"/>
       <w:color w:themeColor="accent4" w:themeShade="BF" w:val="5F497A"/>
     </w:rPr>
     <w:tblPr>
@@ -4736,6 +5078,7 @@
         <w:spacing w:after="0" w:before="0" w:line="240" w:lineRule="auto"/>
       </w:pPr>
       <w:rPr>
+        <w:rFonts w:eastAsia="黑体"/>
         <w:b/>
         <w:bCs/>
       </w:rPr>
@@ -4756,6 +5099,7 @@
         <w:spacing w:after="0" w:before="0" w:line="240" w:lineRule="auto"/>
       </w:pPr>
       <w:rPr>
+        <w:rFonts w:eastAsia="黑体"/>
         <w:b/>
         <w:bCs/>
       </w:rPr>
@@ -4773,12 +5117,14 @@
     </w:tblStylePr>
     <w:tblStylePr w:type="firstCol">
       <w:rPr>
+        <w:rFonts w:eastAsia="黑体"/>
         <w:b/>
         <w:bCs/>
       </w:rPr>
     </w:tblStylePr>
     <w:tblStylePr w:type="lastCol">
       <w:rPr>
+        <w:rFonts w:eastAsia="黑体"/>
         <w:b/>
         <w:bCs/>
       </w:rPr>
@@ -4817,6 +5163,7 @@
       <w:spacing w:after="0" w:line="240" w:lineRule="auto"/>
     </w:pPr>
     <w:rPr>
+      <w:rFonts w:eastAsia="黑体"/>
       <w:color w:themeColor="accent5" w:themeShade="BF" w:val="31849B"/>
     </w:rPr>
     <w:tblPr>
@@ -4839,6 +5186,7 @@
         <w:spacing w:after="0" w:before="0" w:line="240" w:lineRule="auto"/>
       </w:pPr>
       <w:rPr>
+        <w:rFonts w:eastAsia="黑体"/>
         <w:b/>
         <w:bCs/>
       </w:rPr>
@@ -4859,6 +5207,7 @@
         <w:spacing w:after="0" w:before="0" w:line="240" w:lineRule="auto"/>
       </w:pPr>
       <w:rPr>
+        <w:rFonts w:eastAsia="黑体"/>
         <w:b/>
         <w:bCs/>
       </w:rPr>
@@ -4876,12 +5225,14 @@
     </w:tblStylePr>
     <w:tblStylePr w:type="firstCol">
       <w:rPr>
+        <w:rFonts w:eastAsia="黑体"/>
         <w:b/>
         <w:bCs/>
       </w:rPr>
     </w:tblStylePr>
     <w:tblStylePr w:type="lastCol">
       <w:rPr>
+        <w:rFonts w:eastAsia="黑体"/>
         <w:b/>
         <w:bCs/>
       </w:rPr>
@@ -4920,6 +5271,7 @@
       <w:spacing w:after="0" w:line="240" w:lineRule="auto"/>
     </w:pPr>
     <w:rPr>
+      <w:rFonts w:eastAsia="黑体"/>
       <w:color w:themeColor="accent6" w:themeShade="BF" w:val="E36C0A"/>
     </w:rPr>
     <w:tblPr>
@@ -4942,6 +5294,7 @@
         <w:spacing w:after="0" w:before="0" w:line="240" w:lineRule="auto"/>
       </w:pPr>
       <w:rPr>
+        <w:rFonts w:eastAsia="黑体"/>
         <w:b/>
         <w:bCs/>
       </w:rPr>
@@ -4962,6 +5315,7 @@
         <w:spacing w:after="0" w:before="0" w:line="240" w:lineRule="auto"/>
       </w:pPr>
       <w:rPr>
+        <w:rFonts w:eastAsia="黑体"/>
         <w:b/>
         <w:bCs/>
       </w:rPr>
@@ -4979,12 +5333,14 @@
     </w:tblStylePr>
     <w:tblStylePr w:type="firstCol">
       <w:rPr>
+        <w:rFonts w:eastAsia="黑体"/>
         <w:b/>
         <w:bCs/>
       </w:rPr>
     </w:tblStylePr>
     <w:tblStylePr w:type="lastCol">
       <w:rPr>
+        <w:rFonts w:eastAsia="黑体"/>
         <w:b/>
         <w:bCs/>
       </w:rPr>
@@ -5044,6 +5400,7 @@
         <w:spacing w:after="0" w:before="0" w:line="240" w:lineRule="auto"/>
       </w:pPr>
       <w:rPr>
+        <w:rFonts w:eastAsia="黑体"/>
         <w:b/>
         <w:bCs/>
         <w:color w:themeColor="background1" w:val="FFFFFF"/>
@@ -5058,6 +5415,7 @@
         <w:spacing w:after="0" w:before="0" w:line="240" w:lineRule="auto"/>
       </w:pPr>
       <w:rPr>
+        <w:rFonts w:eastAsia="黑体"/>
         <w:b/>
         <w:bCs/>
       </w:rPr>
@@ -5073,12 +5431,14 @@
     </w:tblStylePr>
     <w:tblStylePr w:type="firstCol">
       <w:rPr>
+        <w:rFonts w:eastAsia="黑体"/>
         <w:b/>
         <w:bCs/>
       </w:rPr>
     </w:tblStylePr>
     <w:tblStylePr w:type="lastCol">
       <w:rPr>
+        <w:rFonts w:eastAsia="黑体"/>
         <w:b/>
         <w:bCs/>
       </w:rPr>
@@ -5136,6 +5496,7 @@
         <w:spacing w:after="0" w:before="0" w:line="240" w:lineRule="auto"/>
       </w:pPr>
       <w:rPr>
+        <w:rFonts w:eastAsia="黑体"/>
         <w:b/>
         <w:bCs/>
         <w:color w:themeColor="background1" w:val="FFFFFF"/>
@@ -5150,6 +5511,7 @@
         <w:spacing w:after="0" w:before="0" w:line="240" w:lineRule="auto"/>
       </w:pPr>
       <w:rPr>
+        <w:rFonts w:eastAsia="黑体"/>
         <w:b/>
         <w:bCs/>
       </w:rPr>
@@ -5165,12 +5527,14 @@
     </w:tblStylePr>
     <w:tblStylePr w:type="firstCol">
       <w:rPr>
+        <w:rFonts w:eastAsia="黑体"/>
         <w:b/>
         <w:bCs/>
       </w:rPr>
     </w:tblStylePr>
     <w:tblStylePr w:type="lastCol">
       <w:rPr>
+        <w:rFonts w:eastAsia="黑体"/>
         <w:b/>
         <w:bCs/>
       </w:rPr>
@@ -5228,6 +5592,7 @@
         <w:spacing w:after="0" w:before="0" w:line="240" w:lineRule="auto"/>
       </w:pPr>
       <w:rPr>
+        <w:rFonts w:eastAsia="黑体"/>
         <w:b/>
         <w:bCs/>
         <w:color w:themeColor="background1" w:val="FFFFFF"/>
@@ -5242,6 +5607,7 @@
         <w:spacing w:after="0" w:before="0" w:line="240" w:lineRule="auto"/>
       </w:pPr>
       <w:rPr>
+        <w:rFonts w:eastAsia="黑体"/>
         <w:b/>
         <w:bCs/>
       </w:rPr>
@@ -5257,12 +5623,14 @@
     </w:tblStylePr>
     <w:tblStylePr w:type="firstCol">
       <w:rPr>
+        <w:rFonts w:eastAsia="黑体"/>
         <w:b/>
         <w:bCs/>
       </w:rPr>
     </w:tblStylePr>
     <w:tblStylePr w:type="lastCol">
       <w:rPr>
+        <w:rFonts w:eastAsia="黑体"/>
         <w:b/>
         <w:bCs/>
       </w:rPr>
@@ -5320,6 +5688,7 @@
         <w:spacing w:after="0" w:before="0" w:line="240" w:lineRule="auto"/>
       </w:pPr>
       <w:rPr>
+        <w:rFonts w:eastAsia="黑体"/>
         <w:b/>
         <w:bCs/>
         <w:color w:themeColor="background1" w:val="FFFFFF"/>
@@ -5334,6 +5703,7 @@
         <w:spacing w:after="0" w:before="0" w:line="240" w:lineRule="auto"/>
       </w:pPr>
       <w:rPr>
+        <w:rFonts w:eastAsia="黑体"/>
         <w:b/>
         <w:bCs/>
       </w:rPr>
@@ -5349,12 +5719,14 @@
     </w:tblStylePr>
     <w:tblStylePr w:type="firstCol">
       <w:rPr>
+        <w:rFonts w:eastAsia="黑体"/>
         <w:b/>
         <w:bCs/>
       </w:rPr>
     </w:tblStylePr>
     <w:tblStylePr w:type="lastCol">
       <w:rPr>
+        <w:rFonts w:eastAsia="黑体"/>
         <w:b/>
         <w:bCs/>
       </w:rPr>
@@ -5412,6 +5784,7 @@
         <w:spacing w:after="0" w:before="0" w:line="240" w:lineRule="auto"/>
       </w:pPr>
       <w:rPr>
+        <w:rFonts w:eastAsia="黑体"/>
         <w:b/>
         <w:bCs/>
         <w:color w:themeColor="background1" w:val="FFFFFF"/>
@@ -5426,6 +5799,7 @@
         <w:spacing w:after="0" w:before="0" w:line="240" w:lineRule="auto"/>
       </w:pPr>
       <w:rPr>
+        <w:rFonts w:eastAsia="黑体"/>
         <w:b/>
         <w:bCs/>
       </w:rPr>
@@ -5441,12 +5815,14 @@
     </w:tblStylePr>
     <w:tblStylePr w:type="firstCol">
       <w:rPr>
+        <w:rFonts w:eastAsia="黑体"/>
         <w:b/>
         <w:bCs/>
       </w:rPr>
     </w:tblStylePr>
     <w:tblStylePr w:type="lastCol">
       <w:rPr>
+        <w:rFonts w:eastAsia="黑体"/>
         <w:b/>
         <w:bCs/>
       </w:rPr>
@@ -5504,6 +5880,7 @@
         <w:spacing w:after="0" w:before="0" w:line="240" w:lineRule="auto"/>
       </w:pPr>
       <w:rPr>
+        <w:rFonts w:eastAsia="黑体"/>
         <w:b/>
         <w:bCs/>
         <w:color w:themeColor="background1" w:val="FFFFFF"/>
@@ -5518,6 +5895,7 @@
         <w:spacing w:after="0" w:before="0" w:line="240" w:lineRule="auto"/>
       </w:pPr>
       <w:rPr>
+        <w:rFonts w:eastAsia="黑体"/>
         <w:b/>
         <w:bCs/>
       </w:rPr>
@@ -5533,12 +5911,14 @@
     </w:tblStylePr>
     <w:tblStylePr w:type="firstCol">
       <w:rPr>
+        <w:rFonts w:eastAsia="黑体"/>
         <w:b/>
         <w:bCs/>
       </w:rPr>
     </w:tblStylePr>
     <w:tblStylePr w:type="lastCol">
       <w:rPr>
+        <w:rFonts w:eastAsia="黑体"/>
         <w:b/>
         <w:bCs/>
       </w:rPr>
@@ -5596,6 +5976,7 @@
         <w:spacing w:after="0" w:before="0" w:line="240" w:lineRule="auto"/>
       </w:pPr>
       <w:rPr>
+        <w:rFonts w:eastAsia="黑体"/>
         <w:b/>
         <w:bCs/>
         <w:color w:themeColor="background1" w:val="FFFFFF"/>
@@ -5610,6 +5991,7 @@
         <w:spacing w:after="0" w:before="0" w:line="240" w:lineRule="auto"/>
       </w:pPr>
       <w:rPr>
+        <w:rFonts w:eastAsia="黑体"/>
         <w:b/>
         <w:bCs/>
       </w:rPr>
@@ -5625,12 +6007,14 @@
     </w:tblStylePr>
     <w:tblStylePr w:type="firstCol">
       <w:rPr>
+        <w:rFonts w:eastAsia="黑体"/>
         <w:b/>
         <w:bCs/>
       </w:rPr>
     </w:tblStylePr>
     <w:tblStylePr w:type="lastCol">
       <w:rPr>
+        <w:rFonts w:eastAsia="黑体"/>
         <w:b/>
         <w:bCs/>
       </w:rPr>
@@ -5690,7 +6074,7 @@
         <w:spacing w:after="0" w:before="0" w:line="240" w:lineRule="auto"/>
       </w:pPr>
       <w:rPr>
-        <w:rFonts w:asciiTheme="majorHAnsi" w:cstheme="majorBidi" w:eastAsiaTheme="majorEastAsia" w:hAnsiTheme="majorHAnsi"/>
+        <w:rFonts w:asciiTheme="majorHAnsi" w:cstheme="majorBidi" w:hAnsiTheme="majorHAnsi" w:eastAsia="黑体"/>
         <w:b/>
         <w:bCs/>
       </w:rPr>
@@ -5711,7 +6095,7 @@
         <w:spacing w:after="0" w:before="0" w:line="240" w:lineRule="auto"/>
       </w:pPr>
       <w:rPr>
-        <w:rFonts w:asciiTheme="majorHAnsi" w:cstheme="majorBidi" w:eastAsiaTheme="majorEastAsia" w:hAnsiTheme="majorHAnsi"/>
+        <w:rFonts w:asciiTheme="majorHAnsi" w:cstheme="majorBidi" w:hAnsiTheme="majorHAnsi" w:eastAsia="黑体"/>
         <w:b/>
         <w:bCs/>
       </w:rPr>
@@ -5729,14 +6113,14 @@
     </w:tblStylePr>
     <w:tblStylePr w:type="firstCol">
       <w:rPr>
-        <w:rFonts w:asciiTheme="majorHAnsi" w:cstheme="majorBidi" w:eastAsiaTheme="majorEastAsia" w:hAnsiTheme="majorHAnsi"/>
+        <w:rFonts w:asciiTheme="majorHAnsi" w:cstheme="majorBidi" w:hAnsiTheme="majorHAnsi" w:eastAsia="黑体"/>
         <w:b/>
         <w:bCs/>
       </w:rPr>
     </w:tblStylePr>
     <w:tblStylePr w:type="lastCol">
       <w:rPr>
-        <w:rFonts w:asciiTheme="majorHAnsi" w:cstheme="majorBidi" w:eastAsiaTheme="majorEastAsia" w:hAnsiTheme="majorHAnsi"/>
+        <w:rFonts w:asciiTheme="majorHAnsi" w:cstheme="majorBidi" w:hAnsiTheme="majorHAnsi" w:eastAsia="黑体"/>
         <w:b/>
         <w:bCs/>
       </w:rPr>
@@ -5820,7 +6204,7 @@
         <w:spacing w:after="0" w:before="0" w:line="240" w:lineRule="auto"/>
       </w:pPr>
       <w:rPr>
-        <w:rFonts w:asciiTheme="majorHAnsi" w:cstheme="majorBidi" w:eastAsiaTheme="majorEastAsia" w:hAnsiTheme="majorHAnsi"/>
+        <w:rFonts w:asciiTheme="majorHAnsi" w:cstheme="majorBidi" w:hAnsiTheme="majorHAnsi" w:eastAsia="黑体"/>
         <w:b/>
         <w:bCs/>
       </w:rPr>
@@ -5841,7 +6225,7 @@
         <w:spacing w:after="0" w:before="0" w:line="240" w:lineRule="auto"/>
       </w:pPr>
       <w:rPr>
-        <w:rFonts w:asciiTheme="majorHAnsi" w:cstheme="majorBidi" w:eastAsiaTheme="majorEastAsia" w:hAnsiTheme="majorHAnsi"/>
+        <w:rFonts w:asciiTheme="majorHAnsi" w:cstheme="majorBidi" w:hAnsiTheme="majorHAnsi" w:eastAsia="黑体"/>
         <w:b/>
         <w:bCs/>
       </w:rPr>
@@ -5859,14 +6243,14 @@
     </w:tblStylePr>
     <w:tblStylePr w:type="firstCol">
       <w:rPr>
-        <w:rFonts w:asciiTheme="majorHAnsi" w:cstheme="majorBidi" w:eastAsiaTheme="majorEastAsia" w:hAnsiTheme="majorHAnsi"/>
+        <w:rFonts w:asciiTheme="majorHAnsi" w:cstheme="majorBidi" w:hAnsiTheme="majorHAnsi" w:eastAsia="黑体"/>
         <w:b/>
         <w:bCs/>
       </w:rPr>
     </w:tblStylePr>
     <w:tblStylePr w:type="lastCol">
       <w:rPr>
-        <w:rFonts w:asciiTheme="majorHAnsi" w:cstheme="majorBidi" w:eastAsiaTheme="majorEastAsia" w:hAnsiTheme="majorHAnsi"/>
+        <w:rFonts w:asciiTheme="majorHAnsi" w:cstheme="majorBidi" w:hAnsiTheme="majorHAnsi" w:eastAsia="黑体"/>
         <w:b/>
         <w:bCs/>
       </w:rPr>
@@ -5950,7 +6334,7 @@
         <w:spacing w:after="0" w:before="0" w:line="240" w:lineRule="auto"/>
       </w:pPr>
       <w:rPr>
-        <w:rFonts w:asciiTheme="majorHAnsi" w:cstheme="majorBidi" w:eastAsiaTheme="majorEastAsia" w:hAnsiTheme="majorHAnsi"/>
+        <w:rFonts w:asciiTheme="majorHAnsi" w:cstheme="majorBidi" w:hAnsiTheme="majorHAnsi" w:eastAsia="黑体"/>
         <w:b/>
         <w:bCs/>
       </w:rPr>
@@ -5971,7 +6355,7 @@
         <w:spacing w:after="0" w:before="0" w:line="240" w:lineRule="auto"/>
       </w:pPr>
       <w:rPr>
-        <w:rFonts w:asciiTheme="majorHAnsi" w:cstheme="majorBidi" w:eastAsiaTheme="majorEastAsia" w:hAnsiTheme="majorHAnsi"/>
+        <w:rFonts w:asciiTheme="majorHAnsi" w:cstheme="majorBidi" w:hAnsiTheme="majorHAnsi" w:eastAsia="黑体"/>
         <w:b/>
         <w:bCs/>
       </w:rPr>
@@ -5989,14 +6373,14 @@
     </w:tblStylePr>
     <w:tblStylePr w:type="firstCol">
       <w:rPr>
-        <w:rFonts w:asciiTheme="majorHAnsi" w:cstheme="majorBidi" w:eastAsiaTheme="majorEastAsia" w:hAnsiTheme="majorHAnsi"/>
+        <w:rFonts w:asciiTheme="majorHAnsi" w:cstheme="majorBidi" w:hAnsiTheme="majorHAnsi" w:eastAsia="黑体"/>
         <w:b/>
         <w:bCs/>
       </w:rPr>
     </w:tblStylePr>
     <w:tblStylePr w:type="lastCol">
       <w:rPr>
-        <w:rFonts w:asciiTheme="majorHAnsi" w:cstheme="majorBidi" w:eastAsiaTheme="majorEastAsia" w:hAnsiTheme="majorHAnsi"/>
+        <w:rFonts w:asciiTheme="majorHAnsi" w:cstheme="majorBidi" w:hAnsiTheme="majorHAnsi" w:eastAsia="黑体"/>
         <w:b/>
         <w:bCs/>
       </w:rPr>
@@ -6080,7 +6464,7 @@
         <w:spacing w:after="0" w:before="0" w:line="240" w:lineRule="auto"/>
       </w:pPr>
       <w:rPr>
-        <w:rFonts w:asciiTheme="majorHAnsi" w:cstheme="majorBidi" w:eastAsiaTheme="majorEastAsia" w:hAnsiTheme="majorHAnsi"/>
+        <w:rFonts w:asciiTheme="majorHAnsi" w:cstheme="majorBidi" w:hAnsiTheme="majorHAnsi" w:eastAsia="黑体"/>
         <w:b/>
         <w:bCs/>
       </w:rPr>
@@ -6101,7 +6485,7 @@
         <w:spacing w:after="0" w:before="0" w:line="240" w:lineRule="auto"/>
       </w:pPr>
       <w:rPr>
-        <w:rFonts w:asciiTheme="majorHAnsi" w:cstheme="majorBidi" w:eastAsiaTheme="majorEastAsia" w:hAnsiTheme="majorHAnsi"/>
+        <w:rFonts w:asciiTheme="majorHAnsi" w:cstheme="majorBidi" w:hAnsiTheme="majorHAnsi" w:eastAsia="黑体"/>
         <w:b/>
         <w:bCs/>
       </w:rPr>
@@ -6119,14 +6503,14 @@
     </w:tblStylePr>
     <w:tblStylePr w:type="firstCol">
       <w:rPr>
-        <w:rFonts w:asciiTheme="majorHAnsi" w:cstheme="majorBidi" w:eastAsiaTheme="majorEastAsia" w:hAnsiTheme="majorHAnsi"/>
+        <w:rFonts w:asciiTheme="majorHAnsi" w:cstheme="majorBidi" w:hAnsiTheme="majorHAnsi" w:eastAsia="黑体"/>
         <w:b/>
         <w:bCs/>
       </w:rPr>
     </w:tblStylePr>
     <w:tblStylePr w:type="lastCol">
       <w:rPr>
-        <w:rFonts w:asciiTheme="majorHAnsi" w:cstheme="majorBidi" w:eastAsiaTheme="majorEastAsia" w:hAnsiTheme="majorHAnsi"/>
+        <w:rFonts w:asciiTheme="majorHAnsi" w:cstheme="majorBidi" w:hAnsiTheme="majorHAnsi" w:eastAsia="黑体"/>
         <w:b/>
         <w:bCs/>
       </w:rPr>
@@ -6210,7 +6594,7 @@
         <w:spacing w:after="0" w:before="0" w:line="240" w:lineRule="auto"/>
       </w:pPr>
       <w:rPr>
-        <w:rFonts w:asciiTheme="majorHAnsi" w:cstheme="majorBidi" w:eastAsiaTheme="majorEastAsia" w:hAnsiTheme="majorHAnsi"/>
+        <w:rFonts w:asciiTheme="majorHAnsi" w:cstheme="majorBidi" w:hAnsiTheme="majorHAnsi" w:eastAsia="黑体"/>
         <w:b/>
         <w:bCs/>
       </w:rPr>
@@ -6231,7 +6615,7 @@
         <w:spacing w:after="0" w:before="0" w:line="240" w:lineRule="auto"/>
       </w:pPr>
       <w:rPr>
-        <w:rFonts w:asciiTheme="majorHAnsi" w:cstheme="majorBidi" w:eastAsiaTheme="majorEastAsia" w:hAnsiTheme="majorHAnsi"/>
+        <w:rFonts w:asciiTheme="majorHAnsi" w:cstheme="majorBidi" w:hAnsiTheme="majorHAnsi" w:eastAsia="黑体"/>
         <w:b/>
         <w:bCs/>
       </w:rPr>
@@ -6249,14 +6633,14 @@
     </w:tblStylePr>
     <w:tblStylePr w:type="firstCol">
       <w:rPr>
-        <w:rFonts w:asciiTheme="majorHAnsi" w:cstheme="majorBidi" w:eastAsiaTheme="majorEastAsia" w:hAnsiTheme="majorHAnsi"/>
+        <w:rFonts w:asciiTheme="majorHAnsi" w:cstheme="majorBidi" w:hAnsiTheme="majorHAnsi" w:eastAsia="黑体"/>
         <w:b/>
         <w:bCs/>
       </w:rPr>
     </w:tblStylePr>
     <w:tblStylePr w:type="lastCol">
       <w:rPr>
-        <w:rFonts w:asciiTheme="majorHAnsi" w:cstheme="majorBidi" w:eastAsiaTheme="majorEastAsia" w:hAnsiTheme="majorHAnsi"/>
+        <w:rFonts w:asciiTheme="majorHAnsi" w:cstheme="majorBidi" w:hAnsiTheme="majorHAnsi" w:eastAsia="黑体"/>
         <w:b/>
         <w:bCs/>
       </w:rPr>
@@ -6340,7 +6724,7 @@
         <w:spacing w:after="0" w:before="0" w:line="240" w:lineRule="auto"/>
       </w:pPr>
       <w:rPr>
-        <w:rFonts w:asciiTheme="majorHAnsi" w:cstheme="majorBidi" w:eastAsiaTheme="majorEastAsia" w:hAnsiTheme="majorHAnsi"/>
+        <w:rFonts w:asciiTheme="majorHAnsi" w:cstheme="majorBidi" w:hAnsiTheme="majorHAnsi" w:eastAsia="黑体"/>
         <w:b/>
         <w:bCs/>
       </w:rPr>
@@ -6361,7 +6745,7 @@
         <w:spacing w:after="0" w:before="0" w:line="240" w:lineRule="auto"/>
       </w:pPr>
       <w:rPr>
-        <w:rFonts w:asciiTheme="majorHAnsi" w:cstheme="majorBidi" w:eastAsiaTheme="majorEastAsia" w:hAnsiTheme="majorHAnsi"/>
+        <w:rFonts w:asciiTheme="majorHAnsi" w:cstheme="majorBidi" w:hAnsiTheme="majorHAnsi" w:eastAsia="黑体"/>
         <w:b/>
         <w:bCs/>
       </w:rPr>
@@ -6379,14 +6763,14 @@
     </w:tblStylePr>
     <w:tblStylePr w:type="firstCol">
       <w:rPr>
-        <w:rFonts w:asciiTheme="majorHAnsi" w:cstheme="majorBidi" w:eastAsiaTheme="majorEastAsia" w:hAnsiTheme="majorHAnsi"/>
+        <w:rFonts w:asciiTheme="majorHAnsi" w:cstheme="majorBidi" w:hAnsiTheme="majorHAnsi" w:eastAsia="黑体"/>
         <w:b/>
         <w:bCs/>
       </w:rPr>
     </w:tblStylePr>
     <w:tblStylePr w:type="lastCol">
       <w:rPr>
-        <w:rFonts w:asciiTheme="majorHAnsi" w:cstheme="majorBidi" w:eastAsiaTheme="majorEastAsia" w:hAnsiTheme="majorHAnsi"/>
+        <w:rFonts w:asciiTheme="majorHAnsi" w:cstheme="majorBidi" w:hAnsiTheme="majorHAnsi" w:eastAsia="黑体"/>
         <w:b/>
         <w:bCs/>
       </w:rPr>
@@ -6470,7 +6854,7 @@
         <w:spacing w:after="0" w:before="0" w:line="240" w:lineRule="auto"/>
       </w:pPr>
       <w:rPr>
-        <w:rFonts w:asciiTheme="majorHAnsi" w:cstheme="majorBidi" w:eastAsiaTheme="majorEastAsia" w:hAnsiTheme="majorHAnsi"/>
+        <w:rFonts w:asciiTheme="majorHAnsi" w:cstheme="majorBidi" w:hAnsiTheme="majorHAnsi" w:eastAsia="黑体"/>
         <w:b/>
         <w:bCs/>
       </w:rPr>
@@ -6491,7 +6875,7 @@
         <w:spacing w:after="0" w:before="0" w:line="240" w:lineRule="auto"/>
       </w:pPr>
       <w:rPr>
-        <w:rFonts w:asciiTheme="majorHAnsi" w:cstheme="majorBidi" w:eastAsiaTheme="majorEastAsia" w:hAnsiTheme="majorHAnsi"/>
+        <w:rFonts w:asciiTheme="majorHAnsi" w:cstheme="majorBidi" w:hAnsiTheme="majorHAnsi" w:eastAsia="黑体"/>
         <w:b/>
         <w:bCs/>
       </w:rPr>
@@ -6509,14 +6893,14 @@
     </w:tblStylePr>
     <w:tblStylePr w:type="firstCol">
       <w:rPr>
-        <w:rFonts w:asciiTheme="majorHAnsi" w:cstheme="majorBidi" w:eastAsiaTheme="majorEastAsia" w:hAnsiTheme="majorHAnsi"/>
+        <w:rFonts w:asciiTheme="majorHAnsi" w:cstheme="majorBidi" w:hAnsiTheme="majorHAnsi" w:eastAsia="黑体"/>
         <w:b/>
         <w:bCs/>
       </w:rPr>
     </w:tblStylePr>
     <w:tblStylePr w:type="lastCol">
       <w:rPr>
-        <w:rFonts w:asciiTheme="majorHAnsi" w:cstheme="majorBidi" w:eastAsiaTheme="majorEastAsia" w:hAnsiTheme="majorHAnsi"/>
+        <w:rFonts w:asciiTheme="majorHAnsi" w:cstheme="majorBidi" w:hAnsiTheme="majorHAnsi" w:eastAsia="黑体"/>
         <w:b/>
         <w:bCs/>
       </w:rPr>
@@ -6599,6 +6983,7 @@
         <w:spacing w:after="0" w:before="0" w:line="240" w:lineRule="auto"/>
       </w:pPr>
       <w:rPr>
+        <w:rFonts w:eastAsia="黑体"/>
         <w:b/>
         <w:bCs/>
         <w:color w:themeColor="background1" w:val="FFFFFF"/>
@@ -6621,6 +7006,7 @@
         <w:spacing w:after="0" w:before="0" w:line="240" w:lineRule="auto"/>
       </w:pPr>
       <w:rPr>
+        <w:rFonts w:eastAsia="黑体"/>
         <w:b/>
         <w:bCs/>
       </w:rPr>
@@ -6638,12 +7024,14 @@
     </w:tblStylePr>
     <w:tblStylePr w:type="firstCol">
       <w:rPr>
+        <w:rFonts w:eastAsia="黑体"/>
         <w:b/>
         <w:bCs/>
       </w:rPr>
     </w:tblStylePr>
     <w:tblStylePr w:type="lastCol">
       <w:rPr>
+        <w:rFonts w:eastAsia="黑体"/>
         <w:b/>
         <w:bCs/>
       </w:rPr>
@@ -6705,6 +7093,7 @@
         <w:spacing w:after="0" w:before="0" w:line="240" w:lineRule="auto"/>
       </w:pPr>
       <w:rPr>
+        <w:rFonts w:eastAsia="黑体"/>
         <w:b/>
         <w:bCs/>
         <w:color w:themeColor="background1" w:val="FFFFFF"/>
@@ -6727,6 +7116,7 @@
         <w:spacing w:after="0" w:before="0" w:line="240" w:lineRule="auto"/>
       </w:pPr>
       <w:rPr>
+        <w:rFonts w:eastAsia="黑体"/>
         <w:b/>
         <w:bCs/>
       </w:rPr>
@@ -6744,12 +7134,14 @@
     </w:tblStylePr>
     <w:tblStylePr w:type="firstCol">
       <w:rPr>
+        <w:rFonts w:eastAsia="黑体"/>
         <w:b/>
         <w:bCs/>
       </w:rPr>
     </w:tblStylePr>
     <w:tblStylePr w:type="lastCol">
       <w:rPr>
+        <w:rFonts w:eastAsia="黑体"/>
         <w:b/>
         <w:bCs/>
       </w:rPr>
@@ -6811,6 +7203,7 @@
         <w:spacing w:after="0" w:before="0" w:line="240" w:lineRule="auto"/>
       </w:pPr>
       <w:rPr>
+        <w:rFonts w:eastAsia="黑体"/>
         <w:b/>
         <w:bCs/>
         <w:color w:themeColor="background1" w:val="FFFFFF"/>
@@ -6833,6 +7226,7 @@
         <w:spacing w:after="0" w:before="0" w:line="240" w:lineRule="auto"/>
       </w:pPr>
       <w:rPr>
+        <w:rFonts w:eastAsia="黑体"/>
         <w:b/>
         <w:bCs/>
       </w:rPr>
@@ -6850,12 +7244,14 @@
     </w:tblStylePr>
     <w:tblStylePr w:type="firstCol">
       <w:rPr>
+        <w:rFonts w:eastAsia="黑体"/>
         <w:b/>
         <w:bCs/>
       </w:rPr>
     </w:tblStylePr>
     <w:tblStylePr w:type="lastCol">
       <w:rPr>
+        <w:rFonts w:eastAsia="黑体"/>
         <w:b/>
         <w:bCs/>
       </w:rPr>
@@ -6917,6 +7313,7 @@
         <w:spacing w:after="0" w:before="0" w:line="240" w:lineRule="auto"/>
       </w:pPr>
       <w:rPr>
+        <w:rFonts w:eastAsia="黑体"/>
         <w:b/>
         <w:bCs/>
         <w:color w:themeColor="background1" w:val="FFFFFF"/>
@@ -6939,6 +7336,7 @@
         <w:spacing w:after="0" w:before="0" w:line="240" w:lineRule="auto"/>
       </w:pPr>
       <w:rPr>
+        <w:rFonts w:eastAsia="黑体"/>
         <w:b/>
         <w:bCs/>
       </w:rPr>
@@ -6956,12 +7354,14 @@
     </w:tblStylePr>
     <w:tblStylePr w:type="firstCol">
       <w:rPr>
+        <w:rFonts w:eastAsia="黑体"/>
         <w:b/>
         <w:bCs/>
       </w:rPr>
     </w:tblStylePr>
     <w:tblStylePr w:type="lastCol">
       <w:rPr>
+        <w:rFonts w:eastAsia="黑体"/>
         <w:b/>
         <w:bCs/>
       </w:rPr>
@@ -7023,6 +7423,7 @@
         <w:spacing w:after="0" w:before="0" w:line="240" w:lineRule="auto"/>
       </w:pPr>
       <w:rPr>
+        <w:rFonts w:eastAsia="黑体"/>
         <w:b/>
         <w:bCs/>
         <w:color w:themeColor="background1" w:val="FFFFFF"/>
@@ -7045,6 +7446,7 @@
         <w:spacing w:after="0" w:before="0" w:line="240" w:lineRule="auto"/>
       </w:pPr>
       <w:rPr>
+        <w:rFonts w:eastAsia="黑体"/>
         <w:b/>
         <w:bCs/>
       </w:rPr>
@@ -7062,12 +7464,14 @@
     </w:tblStylePr>
     <w:tblStylePr w:type="firstCol">
       <w:rPr>
+        <w:rFonts w:eastAsia="黑体"/>
         <w:b/>
         <w:bCs/>
       </w:rPr>
     </w:tblStylePr>
     <w:tblStylePr w:type="lastCol">
       <w:rPr>
+        <w:rFonts w:eastAsia="黑体"/>
         <w:b/>
         <w:bCs/>
       </w:rPr>
@@ -7129,6 +7533,7 @@
         <w:spacing w:after="0" w:before="0" w:line="240" w:lineRule="auto"/>
       </w:pPr>
       <w:rPr>
+        <w:rFonts w:eastAsia="黑体"/>
         <w:b/>
         <w:bCs/>
         <w:color w:themeColor="background1" w:val="FFFFFF"/>
@@ -7151,6 +7556,7 @@
         <w:spacing w:after="0" w:before="0" w:line="240" w:lineRule="auto"/>
       </w:pPr>
       <w:rPr>
+        <w:rFonts w:eastAsia="黑体"/>
         <w:b/>
         <w:bCs/>
       </w:rPr>
@@ -7168,12 +7574,14 @@
     </w:tblStylePr>
     <w:tblStylePr w:type="firstCol">
       <w:rPr>
+        <w:rFonts w:eastAsia="黑体"/>
         <w:b/>
         <w:bCs/>
       </w:rPr>
     </w:tblStylePr>
     <w:tblStylePr w:type="lastCol">
       <w:rPr>
+        <w:rFonts w:eastAsia="黑体"/>
         <w:b/>
         <w:bCs/>
       </w:rPr>
@@ -7235,6 +7643,7 @@
         <w:spacing w:after="0" w:before="0" w:line="240" w:lineRule="auto"/>
       </w:pPr>
       <w:rPr>
+        <w:rFonts w:eastAsia="黑体"/>
         <w:b/>
         <w:bCs/>
         <w:color w:themeColor="background1" w:val="FFFFFF"/>
@@ -7257,6 +7666,7 @@
         <w:spacing w:after="0" w:before="0" w:line="240" w:lineRule="auto"/>
       </w:pPr>
       <w:rPr>
+        <w:rFonts w:eastAsia="黑体"/>
         <w:b/>
         <w:bCs/>
       </w:rPr>
@@ -7274,12 +7684,14 @@
     </w:tblStylePr>
     <w:tblStylePr w:type="firstCol">
       <w:rPr>
+        <w:rFonts w:eastAsia="黑体"/>
         <w:b/>
         <w:bCs/>
       </w:rPr>
     </w:tblStylePr>
     <w:tblStylePr w:type="lastCol">
       <w:rPr>
+        <w:rFonts w:eastAsia="黑体"/>
         <w:b/>
         <w:bCs/>
       </w:rPr>
@@ -7338,6 +7750,7 @@
         <w:spacing w:after="0" w:before="0" w:line="240" w:lineRule="auto"/>
       </w:pPr>
       <w:rPr>
+        <w:rFonts w:eastAsia="黑体"/>
         <w:b/>
         <w:bCs/>
         <w:color w:themeColor="background1" w:val="FFFFFF"/>
@@ -7360,6 +7773,7 @@
         <w:spacing w:after="0" w:before="0" w:line="240" w:lineRule="auto"/>
       </w:pPr>
       <w:rPr>
+        <w:rFonts w:eastAsia="黑体"/>
         <w:color w:val="auto"/>
       </w:rPr>
       <w:tblPr/>
@@ -7377,6 +7791,7 @@
     </w:tblStylePr>
     <w:tblStylePr w:type="firstCol">
       <w:rPr>
+        <w:rFonts w:eastAsia="黑体"/>
         <w:b/>
         <w:bCs/>
         <w:color w:themeColor="background1" w:val="FFFFFF"/>
@@ -7396,6 +7811,7 @@
     </w:tblStylePr>
     <w:tblStylePr w:type="lastCol">
       <w:rPr>
+        <w:rFonts w:eastAsia="黑体"/>
         <w:b/>
         <w:bCs/>
         <w:color w:themeColor="background1" w:val="FFFFFF"/>
@@ -7444,6 +7860,7 @@
     </w:tblStylePr>
     <w:tblStylePr w:type="nwCell">
       <w:rPr>
+        <w:rFonts w:eastAsia="黑体"/>
         <w:color w:themeColor="background1" w:val="FFFFFF"/>
       </w:rPr>
       <w:tblPr/>
@@ -7487,6 +7904,7 @@
         <w:spacing w:after="0" w:before="0" w:line="240" w:lineRule="auto"/>
       </w:pPr>
       <w:rPr>
+        <w:rFonts w:eastAsia="黑体"/>
         <w:b/>
         <w:bCs/>
         <w:color w:themeColor="background1" w:val="FFFFFF"/>
@@ -7509,6 +7927,7 @@
         <w:spacing w:after="0" w:before="0" w:line="240" w:lineRule="auto"/>
       </w:pPr>
       <w:rPr>
+        <w:rFonts w:eastAsia="黑体"/>
         <w:color w:val="auto"/>
       </w:rPr>
       <w:tblPr/>
@@ -7526,6 +7945,7 @@
     </w:tblStylePr>
     <w:tblStylePr w:type="firstCol">
       <w:rPr>
+        <w:rFonts w:eastAsia="黑体"/>
         <w:b/>
         <w:bCs/>
         <w:color w:themeColor="background1" w:val="FFFFFF"/>
@@ -7545,6 +7965,7 @@
     </w:tblStylePr>
     <w:tblStylePr w:type="lastCol">
       <w:rPr>
+        <w:rFonts w:eastAsia="黑体"/>
         <w:b/>
         <w:bCs/>
         <w:color w:themeColor="background1" w:val="FFFFFF"/>
@@ -7593,6 +8014,7 @@
     </w:tblStylePr>
     <w:tblStylePr w:type="nwCell">
       <w:rPr>
+        <w:rFonts w:eastAsia="黑体"/>
         <w:color w:themeColor="background1" w:val="FFFFFF"/>
       </w:rPr>
       <w:tblPr/>
@@ -7636,6 +8058,7 @@
         <w:spacing w:after="0" w:before="0" w:line="240" w:lineRule="auto"/>
       </w:pPr>
       <w:rPr>
+        <w:rFonts w:eastAsia="黑体"/>
         <w:b/>
         <w:bCs/>
         <w:color w:themeColor="background1" w:val="FFFFFF"/>
@@ -7658,6 +8081,7 @@
         <w:spacing w:after="0" w:before="0" w:line="240" w:lineRule="auto"/>
       </w:pPr>
       <w:rPr>
+        <w:rFonts w:eastAsia="黑体"/>
         <w:color w:val="auto"/>
       </w:rPr>
       <w:tblPr/>
@@ -7675,6 +8099,7 @@
     </w:tblStylePr>
     <w:tblStylePr w:type="firstCol">
       <w:rPr>
+        <w:rFonts w:eastAsia="黑体"/>
         <w:b/>
         <w:bCs/>
         <w:color w:themeColor="background1" w:val="FFFFFF"/>
@@ -7694,6 +8119,7 @@
     </w:tblStylePr>
     <w:tblStylePr w:type="lastCol">
       <w:rPr>
+        <w:rFonts w:eastAsia="黑体"/>
         <w:b/>
         <w:bCs/>
         <w:color w:themeColor="background1" w:val="FFFFFF"/>
@@ -7742,6 +8168,7 @@
     </w:tblStylePr>
     <w:tblStylePr w:type="nwCell">
       <w:rPr>
+        <w:rFonts w:eastAsia="黑体"/>
         <w:color w:themeColor="background1" w:val="FFFFFF"/>
       </w:rPr>
       <w:tblPr/>
@@ -7785,6 +8212,7 @@
         <w:spacing w:after="0" w:before="0" w:line="240" w:lineRule="auto"/>
       </w:pPr>
       <w:rPr>
+        <w:rFonts w:eastAsia="黑体"/>
         <w:b/>
         <w:bCs/>
         <w:color w:themeColor="background1" w:val="FFFFFF"/>
@@ -7807,6 +8235,7 @@
         <w:spacing w:after="0" w:before="0" w:line="240" w:lineRule="auto"/>
       </w:pPr>
       <w:rPr>
+        <w:rFonts w:eastAsia="黑体"/>
         <w:color w:val="auto"/>
       </w:rPr>
       <w:tblPr/>
@@ -7824,6 +8253,7 @@
     </w:tblStylePr>
     <w:tblStylePr w:type="firstCol">
       <w:rPr>
+        <w:rFonts w:eastAsia="黑体"/>
         <w:b/>
         <w:bCs/>
         <w:color w:themeColor="background1" w:val="FFFFFF"/>
@@ -7843,6 +8273,7 @@
     </w:tblStylePr>
     <w:tblStylePr w:type="lastCol">
       <w:rPr>
+        <w:rFonts w:eastAsia="黑体"/>
         <w:b/>
         <w:bCs/>
         <w:color w:themeColor="background1" w:val="FFFFFF"/>
@@ -7891,6 +8322,7 @@
     </w:tblStylePr>
     <w:tblStylePr w:type="nwCell">
       <w:rPr>
+        <w:rFonts w:eastAsia="黑体"/>
         <w:color w:themeColor="background1" w:val="FFFFFF"/>
       </w:rPr>
       <w:tblPr/>
@@ -7934,6 +8366,7 @@
         <w:spacing w:after="0" w:before="0" w:line="240" w:lineRule="auto"/>
       </w:pPr>
       <w:rPr>
+        <w:rFonts w:eastAsia="黑体"/>
         <w:b/>
         <w:bCs/>
         <w:color w:themeColor="background1" w:val="FFFFFF"/>
@@ -7956,6 +8389,7 @@
         <w:spacing w:after="0" w:before="0" w:line="240" w:lineRule="auto"/>
       </w:pPr>
       <w:rPr>
+        <w:rFonts w:eastAsia="黑体"/>
         <w:color w:val="auto"/>
       </w:rPr>
       <w:tblPr/>
@@ -7973,6 +8407,7 @@
     </w:tblStylePr>
     <w:tblStylePr w:type="firstCol">
       <w:rPr>
+        <w:rFonts w:eastAsia="黑体"/>
         <w:b/>
         <w:bCs/>
         <w:color w:themeColor="background1" w:val="FFFFFF"/>
@@ -7992,6 +8427,7 @@
     </w:tblStylePr>
     <w:tblStylePr w:type="lastCol">
       <w:rPr>
+        <w:rFonts w:eastAsia="黑体"/>
         <w:b/>
         <w:bCs/>
         <w:color w:themeColor="background1" w:val="FFFFFF"/>
@@ -8040,6 +8476,7 @@
     </w:tblStylePr>
     <w:tblStylePr w:type="nwCell">
       <w:rPr>
+        <w:rFonts w:eastAsia="黑体"/>
         <w:color w:themeColor="background1" w:val="FFFFFF"/>
       </w:rPr>
       <w:tblPr/>
@@ -8083,6 +8520,7 @@
         <w:spacing w:after="0" w:before="0" w:line="240" w:lineRule="auto"/>
       </w:pPr>
       <w:rPr>
+        <w:rFonts w:eastAsia="黑体"/>
         <w:b/>
         <w:bCs/>
         <w:color w:themeColor="background1" w:val="FFFFFF"/>
@@ -8105,6 +8543,7 @@
         <w:spacing w:after="0" w:before="0" w:line="240" w:lineRule="auto"/>
       </w:pPr>
       <w:rPr>
+        <w:rFonts w:eastAsia="黑体"/>
         <w:color w:val="auto"/>
       </w:rPr>
       <w:tblPr/>
@@ -8122,6 +8561,7 @@
     </w:tblStylePr>
     <w:tblStylePr w:type="firstCol">
       <w:rPr>
+        <w:rFonts w:eastAsia="黑体"/>
         <w:b/>
         <w:bCs/>
         <w:color w:themeColor="background1" w:val="FFFFFF"/>
@@ -8141,6 +8581,7 @@
     </w:tblStylePr>
     <w:tblStylePr w:type="lastCol">
       <w:rPr>
+        <w:rFonts w:eastAsia="黑体"/>
         <w:b/>
         <w:bCs/>
         <w:color w:themeColor="background1" w:val="FFFFFF"/>
@@ -8189,6 +8630,7 @@
     </w:tblStylePr>
     <w:tblStylePr w:type="nwCell">
       <w:rPr>
+        <w:rFonts w:eastAsia="黑体"/>
         <w:color w:themeColor="background1" w:val="FFFFFF"/>
       </w:rPr>
       <w:tblPr/>
@@ -8232,6 +8674,7 @@
         <w:spacing w:after="0" w:before="0" w:line="240" w:lineRule="auto"/>
       </w:pPr>
       <w:rPr>
+        <w:rFonts w:eastAsia="黑体"/>
         <w:b/>
         <w:bCs/>
         <w:color w:themeColor="background1" w:val="FFFFFF"/>
@@ -8254,6 +8697,7 @@
         <w:spacing w:after="0" w:before="0" w:line="240" w:lineRule="auto"/>
       </w:pPr>
       <w:rPr>
+        <w:rFonts w:eastAsia="黑体"/>
         <w:color w:val="auto"/>
       </w:rPr>
       <w:tblPr/>
@@ -8271,6 +8715,7 @@
     </w:tblStylePr>
     <w:tblStylePr w:type="firstCol">
       <w:rPr>
+        <w:rFonts w:eastAsia="黑体"/>
         <w:b/>
         <w:bCs/>
         <w:color w:themeColor="background1" w:val="FFFFFF"/>
@@ -8290,6 +8735,7 @@
     </w:tblStylePr>
     <w:tblStylePr w:type="lastCol">
       <w:rPr>
+        <w:rFonts w:eastAsia="黑体"/>
         <w:b/>
         <w:bCs/>
         <w:color w:themeColor="background1" w:val="FFFFFF"/>
@@ -8338,6 +8784,7 @@
     </w:tblStylePr>
     <w:tblStylePr w:type="nwCell">
       <w:rPr>
+        <w:rFonts w:eastAsia="黑体"/>
         <w:color w:themeColor="background1" w:val="FFFFFF"/>
       </w:rPr>
       <w:tblPr/>
@@ -8362,6 +8809,7 @@
       <w:spacing w:after="0" w:line="240" w:lineRule="auto"/>
     </w:pPr>
     <w:rPr>
+      <w:rFonts w:eastAsia="黑体"/>
       <w:color w:themeColor="text1" w:val="000000"/>
     </w:rPr>
     <w:tblPr>
@@ -8381,7 +8829,7 @@
     </w:tblPr>
     <w:tblStylePr w:type="firstRow">
       <w:rPr>
-        <w:rFonts w:asciiTheme="majorHAnsi" w:cstheme="majorBidi" w:eastAsiaTheme="majorEastAsia" w:hAnsiTheme="majorHAnsi"/>
+        <w:rFonts w:asciiTheme="majorHAnsi" w:cstheme="majorBidi" w:hAnsiTheme="majorHAnsi" w:eastAsia="黑体"/>
       </w:rPr>
       <w:tblPr/>
       <w:tcPr>
@@ -8393,6 +8841,7 @@
     </w:tblStylePr>
     <w:tblStylePr w:type="lastRow">
       <w:rPr>
+        <w:rFonts w:eastAsia="黑体"/>
         <w:b/>
         <w:bCs/>
         <w:color w:themeColor="text2" w:val="1F497D"/>
@@ -8407,12 +8856,14 @@
     </w:tblStylePr>
     <w:tblStylePr w:type="firstCol">
       <w:rPr>
+        <w:rFonts w:eastAsia="黑体"/>
         <w:b/>
         <w:bCs/>
       </w:rPr>
     </w:tblStylePr>
     <w:tblStylePr w:type="lastCol">
       <w:rPr>
+        <w:rFonts w:eastAsia="黑体"/>
         <w:b/>
         <w:bCs/>
       </w:rPr>
@@ -8446,6 +8897,7 @@
       <w:spacing w:after="0" w:line="240" w:lineRule="auto"/>
     </w:pPr>
     <w:rPr>
+      <w:rFonts w:eastAsia="黑体"/>
       <w:color w:themeColor="text1" w:val="000000"/>
     </w:rPr>
     <w:tblPr>
@@ -8465,7 +8917,7 @@
     </w:tblPr>
     <w:tblStylePr w:type="firstRow">
       <w:rPr>
-        <w:rFonts w:asciiTheme="majorHAnsi" w:cstheme="majorBidi" w:eastAsiaTheme="majorEastAsia" w:hAnsiTheme="majorHAnsi"/>
+        <w:rFonts w:asciiTheme="majorHAnsi" w:cstheme="majorBidi" w:hAnsiTheme="majorHAnsi" w:eastAsia="黑体"/>
       </w:rPr>
       <w:tblPr/>
       <w:tcPr>
@@ -8477,6 +8929,7 @@
     </w:tblStylePr>
     <w:tblStylePr w:type="lastRow">
       <w:rPr>
+        <w:rFonts w:eastAsia="黑体"/>
         <w:b/>
         <w:bCs/>
         <w:color w:themeColor="text2" w:val="1F497D"/>
@@ -8491,12 +8944,14 @@
     </w:tblStylePr>
     <w:tblStylePr w:type="firstCol">
       <w:rPr>
+        <w:rFonts w:eastAsia="黑体"/>
         <w:b/>
         <w:bCs/>
       </w:rPr>
     </w:tblStylePr>
     <w:tblStylePr w:type="lastCol">
       <w:rPr>
+        <w:rFonts w:eastAsia="黑体"/>
         <w:b/>
         <w:bCs/>
       </w:rPr>
@@ -8530,6 +8985,7 @@
       <w:spacing w:after="0" w:line="240" w:lineRule="auto"/>
     </w:pPr>
     <w:rPr>
+      <w:rFonts w:eastAsia="黑体"/>
       <w:color w:themeColor="text1" w:val="000000"/>
     </w:rPr>
     <w:tblPr>
@@ -8549,7 +9005,7 @@
     </w:tblPr>
     <w:tblStylePr w:type="firstRow">
       <w:rPr>
-        <w:rFonts w:asciiTheme="majorHAnsi" w:cstheme="majorBidi" w:eastAsiaTheme="majorEastAsia" w:hAnsiTheme="majorHAnsi"/>
+        <w:rFonts w:asciiTheme="majorHAnsi" w:cstheme="majorBidi" w:hAnsiTheme="majorHAnsi" w:eastAsia="黑体"/>
       </w:rPr>
       <w:tblPr/>
       <w:tcPr>
@@ -8561,6 +9017,7 @@
     </w:tblStylePr>
     <w:tblStylePr w:type="lastRow">
       <w:rPr>
+        <w:rFonts w:eastAsia="黑体"/>
         <w:b/>
         <w:bCs/>
         <w:color w:themeColor="text2" w:val="1F497D"/>
@@ -8575,12 +9032,14 @@
     </w:tblStylePr>
     <w:tblStylePr w:type="firstCol">
       <w:rPr>
+        <w:rFonts w:eastAsia="黑体"/>
         <w:b/>
         <w:bCs/>
       </w:rPr>
     </w:tblStylePr>
     <w:tblStylePr w:type="lastCol">
       <w:rPr>
+        <w:rFonts w:eastAsia="黑体"/>
         <w:b/>
         <w:bCs/>
       </w:rPr>
@@ -8614,6 +9073,7 @@
       <w:spacing w:after="0" w:line="240" w:lineRule="auto"/>
     </w:pPr>
     <w:rPr>
+      <w:rFonts w:eastAsia="黑体"/>
       <w:color w:themeColor="text1" w:val="000000"/>
     </w:rPr>
     <w:tblPr>
@@ -8633,7 +9093,7 @@
     </w:tblPr>
     <w:tblStylePr w:type="firstRow">
       <w:rPr>
-        <w:rFonts w:asciiTheme="majorHAnsi" w:cstheme="majorBidi" w:eastAsiaTheme="majorEastAsia" w:hAnsiTheme="majorHAnsi"/>
+        <w:rFonts w:asciiTheme="majorHAnsi" w:cstheme="majorBidi" w:hAnsiTheme="majorHAnsi" w:eastAsia="黑体"/>
       </w:rPr>
       <w:tblPr/>
       <w:tcPr>
@@ -8645,6 +9105,7 @@
     </w:tblStylePr>
     <w:tblStylePr w:type="lastRow">
       <w:rPr>
+        <w:rFonts w:eastAsia="黑体"/>
         <w:b/>
         <w:bCs/>
         <w:color w:themeColor="text2" w:val="1F497D"/>
@@ -8659,12 +9120,14 @@
     </w:tblStylePr>
     <w:tblStylePr w:type="firstCol">
       <w:rPr>
+        <w:rFonts w:eastAsia="黑体"/>
         <w:b/>
         <w:bCs/>
       </w:rPr>
     </w:tblStylePr>
     <w:tblStylePr w:type="lastCol">
       <w:rPr>
+        <w:rFonts w:eastAsia="黑体"/>
         <w:b/>
         <w:bCs/>
       </w:rPr>
@@ -8698,6 +9161,7 @@
       <w:spacing w:after="0" w:line="240" w:lineRule="auto"/>
     </w:pPr>
     <w:rPr>
+      <w:rFonts w:eastAsia="黑体"/>
       <w:color w:themeColor="text1" w:val="000000"/>
     </w:rPr>
     <w:tblPr>
@@ -8717,7 +9181,7 @@
     </w:tblPr>
     <w:tblStylePr w:type="firstRow">
       <w:rPr>
-        <w:rFonts w:asciiTheme="majorHAnsi" w:cstheme="majorBidi" w:eastAsiaTheme="majorEastAsia" w:hAnsiTheme="majorHAnsi"/>
+        <w:rFonts w:asciiTheme="majorHAnsi" w:cstheme="majorBidi" w:hAnsiTheme="majorHAnsi" w:eastAsia="黑体"/>
       </w:rPr>
       <w:tblPr/>
       <w:tcPr>
@@ -8729,6 +9193,7 @@
     </w:tblStylePr>
     <w:tblStylePr w:type="lastRow">
       <w:rPr>
+        <w:rFonts w:eastAsia="黑体"/>
         <w:b/>
         <w:bCs/>
         <w:color w:themeColor="text2" w:val="1F497D"/>
@@ -8743,12 +9208,14 @@
     </w:tblStylePr>
     <w:tblStylePr w:type="firstCol">
       <w:rPr>
+        <w:rFonts w:eastAsia="黑体"/>
         <w:b/>
         <w:bCs/>
       </w:rPr>
     </w:tblStylePr>
     <w:tblStylePr w:type="lastCol">
       <w:rPr>
+        <w:rFonts w:eastAsia="黑体"/>
         <w:b/>
         <w:bCs/>
       </w:rPr>
@@ -8782,6 +9249,7 @@
       <w:spacing w:after="0" w:line="240" w:lineRule="auto"/>
     </w:pPr>
     <w:rPr>
+      <w:rFonts w:eastAsia="黑体"/>
       <w:color w:themeColor="text1" w:val="000000"/>
     </w:rPr>
     <w:tblPr>
@@ -8801,7 +9269,7 @@
     </w:tblPr>
     <w:tblStylePr w:type="firstRow">
       <w:rPr>
-        <w:rFonts w:asciiTheme="majorHAnsi" w:cstheme="majorBidi" w:eastAsiaTheme="majorEastAsia" w:hAnsiTheme="majorHAnsi"/>
+        <w:rFonts w:asciiTheme="majorHAnsi" w:cstheme="majorBidi" w:hAnsiTheme="majorHAnsi" w:eastAsia="黑体"/>
       </w:rPr>
       <w:tblPr/>
       <w:tcPr>
@@ -8813,6 +9281,7 @@
     </w:tblStylePr>
     <w:tblStylePr w:type="lastRow">
       <w:rPr>
+        <w:rFonts w:eastAsia="黑体"/>
         <w:b/>
         <w:bCs/>
         <w:color w:themeColor="text2" w:val="1F497D"/>
@@ -8827,12 +9296,14 @@
     </w:tblStylePr>
     <w:tblStylePr w:type="firstCol">
       <w:rPr>
+        <w:rFonts w:eastAsia="黑体"/>
         <w:b/>
         <w:bCs/>
       </w:rPr>
     </w:tblStylePr>
     <w:tblStylePr w:type="lastCol">
       <w:rPr>
+        <w:rFonts w:eastAsia="黑体"/>
         <w:b/>
         <w:bCs/>
       </w:rPr>
@@ -8866,6 +9337,7 @@
       <w:spacing w:after="0" w:line="240" w:lineRule="auto"/>
     </w:pPr>
     <w:rPr>
+      <w:rFonts w:eastAsia="黑体"/>
       <w:color w:themeColor="text1" w:val="000000"/>
     </w:rPr>
     <w:tblPr>
@@ -8885,7 +9357,7 @@
     </w:tblPr>
     <w:tblStylePr w:type="firstRow">
       <w:rPr>
-        <w:rFonts w:asciiTheme="majorHAnsi" w:cstheme="majorBidi" w:eastAsiaTheme="majorEastAsia" w:hAnsiTheme="majorHAnsi"/>
+        <w:rFonts w:asciiTheme="majorHAnsi" w:cstheme="majorBidi" w:hAnsiTheme="majorHAnsi" w:eastAsia="黑体"/>
       </w:rPr>
       <w:tblPr/>
       <w:tcPr>
@@ -8897,6 +9369,7 @@
     </w:tblStylePr>
     <w:tblStylePr w:type="lastRow">
       <w:rPr>
+        <w:rFonts w:eastAsia="黑体"/>
         <w:b/>
         <w:bCs/>
         <w:color w:themeColor="text2" w:val="1F497D"/>
@@ -8911,12 +9384,14 @@
     </w:tblStylePr>
     <w:tblStylePr w:type="firstCol">
       <w:rPr>
+        <w:rFonts w:eastAsia="黑体"/>
         <w:b/>
         <w:bCs/>
       </w:rPr>
     </w:tblStylePr>
     <w:tblStylePr w:type="lastCol">
       <w:rPr>
+        <w:rFonts w:eastAsia="黑体"/>
         <w:b/>
         <w:bCs/>
       </w:rPr>
@@ -8950,7 +9425,7 @@
       <w:spacing w:after="0" w:line="240" w:lineRule="auto"/>
     </w:pPr>
     <w:rPr>
-      <w:rFonts w:asciiTheme="majorHAnsi" w:cstheme="majorBidi" w:eastAsiaTheme="majorEastAsia" w:hAnsiTheme="majorHAnsi"/>
+      <w:rFonts w:asciiTheme="majorHAnsi" w:cstheme="majorBidi" w:hAnsiTheme="majorHAnsi" w:eastAsia="黑体"/>
       <w:color w:themeColor="text1" w:val="000000"/>
     </w:rPr>
     <w:tblPr>
@@ -8972,6 +9447,7 @@
     </w:tblPr>
     <w:tblStylePr w:type="firstRow">
       <w:rPr>
+        <w:rFonts w:eastAsia="黑体"/>
         <w:sz w:val="24"/>
         <w:szCs w:val="24"/>
       </w:rPr>
@@ -9078,7 +9554,7 @@
       <w:spacing w:after="0" w:line="240" w:lineRule="auto"/>
     </w:pPr>
     <w:rPr>
-      <w:rFonts w:asciiTheme="majorHAnsi" w:cstheme="majorBidi" w:eastAsiaTheme="majorEastAsia" w:hAnsiTheme="majorHAnsi"/>
+      <w:rFonts w:asciiTheme="majorHAnsi" w:cstheme="majorBidi" w:hAnsiTheme="majorHAnsi" w:eastAsia="黑体"/>
       <w:color w:themeColor="text1" w:val="000000"/>
     </w:rPr>
     <w:tblPr>
@@ -9100,6 +9576,7 @@
     </w:tblPr>
     <w:tblStylePr w:type="firstRow">
       <w:rPr>
+        <w:rFonts w:eastAsia="黑体"/>
         <w:sz w:val="24"/>
         <w:szCs w:val="24"/>
       </w:rPr>
@@ -9206,7 +9683,7 @@
       <w:spacing w:after="0" w:line="240" w:lineRule="auto"/>
     </w:pPr>
     <w:rPr>
-      <w:rFonts w:asciiTheme="majorHAnsi" w:cstheme="majorBidi" w:eastAsiaTheme="majorEastAsia" w:hAnsiTheme="majorHAnsi"/>
+      <w:rFonts w:asciiTheme="majorHAnsi" w:cstheme="majorBidi" w:hAnsiTheme="majorHAnsi" w:eastAsia="黑体"/>
       <w:color w:themeColor="text1" w:val="000000"/>
     </w:rPr>
     <w:tblPr>
@@ -9228,6 +9705,7 @@
     </w:tblPr>
     <w:tblStylePr w:type="firstRow">
       <w:rPr>
+        <w:rFonts w:eastAsia="黑体"/>
         <w:sz w:val="24"/>
         <w:szCs w:val="24"/>
       </w:rPr>
@@ -9334,7 +9812,7 @@
       <w:spacing w:after="0" w:line="240" w:lineRule="auto"/>
     </w:pPr>
     <w:rPr>
-      <w:rFonts w:asciiTheme="majorHAnsi" w:cstheme="majorBidi" w:eastAsiaTheme="majorEastAsia" w:hAnsiTheme="majorHAnsi"/>
+      <w:rFonts w:asciiTheme="majorHAnsi" w:cstheme="majorBidi" w:hAnsiTheme="majorHAnsi" w:eastAsia="黑体"/>
       <w:color w:themeColor="text1" w:val="000000"/>
     </w:rPr>
     <w:tblPr>
@@ -9356,6 +9834,7 @@
     </w:tblPr>
     <w:tblStylePr w:type="firstRow">
       <w:rPr>
+        <w:rFonts w:eastAsia="黑体"/>
         <w:sz w:val="24"/>
         <w:szCs w:val="24"/>
       </w:rPr>
@@ -9462,7 +9941,7 @@
       <w:spacing w:after="0" w:line="240" w:lineRule="auto"/>
     </w:pPr>
     <w:rPr>
-      <w:rFonts w:asciiTheme="majorHAnsi" w:cstheme="majorBidi" w:eastAsiaTheme="majorEastAsia" w:hAnsiTheme="majorHAnsi"/>
+      <w:rFonts w:asciiTheme="majorHAnsi" w:cstheme="majorBidi" w:hAnsiTheme="majorHAnsi" w:eastAsia="黑体"/>
       <w:color w:themeColor="text1" w:val="000000"/>
     </w:rPr>
     <w:tblPr>
@@ -9484,6 +9963,7 @@
     </w:tblPr>
     <w:tblStylePr w:type="firstRow">
       <w:rPr>
+        <w:rFonts w:eastAsia="黑体"/>
         <w:sz w:val="24"/>
         <w:szCs w:val="24"/>
       </w:rPr>
@@ -9590,7 +10070,7 @@
       <w:spacing w:after="0" w:line="240" w:lineRule="auto"/>
     </w:pPr>
     <w:rPr>
-      <w:rFonts w:asciiTheme="majorHAnsi" w:cstheme="majorBidi" w:eastAsiaTheme="majorEastAsia" w:hAnsiTheme="majorHAnsi"/>
+      <w:rFonts w:asciiTheme="majorHAnsi" w:cstheme="majorBidi" w:hAnsiTheme="majorHAnsi" w:eastAsia="黑体"/>
       <w:color w:themeColor="text1" w:val="000000"/>
     </w:rPr>
     <w:tblPr>
@@ -9612,6 +10092,7 @@
     </w:tblPr>
     <w:tblStylePr w:type="firstRow">
       <w:rPr>
+        <w:rFonts w:eastAsia="黑体"/>
         <w:sz w:val="24"/>
         <w:szCs w:val="24"/>
       </w:rPr>
@@ -9718,7 +10199,7 @@
       <w:spacing w:after="0" w:line="240" w:lineRule="auto"/>
     </w:pPr>
     <w:rPr>
-      <w:rFonts w:asciiTheme="majorHAnsi" w:cstheme="majorBidi" w:eastAsiaTheme="majorEastAsia" w:hAnsiTheme="majorHAnsi"/>
+      <w:rFonts w:asciiTheme="majorHAnsi" w:cstheme="majorBidi" w:hAnsiTheme="majorHAnsi" w:eastAsia="黑体"/>
       <w:color w:themeColor="text1" w:val="000000"/>
     </w:rPr>
     <w:tblPr>
@@ -9740,6 +10221,7 @@
     </w:tblPr>
     <w:tblStylePr w:type="firstRow">
       <w:rPr>
+        <w:rFonts w:eastAsia="黑体"/>
         <w:sz w:val="24"/>
         <w:szCs w:val="24"/>
       </w:rPr>
@@ -9869,12 +10351,14 @@
     </w:tcPr>
     <w:tblStylePr w:type="firstRow">
       <w:rPr>
+        <w:rFonts w:eastAsia="黑体"/>
         <w:b/>
         <w:bCs/>
       </w:rPr>
     </w:tblStylePr>
     <w:tblStylePr w:type="lastRow">
       <w:rPr>
+        <w:rFonts w:eastAsia="黑体"/>
         <w:b/>
         <w:bCs/>
       </w:rPr>
@@ -9887,12 +10371,14 @@
     </w:tblStylePr>
     <w:tblStylePr w:type="firstCol">
       <w:rPr>
+        <w:rFonts w:eastAsia="黑体"/>
         <w:b/>
         <w:bCs/>
       </w:rPr>
     </w:tblStylePr>
     <w:tblStylePr w:type="lastCol">
       <w:rPr>
+        <w:rFonts w:eastAsia="黑体"/>
         <w:b/>
         <w:bCs/>
       </w:rPr>
@@ -9942,12 +10428,14 @@
     </w:tcPr>
     <w:tblStylePr w:type="firstRow">
       <w:rPr>
+        <w:rFonts w:eastAsia="黑体"/>
         <w:b/>
         <w:bCs/>
       </w:rPr>
     </w:tblStylePr>
     <w:tblStylePr w:type="lastRow">
       <w:rPr>
+        <w:rFonts w:eastAsia="黑体"/>
         <w:b/>
         <w:bCs/>
       </w:rPr>
@@ -9960,12 +10448,14 @@
     </w:tblStylePr>
     <w:tblStylePr w:type="firstCol">
       <w:rPr>
+        <w:rFonts w:eastAsia="黑体"/>
         <w:b/>
         <w:bCs/>
       </w:rPr>
     </w:tblStylePr>
     <w:tblStylePr w:type="lastCol">
       <w:rPr>
+        <w:rFonts w:eastAsia="黑体"/>
         <w:b/>
         <w:bCs/>
       </w:rPr>
@@ -10015,12 +10505,14 @@
     </w:tcPr>
     <w:tblStylePr w:type="firstRow">
       <w:rPr>
+        <w:rFonts w:eastAsia="黑体"/>
         <w:b/>
         <w:bCs/>
       </w:rPr>
     </w:tblStylePr>
     <w:tblStylePr w:type="lastRow">
       <w:rPr>
+        <w:rFonts w:eastAsia="黑体"/>
         <w:b/>
         <w:bCs/>
       </w:rPr>
@@ -10033,12 +10525,14 @@
     </w:tblStylePr>
     <w:tblStylePr w:type="firstCol">
       <w:rPr>
+        <w:rFonts w:eastAsia="黑体"/>
         <w:b/>
         <w:bCs/>
       </w:rPr>
     </w:tblStylePr>
     <w:tblStylePr w:type="lastCol">
       <w:rPr>
+        <w:rFonts w:eastAsia="黑体"/>
         <w:b/>
         <w:bCs/>
       </w:rPr>
@@ -10088,12 +10582,14 @@
     </w:tcPr>
     <w:tblStylePr w:type="firstRow">
       <w:rPr>
+        <w:rFonts w:eastAsia="黑体"/>
         <w:b/>
         <w:bCs/>
       </w:rPr>
     </w:tblStylePr>
     <w:tblStylePr w:type="lastRow">
       <w:rPr>
+        <w:rFonts w:eastAsia="黑体"/>
         <w:b/>
         <w:bCs/>
       </w:rPr>
@@ -10106,12 +10602,14 @@
     </w:tblStylePr>
     <w:tblStylePr w:type="firstCol">
       <w:rPr>
+        <w:rFonts w:eastAsia="黑体"/>
         <w:b/>
         <w:bCs/>
       </w:rPr>
     </w:tblStylePr>
     <w:tblStylePr w:type="lastCol">
       <w:rPr>
+        <w:rFonts w:eastAsia="黑体"/>
         <w:b/>
         <w:bCs/>
       </w:rPr>
@@ -10161,12 +10659,14 @@
     </w:tcPr>
     <w:tblStylePr w:type="firstRow">
       <w:rPr>
+        <w:rFonts w:eastAsia="黑体"/>
         <w:b/>
         <w:bCs/>
       </w:rPr>
     </w:tblStylePr>
     <w:tblStylePr w:type="lastRow">
       <w:rPr>
+        <w:rFonts w:eastAsia="黑体"/>
         <w:b/>
         <w:bCs/>
       </w:rPr>
@@ -10179,12 +10679,14 @@
     </w:tblStylePr>
     <w:tblStylePr w:type="firstCol">
       <w:rPr>
+        <w:rFonts w:eastAsia="黑体"/>
         <w:b/>
         <w:bCs/>
       </w:rPr>
     </w:tblStylePr>
     <w:tblStylePr w:type="lastCol">
       <w:rPr>
+        <w:rFonts w:eastAsia="黑体"/>
         <w:b/>
         <w:bCs/>
       </w:rPr>
@@ -10234,12 +10736,14 @@
     </w:tcPr>
     <w:tblStylePr w:type="firstRow">
       <w:rPr>
+        <w:rFonts w:eastAsia="黑体"/>
         <w:b/>
         <w:bCs/>
       </w:rPr>
     </w:tblStylePr>
     <w:tblStylePr w:type="lastRow">
       <w:rPr>
+        <w:rFonts w:eastAsia="黑体"/>
         <w:b/>
         <w:bCs/>
       </w:rPr>
@@ -10252,12 +10756,14 @@
     </w:tblStylePr>
     <w:tblStylePr w:type="firstCol">
       <w:rPr>
+        <w:rFonts w:eastAsia="黑体"/>
         <w:b/>
         <w:bCs/>
       </w:rPr>
     </w:tblStylePr>
     <w:tblStylePr w:type="lastCol">
       <w:rPr>
+        <w:rFonts w:eastAsia="黑体"/>
         <w:b/>
         <w:bCs/>
       </w:rPr>
@@ -10307,12 +10813,14 @@
     </w:tcPr>
     <w:tblStylePr w:type="firstRow">
       <w:rPr>
+        <w:rFonts w:eastAsia="黑体"/>
         <w:b/>
         <w:bCs/>
       </w:rPr>
     </w:tblStylePr>
     <w:tblStylePr w:type="lastRow">
       <w:rPr>
+        <w:rFonts w:eastAsia="黑体"/>
         <w:b/>
         <w:bCs/>
       </w:rPr>
@@ -10325,12 +10833,14 @@
     </w:tblStylePr>
     <w:tblStylePr w:type="firstCol">
       <w:rPr>
+        <w:rFonts w:eastAsia="黑体"/>
         <w:b/>
         <w:bCs/>
       </w:rPr>
     </w:tblStylePr>
     <w:tblStylePr w:type="lastCol">
       <w:rPr>
+        <w:rFonts w:eastAsia="黑体"/>
         <w:b/>
         <w:bCs/>
       </w:rPr>
@@ -10357,7 +10867,7 @@
       <w:spacing w:after="0" w:line="240" w:lineRule="auto"/>
     </w:pPr>
     <w:rPr>
-      <w:rFonts w:asciiTheme="majorHAnsi" w:cstheme="majorBidi" w:eastAsiaTheme="majorEastAsia" w:hAnsiTheme="majorHAnsi"/>
+      <w:rFonts w:asciiTheme="majorHAnsi" w:cstheme="majorBidi" w:hAnsiTheme="majorHAnsi" w:eastAsia="黑体"/>
       <w:color w:themeColor="text1" w:val="000000"/>
     </w:rPr>
     <w:tblPr>
@@ -10384,6 +10894,7 @@
     </w:tcPr>
     <w:tblStylePr w:type="firstRow">
       <w:rPr>
+        <w:rFonts w:eastAsia="黑体"/>
         <w:b/>
         <w:bCs/>
         <w:color w:themeColor="text1" w:val="000000"/>
@@ -10395,6 +10906,7 @@
     </w:tblStylePr>
     <w:tblStylePr w:type="lastRow">
       <w:rPr>
+        <w:rFonts w:eastAsia="黑体"/>
         <w:b/>
         <w:bCs/>
         <w:color w:themeColor="text1" w:val="000000"/>
@@ -10414,6 +10926,7 @@
     </w:tblStylePr>
     <w:tblStylePr w:type="firstCol">
       <w:rPr>
+        <w:rFonts w:eastAsia="黑体"/>
         <w:b/>
         <w:bCs/>
         <w:color w:themeColor="text1" w:val="000000"/>
@@ -10433,6 +10946,7 @@
     </w:tblStylePr>
     <w:tblStylePr w:type="lastCol">
       <w:rPr>
+        <w:rFonts w:eastAsia="黑体"/>
         <w:b w:val="0"/>
         <w:bCs w:val="0"/>
         <w:color w:themeColor="text1" w:val="000000"/>
@@ -10482,7 +10996,7 @@
       <w:spacing w:after="0" w:line="240" w:lineRule="auto"/>
     </w:pPr>
     <w:rPr>
-      <w:rFonts w:asciiTheme="majorHAnsi" w:cstheme="majorBidi" w:eastAsiaTheme="majorEastAsia" w:hAnsiTheme="majorHAnsi"/>
+      <w:rFonts w:asciiTheme="majorHAnsi" w:cstheme="majorBidi" w:hAnsiTheme="majorHAnsi" w:eastAsia="黑体"/>
       <w:color w:themeColor="text1" w:val="000000"/>
     </w:rPr>
     <w:tblPr>
@@ -10509,6 +11023,7 @@
     </w:tcPr>
     <w:tblStylePr w:type="firstRow">
       <w:rPr>
+        <w:rFonts w:eastAsia="黑体"/>
         <w:b/>
         <w:bCs/>
         <w:color w:themeColor="text1" w:val="000000"/>
@@ -10520,6 +11035,7 @@
     </w:tblStylePr>
     <w:tblStylePr w:type="lastRow">
       <w:rPr>
+        <w:rFonts w:eastAsia="黑体"/>
         <w:b/>
         <w:bCs/>
         <w:color w:themeColor="text1" w:val="000000"/>
@@ -10539,6 +11055,7 @@
     </w:tblStylePr>
     <w:tblStylePr w:type="firstCol">
       <w:rPr>
+        <w:rFonts w:eastAsia="黑体"/>
         <w:b/>
         <w:bCs/>
         <w:color w:themeColor="text1" w:val="000000"/>
@@ -10558,6 +11075,7 @@
     </w:tblStylePr>
     <w:tblStylePr w:type="lastCol">
       <w:rPr>
+        <w:rFonts w:eastAsia="黑体"/>
         <w:b w:val="0"/>
         <w:bCs w:val="0"/>
         <w:color w:themeColor="text1" w:val="000000"/>
@@ -10607,7 +11125,7 @@
       <w:spacing w:after="0" w:line="240" w:lineRule="auto"/>
     </w:pPr>
     <w:rPr>
-      <w:rFonts w:asciiTheme="majorHAnsi" w:cstheme="majorBidi" w:eastAsiaTheme="majorEastAsia" w:hAnsiTheme="majorHAnsi"/>
+      <w:rFonts w:asciiTheme="majorHAnsi" w:cstheme="majorBidi" w:hAnsiTheme="majorHAnsi" w:eastAsia="黑体"/>
       <w:color w:themeColor="text1" w:val="000000"/>
     </w:rPr>
     <w:tblPr>
@@ -10634,6 +11152,7 @@
     </w:tcPr>
     <w:tblStylePr w:type="firstRow">
       <w:rPr>
+        <w:rFonts w:eastAsia="黑体"/>
         <w:b/>
         <w:bCs/>
         <w:color w:themeColor="text1" w:val="000000"/>
@@ -10645,6 +11164,7 @@
     </w:tblStylePr>
     <w:tblStylePr w:type="lastRow">
       <w:rPr>
+        <w:rFonts w:eastAsia="黑体"/>
         <w:b/>
         <w:bCs/>
         <w:color w:themeColor="text1" w:val="000000"/>
@@ -10664,6 +11184,7 @@
     </w:tblStylePr>
     <w:tblStylePr w:type="firstCol">
       <w:rPr>
+        <w:rFonts w:eastAsia="黑体"/>
         <w:b/>
         <w:bCs/>
         <w:color w:themeColor="text1" w:val="000000"/>
@@ -10683,6 +11204,7 @@
     </w:tblStylePr>
     <w:tblStylePr w:type="lastCol">
       <w:rPr>
+        <w:rFonts w:eastAsia="黑体"/>
         <w:b w:val="0"/>
         <w:bCs w:val="0"/>
         <w:color w:themeColor="text1" w:val="000000"/>
@@ -10732,7 +11254,7 @@
       <w:spacing w:after="0" w:line="240" w:lineRule="auto"/>
     </w:pPr>
     <w:rPr>
-      <w:rFonts w:asciiTheme="majorHAnsi" w:cstheme="majorBidi" w:eastAsiaTheme="majorEastAsia" w:hAnsiTheme="majorHAnsi"/>
+      <w:rFonts w:asciiTheme="majorHAnsi" w:cstheme="majorBidi" w:hAnsiTheme="majorHAnsi" w:eastAsia="黑体"/>
       <w:color w:themeColor="text1" w:val="000000"/>
     </w:rPr>
     <w:tblPr>
@@ -10759,6 +11281,7 @@
     </w:tcPr>
     <w:tblStylePr w:type="firstRow">
       <w:rPr>
+        <w:rFonts w:eastAsia="黑体"/>
         <w:b/>
         <w:bCs/>
         <w:color w:themeColor="text1" w:val="000000"/>
@@ -10770,6 +11293,7 @@
     </w:tblStylePr>
     <w:tblStylePr w:type="lastRow">
       <w:rPr>
+        <w:rFonts w:eastAsia="黑体"/>
         <w:b/>
         <w:bCs/>
         <w:color w:themeColor="text1" w:val="000000"/>
@@ -10789,6 +11313,7 @@
     </w:tblStylePr>
     <w:tblStylePr w:type="firstCol">
       <w:rPr>
+        <w:rFonts w:eastAsia="黑体"/>
         <w:b/>
         <w:bCs/>
         <w:color w:themeColor="text1" w:val="000000"/>
@@ -10808,6 +11333,7 @@
     </w:tblStylePr>
     <w:tblStylePr w:type="lastCol">
       <w:rPr>
+        <w:rFonts w:eastAsia="黑体"/>
         <w:b w:val="0"/>
         <w:bCs w:val="0"/>
         <w:color w:themeColor="text1" w:val="000000"/>
@@ -10857,7 +11383,7 @@
       <w:spacing w:after="0" w:line="240" w:lineRule="auto"/>
     </w:pPr>
     <w:rPr>
-      <w:rFonts w:asciiTheme="majorHAnsi" w:cstheme="majorBidi" w:eastAsiaTheme="majorEastAsia" w:hAnsiTheme="majorHAnsi"/>
+      <w:rFonts w:asciiTheme="majorHAnsi" w:cstheme="majorBidi" w:hAnsiTheme="majorHAnsi" w:eastAsia="黑体"/>
       <w:color w:themeColor="text1" w:val="000000"/>
     </w:rPr>
     <w:tblPr>
@@ -10884,6 +11410,7 @@
     </w:tcPr>
     <w:tblStylePr w:type="firstRow">
       <w:rPr>
+        <w:rFonts w:eastAsia="黑体"/>
         <w:b/>
         <w:bCs/>
         <w:color w:themeColor="text1" w:val="000000"/>
@@ -10895,6 +11422,7 @@
     </w:tblStylePr>
     <w:tblStylePr w:type="lastRow">
       <w:rPr>
+        <w:rFonts w:eastAsia="黑体"/>
         <w:b/>
         <w:bCs/>
         <w:color w:themeColor="text1" w:val="000000"/>
@@ -10914,6 +11442,7 @@
     </w:tblStylePr>
     <w:tblStylePr w:type="firstCol">
       <w:rPr>
+        <w:rFonts w:eastAsia="黑体"/>
         <w:b/>
         <w:bCs/>
         <w:color w:themeColor="text1" w:val="000000"/>
@@ -10933,6 +11462,7 @@
     </w:tblStylePr>
     <w:tblStylePr w:type="lastCol">
       <w:rPr>
+        <w:rFonts w:eastAsia="黑体"/>
         <w:b w:val="0"/>
         <w:bCs w:val="0"/>
         <w:color w:themeColor="text1" w:val="000000"/>
@@ -10982,7 +11512,7 @@
       <w:spacing w:after="0" w:line="240" w:lineRule="auto"/>
     </w:pPr>
     <w:rPr>
-      <w:rFonts w:asciiTheme="majorHAnsi" w:cstheme="majorBidi" w:eastAsiaTheme="majorEastAsia" w:hAnsiTheme="majorHAnsi"/>
+      <w:rFonts w:asciiTheme="majorHAnsi" w:cstheme="majorBidi" w:hAnsiTheme="majorHAnsi" w:eastAsia="黑体"/>
       <w:color w:themeColor="text1" w:val="000000"/>
     </w:rPr>
     <w:tblPr>
@@ -11009,6 +11539,7 @@
     </w:tcPr>
     <w:tblStylePr w:type="firstRow">
       <w:rPr>
+        <w:rFonts w:eastAsia="黑体"/>
         <w:b/>
         <w:bCs/>
         <w:color w:themeColor="text1" w:val="000000"/>
@@ -11020,6 +11551,7 @@
     </w:tblStylePr>
     <w:tblStylePr w:type="lastRow">
       <w:rPr>
+        <w:rFonts w:eastAsia="黑体"/>
         <w:b/>
         <w:bCs/>
         <w:color w:themeColor="text1" w:val="000000"/>
@@ -11039,6 +11571,7 @@
     </w:tblStylePr>
     <w:tblStylePr w:type="firstCol">
       <w:rPr>
+        <w:rFonts w:eastAsia="黑体"/>
         <w:b/>
         <w:bCs/>
         <w:color w:themeColor="text1" w:val="000000"/>
@@ -11058,6 +11591,7 @@
     </w:tblStylePr>
     <w:tblStylePr w:type="lastCol">
       <w:rPr>
+        <w:rFonts w:eastAsia="黑体"/>
         <w:b w:val="0"/>
         <w:bCs w:val="0"/>
         <w:color w:themeColor="text1" w:val="000000"/>
@@ -11107,7 +11641,7 @@
       <w:spacing w:after="0" w:line="240" w:lineRule="auto"/>
     </w:pPr>
     <w:rPr>
-      <w:rFonts w:asciiTheme="majorHAnsi" w:cstheme="majorBidi" w:eastAsiaTheme="majorEastAsia" w:hAnsiTheme="majorHAnsi"/>
+      <w:rFonts w:asciiTheme="majorHAnsi" w:cstheme="majorBidi" w:hAnsiTheme="majorHAnsi" w:eastAsia="黑体"/>
       <w:color w:themeColor="text1" w:val="000000"/>
     </w:rPr>
     <w:tblPr>
@@ -11134,6 +11668,7 @@
     </w:tcPr>
     <w:tblStylePr w:type="firstRow">
       <w:rPr>
+        <w:rFonts w:eastAsia="黑体"/>
         <w:b/>
         <w:bCs/>
         <w:color w:themeColor="text1" w:val="000000"/>
@@ -11145,6 +11680,7 @@
     </w:tblStylePr>
     <w:tblStylePr w:type="lastRow">
       <w:rPr>
+        <w:rFonts w:eastAsia="黑体"/>
         <w:b/>
         <w:bCs/>
         <w:color w:themeColor="text1" w:val="000000"/>
@@ -11164,6 +11700,7 @@
     </w:tblStylePr>
     <w:tblStylePr w:type="firstCol">
       <w:rPr>
+        <w:rFonts w:eastAsia="黑体"/>
         <w:b/>
         <w:bCs/>
         <w:color w:themeColor="text1" w:val="000000"/>
@@ -11183,6 +11720,7 @@
     </w:tblStylePr>
     <w:tblStylePr w:type="lastCol">
       <w:rPr>
+        <w:rFonts w:eastAsia="黑体"/>
         <w:b w:val="0"/>
         <w:bCs w:val="0"/>
         <w:color w:themeColor="text1" w:val="000000"/>
@@ -11255,6 +11793,7 @@
     </w:tcPr>
     <w:tblStylePr w:type="firstRow">
       <w:rPr>
+        <w:rFonts w:eastAsia="黑体"/>
         <w:b/>
         <w:bCs/>
         <w:i w:val="0"/>
@@ -11276,6 +11815,7 @@
     </w:tblStylePr>
     <w:tblStylePr w:type="lastRow">
       <w:rPr>
+        <w:rFonts w:eastAsia="黑体"/>
         <w:b/>
         <w:bCs/>
         <w:i w:val="0"/>
@@ -11297,6 +11837,7 @@
     </w:tblStylePr>
     <w:tblStylePr w:type="firstCol">
       <w:rPr>
+        <w:rFonts w:eastAsia="黑体"/>
         <w:b/>
         <w:bCs/>
         <w:i w:val="0"/>
@@ -11316,6 +11857,7 @@
     </w:tblStylePr>
     <w:tblStylePr w:type="lastCol">
       <w:rPr>
+        <w:rFonts w:eastAsia="黑体"/>
         <w:b/>
         <w:bCs/>
         <w:i w:val="0"/>
@@ -11396,6 +11938,7 @@
     </w:tcPr>
     <w:tblStylePr w:type="firstRow">
       <w:rPr>
+        <w:rFonts w:eastAsia="黑体"/>
         <w:b/>
         <w:bCs/>
         <w:i w:val="0"/>
@@ -11417,6 +11960,7 @@
     </w:tblStylePr>
     <w:tblStylePr w:type="lastRow">
       <w:rPr>
+        <w:rFonts w:eastAsia="黑体"/>
         <w:b/>
         <w:bCs/>
         <w:i w:val="0"/>
@@ -11438,6 +11982,7 @@
     </w:tblStylePr>
     <w:tblStylePr w:type="firstCol">
       <w:rPr>
+        <w:rFonts w:eastAsia="黑体"/>
         <w:b/>
         <w:bCs/>
         <w:i w:val="0"/>
@@ -11457,6 +12002,7 @@
     </w:tblStylePr>
     <w:tblStylePr w:type="lastCol">
       <w:rPr>
+        <w:rFonts w:eastAsia="黑体"/>
         <w:b/>
         <w:bCs/>
         <w:i w:val="0"/>
@@ -11537,6 +12083,7 @@
     </w:tcPr>
     <w:tblStylePr w:type="firstRow">
       <w:rPr>
+        <w:rFonts w:eastAsia="黑体"/>
         <w:b/>
         <w:bCs/>
         <w:i w:val="0"/>
@@ -11558,6 +12105,7 @@
     </w:tblStylePr>
     <w:tblStylePr w:type="lastRow">
       <w:rPr>
+        <w:rFonts w:eastAsia="黑体"/>
         <w:b/>
         <w:bCs/>
         <w:i w:val="0"/>
@@ -11579,6 +12127,7 @@
     </w:tblStylePr>
     <w:tblStylePr w:type="firstCol">
       <w:rPr>
+        <w:rFonts w:eastAsia="黑体"/>
         <w:b/>
         <w:bCs/>
         <w:i w:val="0"/>
@@ -11598,6 +12147,7 @@
     </w:tblStylePr>
     <w:tblStylePr w:type="lastCol">
       <w:rPr>
+        <w:rFonts w:eastAsia="黑体"/>
         <w:b/>
         <w:bCs/>
         <w:i w:val="0"/>
@@ -11678,6 +12228,7 @@
     </w:tcPr>
     <w:tblStylePr w:type="firstRow">
       <w:rPr>
+        <w:rFonts w:eastAsia="黑体"/>
         <w:b/>
         <w:bCs/>
         <w:i w:val="0"/>
@@ -11699,6 +12250,7 @@
     </w:tblStylePr>
     <w:tblStylePr w:type="lastRow">
       <w:rPr>
+        <w:rFonts w:eastAsia="黑体"/>
         <w:b/>
         <w:bCs/>
         <w:i w:val="0"/>
@@ -11720,6 +12272,7 @@
     </w:tblStylePr>
     <w:tblStylePr w:type="firstCol">
       <w:rPr>
+        <w:rFonts w:eastAsia="黑体"/>
         <w:b/>
         <w:bCs/>
         <w:i w:val="0"/>
@@ -11739,6 +12292,7 @@
     </w:tblStylePr>
     <w:tblStylePr w:type="lastCol">
       <w:rPr>
+        <w:rFonts w:eastAsia="黑体"/>
         <w:b/>
         <w:bCs/>
         <w:i w:val="0"/>
@@ -11819,6 +12373,7 @@
     </w:tcPr>
     <w:tblStylePr w:type="firstRow">
       <w:rPr>
+        <w:rFonts w:eastAsia="黑体"/>
         <w:b/>
         <w:bCs/>
         <w:i w:val="0"/>
@@ -11840,6 +12395,7 @@
     </w:tblStylePr>
     <w:tblStylePr w:type="lastRow">
       <w:rPr>
+        <w:rFonts w:eastAsia="黑体"/>
         <w:b/>
         <w:bCs/>
         <w:i w:val="0"/>
@@ -11861,6 +12417,7 @@
     </w:tblStylePr>
     <w:tblStylePr w:type="firstCol">
       <w:rPr>
+        <w:rFonts w:eastAsia="黑体"/>
         <w:b/>
         <w:bCs/>
         <w:i w:val="0"/>
@@ -11880,6 +12437,7 @@
     </w:tblStylePr>
     <w:tblStylePr w:type="lastCol">
       <w:rPr>
+        <w:rFonts w:eastAsia="黑体"/>
         <w:b/>
         <w:bCs/>
         <w:i w:val="0"/>
@@ -11960,6 +12518,7 @@
     </w:tcPr>
     <w:tblStylePr w:type="firstRow">
       <w:rPr>
+        <w:rFonts w:eastAsia="黑体"/>
         <w:b/>
         <w:bCs/>
         <w:i w:val="0"/>
@@ -11981,6 +12540,7 @@
     </w:tblStylePr>
     <w:tblStylePr w:type="lastRow">
       <w:rPr>
+        <w:rFonts w:eastAsia="黑体"/>
         <w:b/>
         <w:bCs/>
         <w:i w:val="0"/>
@@ -12002,6 +12562,7 @@
     </w:tblStylePr>
     <w:tblStylePr w:type="firstCol">
       <w:rPr>
+        <w:rFonts w:eastAsia="黑体"/>
         <w:b/>
         <w:bCs/>
         <w:i w:val="0"/>
@@ -12021,6 +12582,7 @@
     </w:tblStylePr>
     <w:tblStylePr w:type="lastCol">
       <w:rPr>
+        <w:rFonts w:eastAsia="黑体"/>
         <w:b/>
         <w:bCs/>
         <w:i w:val="0"/>
@@ -12101,6 +12663,7 @@
     </w:tcPr>
     <w:tblStylePr w:type="firstRow">
       <w:rPr>
+        <w:rFonts w:eastAsia="黑体"/>
         <w:b/>
         <w:bCs/>
         <w:i w:val="0"/>
@@ -12122,6 +12685,7 @@
     </w:tblStylePr>
     <w:tblStylePr w:type="lastRow">
       <w:rPr>
+        <w:rFonts w:eastAsia="黑体"/>
         <w:b/>
         <w:bCs/>
         <w:i w:val="0"/>
@@ -12143,6 +12707,7 @@
     </w:tblStylePr>
     <w:tblStylePr w:type="firstCol">
       <w:rPr>
+        <w:rFonts w:eastAsia="黑体"/>
         <w:b/>
         <w:bCs/>
         <w:i w:val="0"/>
@@ -12162,6 +12727,7 @@
     </w:tblStylePr>
     <w:tblStylePr w:type="lastCol">
       <w:rPr>
+        <w:rFonts w:eastAsia="黑体"/>
         <w:b/>
         <w:bCs/>
         <w:i w:val="0"/>
@@ -12219,6 +12785,7 @@
       <w:spacing w:after="0" w:line="240" w:lineRule="auto"/>
     </w:pPr>
     <w:rPr>
+      <w:rFonts w:eastAsia="黑体"/>
       <w:color w:themeColor="background1" w:val="FFFFFF"/>
     </w:rPr>
     <w:tblPr>
@@ -12237,6 +12804,7 @@
     </w:tcPr>
     <w:tblStylePr w:type="firstRow">
       <w:rPr>
+        <w:rFonts w:eastAsia="黑体"/>
         <w:b/>
         <w:bCs/>
       </w:rPr>
@@ -12333,6 +12901,7 @@
       <w:spacing w:after="0" w:line="240" w:lineRule="auto"/>
     </w:pPr>
     <w:rPr>
+      <w:rFonts w:eastAsia="黑体"/>
       <w:color w:themeColor="background1" w:val="FFFFFF"/>
     </w:rPr>
     <w:tblPr>
@@ -12351,6 +12920,7 @@
     </w:tcPr>
     <w:tblStylePr w:type="firstRow">
       <w:rPr>
+        <w:rFonts w:eastAsia="黑体"/>
         <w:b/>
         <w:bCs/>
       </w:rPr>
@@ -12447,6 +13017,7 @@
       <w:spacing w:after="0" w:line="240" w:lineRule="auto"/>
     </w:pPr>
     <w:rPr>
+      <w:rFonts w:eastAsia="黑体"/>
       <w:color w:themeColor="background1" w:val="FFFFFF"/>
     </w:rPr>
     <w:tblPr>
@@ -12465,6 +13036,7 @@
     </w:tcPr>
     <w:tblStylePr w:type="firstRow">
       <w:rPr>
+        <w:rFonts w:eastAsia="黑体"/>
         <w:b/>
         <w:bCs/>
       </w:rPr>
@@ -12561,6 +13133,7 @@
       <w:spacing w:after="0" w:line="240" w:lineRule="auto"/>
     </w:pPr>
     <w:rPr>
+      <w:rFonts w:eastAsia="黑体"/>
       <w:color w:themeColor="background1" w:val="FFFFFF"/>
     </w:rPr>
     <w:tblPr>
@@ -12579,6 +13152,7 @@
     </w:tcPr>
     <w:tblStylePr w:type="firstRow">
       <w:rPr>
+        <w:rFonts w:eastAsia="黑体"/>
         <w:b/>
         <w:bCs/>
       </w:rPr>
@@ -12675,6 +13249,7 @@
       <w:spacing w:after="0" w:line="240" w:lineRule="auto"/>
     </w:pPr>
     <w:rPr>
+      <w:rFonts w:eastAsia="黑体"/>
       <w:color w:themeColor="background1" w:val="FFFFFF"/>
     </w:rPr>
     <w:tblPr>
@@ -12693,6 +13268,7 @@
     </w:tcPr>
     <w:tblStylePr w:type="firstRow">
       <w:rPr>
+        <w:rFonts w:eastAsia="黑体"/>
         <w:b/>
         <w:bCs/>
       </w:rPr>
@@ -12789,6 +13365,7 @@
       <w:spacing w:after="0" w:line="240" w:lineRule="auto"/>
     </w:pPr>
     <w:rPr>
+      <w:rFonts w:eastAsia="黑体"/>
       <w:color w:themeColor="background1" w:val="FFFFFF"/>
     </w:rPr>
     <w:tblPr>
@@ -12807,6 +13384,7 @@
     </w:tcPr>
     <w:tblStylePr w:type="firstRow">
       <w:rPr>
+        <w:rFonts w:eastAsia="黑体"/>
         <w:b/>
         <w:bCs/>
       </w:rPr>
@@ -12903,6 +13481,7 @@
       <w:spacing w:after="0" w:line="240" w:lineRule="auto"/>
     </w:pPr>
     <w:rPr>
+      <w:rFonts w:eastAsia="黑体"/>
       <w:color w:themeColor="background1" w:val="FFFFFF"/>
     </w:rPr>
     <w:tblPr>
@@ -12921,6 +13500,7 @@
     </w:tcPr>
     <w:tblStylePr w:type="firstRow">
       <w:rPr>
+        <w:rFonts w:eastAsia="黑体"/>
         <w:b/>
         <w:bCs/>
       </w:rPr>
@@ -13017,6 +13597,7 @@
       <w:spacing w:after="0" w:line="240" w:lineRule="auto"/>
     </w:pPr>
     <w:rPr>
+      <w:rFonts w:eastAsia="黑体"/>
       <w:color w:themeColor="text1" w:val="000000"/>
     </w:rPr>
     <w:tblPr>
@@ -13043,6 +13624,7 @@
     </w:tcPr>
     <w:tblStylePr w:type="firstRow">
       <w:rPr>
+        <w:rFonts w:eastAsia="黑体"/>
         <w:b/>
         <w:bCs/>
       </w:rPr>
@@ -13061,6 +13643,7 @@
     </w:tblStylePr>
     <w:tblStylePr w:type="lastRow">
       <w:rPr>
+        <w:rFonts w:eastAsia="黑体"/>
         <w:b/>
         <w:bCs/>
         <w:color w:themeColor="background1" w:val="FFFFFF"/>
@@ -13075,6 +13658,7 @@
     </w:tblStylePr>
     <w:tblStylePr w:type="firstCol">
       <w:rPr>
+        <w:rFonts w:eastAsia="黑体"/>
         <w:color w:themeColor="background1" w:val="FFFFFF"/>
       </w:rPr>
       <w:tblPr/>
@@ -13092,6 +13676,7 @@
     </w:tblStylePr>
     <w:tblStylePr w:type="lastCol">
       <w:rPr>
+        <w:rFonts w:eastAsia="黑体"/>
         <w:color w:themeColor="background1" w:val="FFFFFF"/>
       </w:rPr>
       <w:tblPr/>
@@ -13121,11 +13706,13 @@
     </w:tblStylePr>
     <w:tblStylePr w:type="neCell">
       <w:rPr>
+        <w:rFonts w:eastAsia="黑体"/>
         <w:color w:themeColor="text1" w:val="000000"/>
       </w:rPr>
     </w:tblStylePr>
     <w:tblStylePr w:type="nwCell">
       <w:rPr>
+        <w:rFonts w:eastAsia="黑体"/>
         <w:color w:themeColor="text1" w:val="000000"/>
       </w:rPr>
     </w:tblStylePr>
@@ -13139,6 +13726,7 @@
       <w:spacing w:after="0" w:line="240" w:lineRule="auto"/>
     </w:pPr>
     <w:rPr>
+      <w:rFonts w:eastAsia="黑体"/>
       <w:color w:themeColor="text1" w:val="000000"/>
     </w:rPr>
     <w:tblPr>
@@ -13165,6 +13753,7 @@
     </w:tcPr>
     <w:tblStylePr w:type="firstRow">
       <w:rPr>
+        <w:rFonts w:eastAsia="黑体"/>
         <w:b/>
         <w:bCs/>
       </w:rPr>
@@ -13183,6 +13772,7 @@
     </w:tblStylePr>
     <w:tblStylePr w:type="lastRow">
       <w:rPr>
+        <w:rFonts w:eastAsia="黑体"/>
         <w:b/>
         <w:bCs/>
         <w:color w:themeColor="background1" w:val="FFFFFF"/>
@@ -13197,6 +13787,7 @@
     </w:tblStylePr>
     <w:tblStylePr w:type="firstCol">
       <w:rPr>
+        <w:rFonts w:eastAsia="黑体"/>
         <w:color w:themeColor="background1" w:val="FFFFFF"/>
       </w:rPr>
       <w:tblPr/>
@@ -13214,6 +13805,7 @@
     </w:tblStylePr>
     <w:tblStylePr w:type="lastCol">
       <w:rPr>
+        <w:rFonts w:eastAsia="黑体"/>
         <w:color w:themeColor="background1" w:val="FFFFFF"/>
       </w:rPr>
       <w:tblPr/>
@@ -13243,11 +13835,13 @@
     </w:tblStylePr>
     <w:tblStylePr w:type="neCell">
       <w:rPr>
+        <w:rFonts w:eastAsia="黑体"/>
         <w:color w:themeColor="text1" w:val="000000"/>
       </w:rPr>
     </w:tblStylePr>
     <w:tblStylePr w:type="nwCell">
       <w:rPr>
+        <w:rFonts w:eastAsia="黑体"/>
         <w:color w:themeColor="text1" w:val="000000"/>
       </w:rPr>
     </w:tblStylePr>
@@ -13261,6 +13855,7 @@
       <w:spacing w:after="0" w:line="240" w:lineRule="auto"/>
     </w:pPr>
     <w:rPr>
+      <w:rFonts w:eastAsia="黑体"/>
       <w:color w:themeColor="text1" w:val="000000"/>
     </w:rPr>
     <w:tblPr>
@@ -13287,6 +13882,7 @@
     </w:tcPr>
     <w:tblStylePr w:type="firstRow">
       <w:rPr>
+        <w:rFonts w:eastAsia="黑体"/>
         <w:b/>
         <w:bCs/>
       </w:rPr>
@@ -13305,6 +13901,7 @@
     </w:tblStylePr>
     <w:tblStylePr w:type="lastRow">
       <w:rPr>
+        <w:rFonts w:eastAsia="黑体"/>
         <w:b/>
         <w:bCs/>
         <w:color w:themeColor="background1" w:val="FFFFFF"/>
@@ -13319,6 +13916,7 @@
     </w:tblStylePr>
     <w:tblStylePr w:type="firstCol">
       <w:rPr>
+        <w:rFonts w:eastAsia="黑体"/>
         <w:color w:themeColor="background1" w:val="FFFFFF"/>
       </w:rPr>
       <w:tblPr/>
@@ -13336,6 +13934,7 @@
     </w:tblStylePr>
     <w:tblStylePr w:type="lastCol">
       <w:rPr>
+        <w:rFonts w:eastAsia="黑体"/>
         <w:color w:themeColor="background1" w:val="FFFFFF"/>
       </w:rPr>
       <w:tblPr/>
@@ -13365,11 +13964,13 @@
     </w:tblStylePr>
     <w:tblStylePr w:type="neCell">
       <w:rPr>
+        <w:rFonts w:eastAsia="黑体"/>
         <w:color w:themeColor="text1" w:val="000000"/>
       </w:rPr>
     </w:tblStylePr>
     <w:tblStylePr w:type="nwCell">
       <w:rPr>
+        <w:rFonts w:eastAsia="黑体"/>
         <w:color w:themeColor="text1" w:val="000000"/>
       </w:rPr>
     </w:tblStylePr>
@@ -13383,6 +13984,7 @@
       <w:spacing w:after="0" w:line="240" w:lineRule="auto"/>
     </w:pPr>
     <w:rPr>
+      <w:rFonts w:eastAsia="黑体"/>
       <w:color w:themeColor="text1" w:val="000000"/>
     </w:rPr>
     <w:tblPr>
@@ -13409,6 +14011,7 @@
     </w:tcPr>
     <w:tblStylePr w:type="firstRow">
       <w:rPr>
+        <w:rFonts w:eastAsia="黑体"/>
         <w:b/>
         <w:bCs/>
       </w:rPr>
@@ -13427,6 +14030,7 @@
     </w:tblStylePr>
     <w:tblStylePr w:type="lastRow">
       <w:rPr>
+        <w:rFonts w:eastAsia="黑体"/>
         <w:b/>
         <w:bCs/>
         <w:color w:themeColor="background1" w:val="FFFFFF"/>
@@ -13441,6 +14045,7 @@
     </w:tblStylePr>
     <w:tblStylePr w:type="firstCol">
       <w:rPr>
+        <w:rFonts w:eastAsia="黑体"/>
         <w:color w:themeColor="background1" w:val="FFFFFF"/>
       </w:rPr>
       <w:tblPr/>
@@ -13458,6 +14063,7 @@
     </w:tblStylePr>
     <w:tblStylePr w:type="lastCol">
       <w:rPr>
+        <w:rFonts w:eastAsia="黑体"/>
         <w:color w:themeColor="background1" w:val="FFFFFF"/>
       </w:rPr>
       <w:tblPr/>
@@ -13495,6 +14101,7 @@
       <w:spacing w:after="0" w:line="240" w:lineRule="auto"/>
     </w:pPr>
     <w:rPr>
+      <w:rFonts w:eastAsia="黑体"/>
       <w:color w:themeColor="text1" w:val="000000"/>
     </w:rPr>
     <w:tblPr>
@@ -13521,6 +14128,7 @@
     </w:tcPr>
     <w:tblStylePr w:type="firstRow">
       <w:rPr>
+        <w:rFonts w:eastAsia="黑体"/>
         <w:b/>
         <w:bCs/>
       </w:rPr>
@@ -13539,6 +14147,7 @@
     </w:tblStylePr>
     <w:tblStylePr w:type="lastRow">
       <w:rPr>
+        <w:rFonts w:eastAsia="黑体"/>
         <w:b/>
         <w:bCs/>
         <w:color w:themeColor="background1" w:val="FFFFFF"/>
@@ -13553,6 +14162,7 @@
     </w:tblStylePr>
     <w:tblStylePr w:type="firstCol">
       <w:rPr>
+        <w:rFonts w:eastAsia="黑体"/>
         <w:color w:themeColor="background1" w:val="FFFFFF"/>
       </w:rPr>
       <w:tblPr/>
@@ -13570,6 +14180,7 @@
     </w:tblStylePr>
     <w:tblStylePr w:type="lastCol">
       <w:rPr>
+        <w:rFonts w:eastAsia="黑体"/>
         <w:color w:themeColor="background1" w:val="FFFFFF"/>
       </w:rPr>
       <w:tblPr/>
@@ -13599,11 +14210,13 @@
     </w:tblStylePr>
     <w:tblStylePr w:type="neCell">
       <w:rPr>
+        <w:rFonts w:eastAsia="黑体"/>
         <w:color w:themeColor="text1" w:val="000000"/>
       </w:rPr>
     </w:tblStylePr>
     <w:tblStylePr w:type="nwCell">
       <w:rPr>
+        <w:rFonts w:eastAsia="黑体"/>
         <w:color w:themeColor="text1" w:val="000000"/>
       </w:rPr>
     </w:tblStylePr>
@@ -13617,6 +14230,7 @@
       <w:spacing w:after="0" w:line="240" w:lineRule="auto"/>
     </w:pPr>
     <w:rPr>
+      <w:rFonts w:eastAsia="黑体"/>
       <w:color w:themeColor="text1" w:val="000000"/>
     </w:rPr>
     <w:tblPr>
@@ -13643,6 +14257,7 @@
     </w:tcPr>
     <w:tblStylePr w:type="firstRow">
       <w:rPr>
+        <w:rFonts w:eastAsia="黑体"/>
         <w:b/>
         <w:bCs/>
       </w:rPr>
@@ -13661,6 +14276,7 @@
     </w:tblStylePr>
     <w:tblStylePr w:type="lastRow">
       <w:rPr>
+        <w:rFonts w:eastAsia="黑体"/>
         <w:b/>
         <w:bCs/>
         <w:color w:themeColor="background1" w:val="FFFFFF"/>
@@ -13675,6 +14291,7 @@
     </w:tblStylePr>
     <w:tblStylePr w:type="firstCol">
       <w:rPr>
+        <w:rFonts w:eastAsia="黑体"/>
         <w:color w:themeColor="background1" w:val="FFFFFF"/>
       </w:rPr>
       <w:tblPr/>
@@ -13692,6 +14309,7 @@
     </w:tblStylePr>
     <w:tblStylePr w:type="lastCol">
       <w:rPr>
+        <w:rFonts w:eastAsia="黑体"/>
         <w:color w:themeColor="background1" w:val="FFFFFF"/>
       </w:rPr>
       <w:tblPr/>
@@ -13721,11 +14339,13 @@
     </w:tblStylePr>
     <w:tblStylePr w:type="neCell">
       <w:rPr>
+        <w:rFonts w:eastAsia="黑体"/>
         <w:color w:themeColor="text1" w:val="000000"/>
       </w:rPr>
     </w:tblStylePr>
     <w:tblStylePr w:type="nwCell">
       <w:rPr>
+        <w:rFonts w:eastAsia="黑体"/>
         <w:color w:themeColor="text1" w:val="000000"/>
       </w:rPr>
     </w:tblStylePr>
@@ -13739,6 +14359,7 @@
       <w:spacing w:after="0" w:line="240" w:lineRule="auto"/>
     </w:pPr>
     <w:rPr>
+      <w:rFonts w:eastAsia="黑体"/>
       <w:color w:themeColor="text1" w:val="000000"/>
     </w:rPr>
     <w:tblPr>
@@ -13765,6 +14386,7 @@
     </w:tcPr>
     <w:tblStylePr w:type="firstRow">
       <w:rPr>
+        <w:rFonts w:eastAsia="黑体"/>
         <w:b/>
         <w:bCs/>
       </w:rPr>
@@ -13783,6 +14405,7 @@
     </w:tblStylePr>
     <w:tblStylePr w:type="lastRow">
       <w:rPr>
+        <w:rFonts w:eastAsia="黑体"/>
         <w:b/>
         <w:bCs/>
         <w:color w:themeColor="background1" w:val="FFFFFF"/>
@@ -13797,6 +14420,7 @@
     </w:tblStylePr>
     <w:tblStylePr w:type="firstCol">
       <w:rPr>
+        <w:rFonts w:eastAsia="黑体"/>
         <w:color w:themeColor="background1" w:val="FFFFFF"/>
       </w:rPr>
       <w:tblPr/>
@@ -13814,6 +14438,7 @@
     </w:tblStylePr>
     <w:tblStylePr w:type="lastCol">
       <w:rPr>
+        <w:rFonts w:eastAsia="黑体"/>
         <w:color w:themeColor="background1" w:val="FFFFFF"/>
       </w:rPr>
       <w:tblPr/>
@@ -13843,11 +14468,13 @@
     </w:tblStylePr>
     <w:tblStylePr w:type="neCell">
       <w:rPr>
+        <w:rFonts w:eastAsia="黑体"/>
         <w:color w:themeColor="text1" w:val="000000"/>
       </w:rPr>
     </w:tblStylePr>
     <w:tblStylePr w:type="nwCell">
       <w:rPr>
+        <w:rFonts w:eastAsia="黑体"/>
         <w:color w:themeColor="text1" w:val="000000"/>
       </w:rPr>
     </w:tblStylePr>
@@ -13861,6 +14488,7 @@
       <w:spacing w:after="0" w:line="240" w:lineRule="auto"/>
     </w:pPr>
     <w:rPr>
+      <w:rFonts w:eastAsia="黑体"/>
       <w:color w:themeColor="text1" w:val="000000"/>
     </w:rPr>
     <w:tblPr>
@@ -13879,6 +14507,7 @@
     </w:tcPr>
     <w:tblStylePr w:type="firstRow">
       <w:rPr>
+        <w:rFonts w:eastAsia="黑体"/>
         <w:b/>
         <w:bCs/>
         <w:color w:themeColor="background1" w:val="FFFFFF"/>
@@ -13893,6 +14522,7 @@
     </w:tblStylePr>
     <w:tblStylePr w:type="lastRow">
       <w:rPr>
+        <w:rFonts w:eastAsia="黑体"/>
         <w:b/>
         <w:bCs/>
         <w:color w:themeColor="accent2" w:themeShade="CC" w:val="9E3A38"/>
@@ -13907,12 +14537,14 @@
     </w:tblStylePr>
     <w:tblStylePr w:type="firstCol">
       <w:rPr>
+        <w:rFonts w:eastAsia="黑体"/>
         <w:b/>
         <w:bCs/>
       </w:rPr>
     </w:tblStylePr>
     <w:tblStylePr w:type="lastCol">
       <w:rPr>
+        <w:rFonts w:eastAsia="黑体"/>
         <w:b/>
         <w:bCs/>
       </w:rPr>
@@ -13947,6 +14579,7 @@
       <w:spacing w:after="0" w:line="240" w:lineRule="auto"/>
     </w:pPr>
     <w:rPr>
+      <w:rFonts w:eastAsia="黑体"/>
       <w:color w:themeColor="text1" w:val="000000"/>
     </w:rPr>
     <w:tblPr>
@@ -13965,6 +14598,7 @@
     </w:tcPr>
     <w:tblStylePr w:type="firstRow">
       <w:rPr>
+        <w:rFonts w:eastAsia="黑体"/>
         <w:b/>
         <w:bCs/>
         <w:color w:themeColor="background1" w:val="FFFFFF"/>
@@ -13979,6 +14613,7 @@
     </w:tblStylePr>
     <w:tblStylePr w:type="lastRow">
       <w:rPr>
+        <w:rFonts w:eastAsia="黑体"/>
         <w:b/>
         <w:bCs/>
         <w:color w:themeColor="accent2" w:themeShade="CC" w:val="9E3A38"/>
@@ -13993,12 +14628,14 @@
     </w:tblStylePr>
     <w:tblStylePr w:type="firstCol">
       <w:rPr>
+        <w:rFonts w:eastAsia="黑体"/>
         <w:b/>
         <w:bCs/>
       </w:rPr>
     </w:tblStylePr>
     <w:tblStylePr w:type="lastCol">
       <w:rPr>
+        <w:rFonts w:eastAsia="黑体"/>
         <w:b/>
         <w:bCs/>
       </w:rPr>
@@ -14033,6 +14670,7 @@
       <w:spacing w:after="0" w:line="240" w:lineRule="auto"/>
     </w:pPr>
     <w:rPr>
+      <w:rFonts w:eastAsia="黑体"/>
       <w:color w:themeColor="text1" w:val="000000"/>
     </w:rPr>
     <w:tblPr>
@@ -14051,6 +14689,7 @@
     </w:tcPr>
     <w:tblStylePr w:type="firstRow">
       <w:rPr>
+        <w:rFonts w:eastAsia="黑体"/>
         <w:b/>
         <w:bCs/>
         <w:color w:themeColor="background1" w:val="FFFFFF"/>
@@ -14065,6 +14704,7 @@
     </w:tblStylePr>
     <w:tblStylePr w:type="lastRow">
       <w:rPr>
+        <w:rFonts w:eastAsia="黑体"/>
         <w:b/>
         <w:bCs/>
         <w:color w:themeColor="accent2" w:themeShade="CC" w:val="9E3A38"/>
@@ -14079,12 +14719,14 @@
     </w:tblStylePr>
     <w:tblStylePr w:type="firstCol">
       <w:rPr>
+        <w:rFonts w:eastAsia="黑体"/>
         <w:b/>
         <w:bCs/>
       </w:rPr>
     </w:tblStylePr>
     <w:tblStylePr w:type="lastCol">
       <w:rPr>
+        <w:rFonts w:eastAsia="黑体"/>
         <w:b/>
         <w:bCs/>
       </w:rPr>
@@ -14119,6 +14761,7 @@
       <w:spacing w:after="0" w:line="240" w:lineRule="auto"/>
     </w:pPr>
     <w:rPr>
+      <w:rFonts w:eastAsia="黑体"/>
       <w:color w:themeColor="text1" w:val="000000"/>
     </w:rPr>
     <w:tblPr>
@@ -14137,6 +14780,7 @@
     </w:tcPr>
     <w:tblStylePr w:type="firstRow">
       <w:rPr>
+        <w:rFonts w:eastAsia="黑体"/>
         <w:b/>
         <w:bCs/>
         <w:color w:themeColor="background1" w:val="FFFFFF"/>
@@ -14151,6 +14795,7 @@
     </w:tblStylePr>
     <w:tblStylePr w:type="lastRow">
       <w:rPr>
+        <w:rFonts w:eastAsia="黑体"/>
         <w:b/>
         <w:bCs/>
         <w:color w:themeColor="accent4" w:themeShade="CC" w:val="664E82"/>
@@ -14165,12 +14810,14 @@
     </w:tblStylePr>
     <w:tblStylePr w:type="firstCol">
       <w:rPr>
+        <w:rFonts w:eastAsia="黑体"/>
         <w:b/>
         <w:bCs/>
       </w:rPr>
     </w:tblStylePr>
     <w:tblStylePr w:type="lastCol">
       <w:rPr>
+        <w:rFonts w:eastAsia="黑体"/>
         <w:b/>
         <w:bCs/>
       </w:rPr>
@@ -14205,6 +14852,7 @@
       <w:spacing w:after="0" w:line="240" w:lineRule="auto"/>
     </w:pPr>
     <w:rPr>
+      <w:rFonts w:eastAsia="黑体"/>
       <w:color w:themeColor="text1" w:val="000000"/>
     </w:rPr>
     <w:tblPr>
@@ -14223,6 +14871,7 @@
     </w:tcPr>
     <w:tblStylePr w:type="firstRow">
       <w:rPr>
+        <w:rFonts w:eastAsia="黑体"/>
         <w:b/>
         <w:bCs/>
         <w:color w:themeColor="background1" w:val="FFFFFF"/>
@@ -14237,6 +14886,7 @@
     </w:tblStylePr>
     <w:tblStylePr w:type="lastRow">
       <w:rPr>
+        <w:rFonts w:eastAsia="黑体"/>
         <w:b/>
         <w:bCs/>
         <w:color w:themeColor="accent3" w:themeShade="CC" w:val="7E9C40"/>
@@ -14251,12 +14901,14 @@
     </w:tblStylePr>
     <w:tblStylePr w:type="firstCol">
       <w:rPr>
+        <w:rFonts w:eastAsia="黑体"/>
         <w:b/>
         <w:bCs/>
       </w:rPr>
     </w:tblStylePr>
     <w:tblStylePr w:type="lastCol">
       <w:rPr>
+        <w:rFonts w:eastAsia="黑体"/>
         <w:b/>
         <w:bCs/>
       </w:rPr>
@@ -14291,6 +14943,7 @@
       <w:spacing w:after="0" w:line="240" w:lineRule="auto"/>
     </w:pPr>
     <w:rPr>
+      <w:rFonts w:eastAsia="黑体"/>
       <w:color w:themeColor="text1" w:val="000000"/>
     </w:rPr>
     <w:tblPr>
@@ -14309,6 +14962,7 @@
     </w:tcPr>
     <w:tblStylePr w:type="firstRow">
       <w:rPr>
+        <w:rFonts w:eastAsia="黑体"/>
         <w:b/>
         <w:bCs/>
         <w:color w:themeColor="background1" w:val="FFFFFF"/>
@@ -14323,6 +14977,7 @@
     </w:tblStylePr>
     <w:tblStylePr w:type="lastRow">
       <w:rPr>
+        <w:rFonts w:eastAsia="黑体"/>
         <w:b/>
         <w:bCs/>
         <w:color w:themeColor="accent6" w:themeShade="CC" w:val="F2730A"/>
@@ -14337,12 +14992,14 @@
     </w:tblStylePr>
     <w:tblStylePr w:type="firstCol">
       <w:rPr>
+        <w:rFonts w:eastAsia="黑体"/>
         <w:b/>
         <w:bCs/>
       </w:rPr>
     </w:tblStylePr>
     <w:tblStylePr w:type="lastCol">
       <w:rPr>
+        <w:rFonts w:eastAsia="黑体"/>
         <w:b/>
         <w:bCs/>
       </w:rPr>
@@ -14377,6 +15034,7 @@
       <w:spacing w:after="0" w:line="240" w:lineRule="auto"/>
     </w:pPr>
     <w:rPr>
+      <w:rFonts w:eastAsia="黑体"/>
       <w:color w:themeColor="text1" w:val="000000"/>
     </w:rPr>
     <w:tblPr>
@@ -14395,6 +15053,7 @@
     </w:tcPr>
     <w:tblStylePr w:type="firstRow">
       <w:rPr>
+        <w:rFonts w:eastAsia="黑体"/>
         <w:b/>
         <w:bCs/>
         <w:color w:themeColor="background1" w:val="FFFFFF"/>
@@ -14409,6 +15068,7 @@
     </w:tblStylePr>
     <w:tblStylePr w:type="lastRow">
       <w:rPr>
+        <w:rFonts w:eastAsia="黑体"/>
         <w:b/>
         <w:bCs/>
         <w:color w:themeColor="accent5" w:themeShade="CC" w:val="348DA5"/>
@@ -14423,12 +15083,14 @@
     </w:tblStylePr>
     <w:tblStylePr w:type="firstCol">
       <w:rPr>
+        <w:rFonts w:eastAsia="黑体"/>
         <w:b/>
         <w:bCs/>
       </w:rPr>
     </w:tblStylePr>
     <w:tblStylePr w:type="lastCol">
       <w:rPr>
+        <w:rFonts w:eastAsia="黑体"/>
         <w:b/>
         <w:bCs/>
       </w:rPr>
@@ -14463,6 +15125,7 @@
       <w:spacing w:after="0" w:line="240" w:lineRule="auto"/>
     </w:pPr>
     <w:rPr>
+      <w:rFonts w:eastAsia="黑体"/>
       <w:color w:themeColor="text1" w:val="000000"/>
     </w:rPr>
     <w:tblPr>
@@ -14484,6 +15147,7 @@
     </w:tcPr>
     <w:tblStylePr w:type="firstRow">
       <w:rPr>
+        <w:rFonts w:eastAsia="黑体"/>
         <w:b/>
         <w:bCs/>
       </w:rPr>
@@ -14494,6 +15158,7 @@
     </w:tblStylePr>
     <w:tblStylePr w:type="lastRow">
       <w:rPr>
+        <w:rFonts w:eastAsia="黑体"/>
         <w:b/>
         <w:bCs/>
         <w:color w:themeColor="text1" w:val="000000"/>
@@ -14505,6 +15170,7 @@
     </w:tblStylePr>
     <w:tblStylePr w:type="firstCol">
       <w:rPr>
+        <w:rFonts w:eastAsia="黑体"/>
         <w:color w:themeColor="background1" w:val="FFFFFF"/>
       </w:rPr>
       <w:tblPr/>
@@ -14514,6 +15180,7 @@
     </w:tblStylePr>
     <w:tblStylePr w:type="lastCol">
       <w:rPr>
+        <w:rFonts w:eastAsia="黑体"/>
         <w:color w:themeColor="background1" w:val="FFFFFF"/>
       </w:rPr>
       <w:tblPr/>
@@ -14543,6 +15210,7 @@
       <w:spacing w:after="0" w:line="240" w:lineRule="auto"/>
     </w:pPr>
     <w:rPr>
+      <w:rFonts w:eastAsia="黑体"/>
       <w:color w:themeColor="text1" w:val="000000"/>
     </w:rPr>
     <w:tblPr>
@@ -14564,6 +15232,7 @@
     </w:tcPr>
     <w:tblStylePr w:type="firstRow">
       <w:rPr>
+        <w:rFonts w:eastAsia="黑体"/>
         <w:b/>
         <w:bCs/>
       </w:rPr>
@@ -14574,6 +15243,7 @@
     </w:tblStylePr>
     <w:tblStylePr w:type="lastRow">
       <w:rPr>
+        <w:rFonts w:eastAsia="黑体"/>
         <w:b/>
         <w:bCs/>
         <w:color w:themeColor="text1" w:val="000000"/>
@@ -14585,6 +15255,7 @@
     </w:tblStylePr>
     <w:tblStylePr w:type="firstCol">
       <w:rPr>
+        <w:rFonts w:eastAsia="黑体"/>
         <w:color w:themeColor="background1" w:val="FFFFFF"/>
       </w:rPr>
       <w:tblPr/>
@@ -14594,6 +15265,7 @@
     </w:tblStylePr>
     <w:tblStylePr w:type="lastCol">
       <w:rPr>
+        <w:rFonts w:eastAsia="黑体"/>
         <w:color w:themeColor="background1" w:val="FFFFFF"/>
       </w:rPr>
       <w:tblPr/>
@@ -14623,6 +15295,7 @@
       <w:spacing w:after="0" w:line="240" w:lineRule="auto"/>
     </w:pPr>
     <w:rPr>
+      <w:rFonts w:eastAsia="黑体"/>
       <w:color w:themeColor="text1" w:val="000000"/>
     </w:rPr>
     <w:tblPr>
@@ -14644,6 +15317,7 @@
     </w:tcPr>
     <w:tblStylePr w:type="firstRow">
       <w:rPr>
+        <w:rFonts w:eastAsia="黑体"/>
         <w:b/>
         <w:bCs/>
       </w:rPr>
@@ -14654,6 +15328,7 @@
     </w:tblStylePr>
     <w:tblStylePr w:type="lastRow">
       <w:rPr>
+        <w:rFonts w:eastAsia="黑体"/>
         <w:b/>
         <w:bCs/>
         <w:color w:themeColor="text1" w:val="000000"/>
@@ -14665,6 +15340,7 @@
     </w:tblStylePr>
     <w:tblStylePr w:type="firstCol">
       <w:rPr>
+        <w:rFonts w:eastAsia="黑体"/>
         <w:color w:themeColor="background1" w:val="FFFFFF"/>
       </w:rPr>
       <w:tblPr/>
@@ -14674,6 +15350,7 @@
     </w:tblStylePr>
     <w:tblStylePr w:type="lastCol">
       <w:rPr>
+        <w:rFonts w:eastAsia="黑体"/>
         <w:color w:themeColor="background1" w:val="FFFFFF"/>
       </w:rPr>
       <w:tblPr/>
@@ -14703,6 +15380,7 @@
       <w:spacing w:after="0" w:line="240" w:lineRule="auto"/>
     </w:pPr>
     <w:rPr>
+      <w:rFonts w:eastAsia="黑体"/>
       <w:color w:themeColor="text1" w:val="000000"/>
     </w:rPr>
     <w:tblPr>
@@ -14724,6 +15402,7 @@
     </w:tcPr>
     <w:tblStylePr w:type="firstRow">
       <w:rPr>
+        <w:rFonts w:eastAsia="黑体"/>
         <w:b/>
         <w:bCs/>
       </w:rPr>
@@ -14734,6 +15413,7 @@
     </w:tblStylePr>
     <w:tblStylePr w:type="lastRow">
       <w:rPr>
+        <w:rFonts w:eastAsia="黑体"/>
         <w:b/>
         <w:bCs/>
         <w:color w:themeColor="text1" w:val="000000"/>
@@ -14745,6 +15425,7 @@
     </w:tblStylePr>
     <w:tblStylePr w:type="firstCol">
       <w:rPr>
+        <w:rFonts w:eastAsia="黑体"/>
         <w:color w:themeColor="background1" w:val="FFFFFF"/>
       </w:rPr>
       <w:tblPr/>
@@ -14754,6 +15435,7 @@
     </w:tblStylePr>
     <w:tblStylePr w:type="lastCol">
       <w:rPr>
+        <w:rFonts w:eastAsia="黑体"/>
         <w:color w:themeColor="background1" w:val="FFFFFF"/>
       </w:rPr>
       <w:tblPr/>
@@ -14783,6 +15465,7 @@
       <w:spacing w:after="0" w:line="240" w:lineRule="auto"/>
     </w:pPr>
     <w:rPr>
+      <w:rFonts w:eastAsia="黑体"/>
       <w:color w:themeColor="text1" w:val="000000"/>
     </w:rPr>
     <w:tblPr>
@@ -14804,6 +15487,7 @@
     </w:tcPr>
     <w:tblStylePr w:type="firstRow">
       <w:rPr>
+        <w:rFonts w:eastAsia="黑体"/>
         <w:b/>
         <w:bCs/>
       </w:rPr>
@@ -14814,6 +15498,7 @@
     </w:tblStylePr>
     <w:tblStylePr w:type="lastRow">
       <w:rPr>
+        <w:rFonts w:eastAsia="黑体"/>
         <w:b/>
         <w:bCs/>
         <w:color w:themeColor="text1" w:val="000000"/>
@@ -14825,6 +15510,7 @@
     </w:tblStylePr>
     <w:tblStylePr w:type="firstCol">
       <w:rPr>
+        <w:rFonts w:eastAsia="黑体"/>
         <w:color w:themeColor="background1" w:val="FFFFFF"/>
       </w:rPr>
       <w:tblPr/>
@@ -14834,6 +15520,7 @@
     </w:tblStylePr>
     <w:tblStylePr w:type="lastCol">
       <w:rPr>
+        <w:rFonts w:eastAsia="黑体"/>
         <w:color w:themeColor="background1" w:val="FFFFFF"/>
       </w:rPr>
       <w:tblPr/>
@@ -14863,6 +15550,7 @@
       <w:spacing w:after="0" w:line="240" w:lineRule="auto"/>
     </w:pPr>
     <w:rPr>
+      <w:rFonts w:eastAsia="黑体"/>
       <w:color w:themeColor="text1" w:val="000000"/>
     </w:rPr>
     <w:tblPr>
@@ -14884,6 +15572,7 @@
     </w:tcPr>
     <w:tblStylePr w:type="firstRow">
       <w:rPr>
+        <w:rFonts w:eastAsia="黑体"/>
         <w:b/>
         <w:bCs/>
       </w:rPr>
@@ -14894,6 +15583,7 @@
     </w:tblStylePr>
     <w:tblStylePr w:type="lastRow">
       <w:rPr>
+        <w:rFonts w:eastAsia="黑体"/>
         <w:b/>
         <w:bCs/>
         <w:color w:themeColor="text1" w:val="000000"/>
@@ -14905,6 +15595,7 @@
     </w:tblStylePr>
     <w:tblStylePr w:type="firstCol">
       <w:rPr>
+        <w:rFonts w:eastAsia="黑体"/>
         <w:color w:themeColor="background1" w:val="FFFFFF"/>
       </w:rPr>
       <w:tblPr/>
@@ -14914,6 +15605,7 @@
     </w:tblStylePr>
     <w:tblStylePr w:type="lastCol">
       <w:rPr>
+        <w:rFonts w:eastAsia="黑体"/>
         <w:color w:themeColor="background1" w:val="FFFFFF"/>
       </w:rPr>
       <w:tblPr/>
@@ -14943,6 +15635,7 @@
       <w:spacing w:after="0" w:line="240" w:lineRule="auto"/>
     </w:pPr>
     <w:rPr>
+      <w:rFonts w:eastAsia="黑体"/>
       <w:color w:themeColor="text1" w:val="000000"/>
     </w:rPr>
     <w:tblPr>
@@ -14964,6 +15657,7 @@
     </w:tcPr>
     <w:tblStylePr w:type="firstRow">
       <w:rPr>
+        <w:rFonts w:eastAsia="黑体"/>
         <w:b/>
         <w:bCs/>
       </w:rPr>
@@ -14974,6 +15668,7 @@
     </w:tblStylePr>
     <w:tblStylePr w:type="lastRow">
       <w:rPr>
+        <w:rFonts w:eastAsia="黑体"/>
         <w:b/>
         <w:bCs/>
         <w:color w:themeColor="text1" w:val="000000"/>
@@ -14985,6 +15680,7 @@
     </w:tblStylePr>
     <w:tblStylePr w:type="firstCol">
       <w:rPr>
+        <w:rFonts w:eastAsia="黑体"/>
         <w:color w:themeColor="background1" w:val="FFFFFF"/>
       </w:rPr>
       <w:tblPr/>
@@ -14994,6 +15690,7 @@
     </w:tblStylePr>
     <w:tblStylePr w:type="lastCol">
       <w:rPr>
+        <w:rFonts w:eastAsia="黑体"/>
         <w:color w:themeColor="background1" w:val="FFFFFF"/>
       </w:rPr>
       <w:tblPr/>
@@ -15026,6 +15723,7 @@
     <w:name w:val="KeywordTok"/>
     <w:basedOn w:val="VerbatimChar"/>
     <w:rPr>
+      <w:rFonts w:eastAsia="黑体"/>
       <w:b/>
       <w:color w:val="007020"/>
     </w:rPr>
@@ -15034,6 +15732,7 @@
     <w:name w:val="DataTypeTok"/>
     <w:basedOn w:val="VerbatimChar"/>
     <w:rPr>
+      <w:rFonts w:eastAsia="黑体"/>
       <w:color w:val="902000"/>
     </w:rPr>
   </w:style>
@@ -15041,6 +15740,7 @@
     <w:name w:val="DecValTok"/>
     <w:basedOn w:val="VerbatimChar"/>
     <w:rPr>
+      <w:rFonts w:eastAsia="黑体"/>
       <w:color w:val="40a070"/>
     </w:rPr>
   </w:style>
@@ -15048,6 +15748,7 @@
     <w:name w:val="BaseNTok"/>
     <w:basedOn w:val="VerbatimChar"/>
     <w:rPr>
+      <w:rFonts w:eastAsia="黑体"/>
       <w:color w:val="40a070"/>
     </w:rPr>
   </w:style>
@@ -15055,6 +15756,7 @@
     <w:name w:val="FloatTok"/>
     <w:basedOn w:val="VerbatimChar"/>
     <w:rPr>
+      <w:rFonts w:eastAsia="黑体"/>
       <w:color w:val="40a070"/>
     </w:rPr>
   </w:style>
@@ -15062,6 +15764,7 @@
     <w:name w:val="ConstantTok"/>
     <w:basedOn w:val="VerbatimChar"/>
     <w:rPr>
+      <w:rFonts w:eastAsia="黑体"/>
       <w:color w:val="880000"/>
     </w:rPr>
   </w:style>
@@ -15069,6 +15772,7 @@
     <w:name w:val="CharTok"/>
     <w:basedOn w:val="VerbatimChar"/>
     <w:rPr>
+      <w:rFonts w:eastAsia="黑体"/>
       <w:color w:val="4070a0"/>
     </w:rPr>
   </w:style>
@@ -15076,6 +15780,7 @@
     <w:name w:val="SpecialCharTok"/>
     <w:basedOn w:val="VerbatimChar"/>
     <w:rPr>
+      <w:rFonts w:eastAsia="黑体"/>
       <w:color w:val="4070a0"/>
     </w:rPr>
   </w:style>
@@ -15083,6 +15788,7 @@
     <w:name w:val="StringTok"/>
     <w:basedOn w:val="VerbatimChar"/>
     <w:rPr>
+      <w:rFonts w:eastAsia="黑体"/>
       <w:color w:val="4070a0"/>
     </w:rPr>
   </w:style>
@@ -15090,6 +15796,7 @@
     <w:name w:val="VerbatimStringTok"/>
     <w:basedOn w:val="VerbatimChar"/>
     <w:rPr>
+      <w:rFonts w:eastAsia="黑体"/>
       <w:color w:val="4070a0"/>
     </w:rPr>
   </w:style>
@@ -15097,6 +15804,7 @@
     <w:name w:val="SpecialStringTok"/>
     <w:basedOn w:val="VerbatimChar"/>
     <w:rPr>
+      <w:rFonts w:eastAsia="黑体"/>
       <w:color w:val="bb6688"/>
     </w:rPr>
   </w:style>
@@ -15104,6 +15812,7 @@
     <w:name w:val="ImportTok"/>
     <w:basedOn w:val="VerbatimChar"/>
     <w:rPr>
+      <w:rFonts w:eastAsia="黑体"/>
       <w:b/>
       <w:color w:val="008000"/>
     </w:rPr>
@@ -15112,6 +15821,7 @@
     <w:name w:val="CommentTok"/>
     <w:basedOn w:val="VerbatimChar"/>
     <w:rPr>
+      <w:rFonts w:eastAsia="黑体"/>
       <w:i/>
       <w:color w:val="60a0b0"/>
     </w:rPr>
@@ -15120,6 +15830,7 @@
     <w:name w:val="DocumentationTok"/>
     <w:basedOn w:val="VerbatimChar"/>
     <w:rPr>
+      <w:rFonts w:eastAsia="黑体"/>
       <w:i/>
       <w:color w:val="ba2121"/>
     </w:rPr>
@@ -15128,6 +15839,7 @@
     <w:name w:val="AnnotationTok"/>
     <w:basedOn w:val="VerbatimChar"/>
     <w:rPr>
+      <w:rFonts w:eastAsia="黑体"/>
       <w:b/>
       <w:i/>
       <w:color w:val="60a0b0"/>
@@ -15137,6 +15849,7 @@
     <w:name w:val="CommentVarTok"/>
     <w:basedOn w:val="VerbatimChar"/>
     <w:rPr>
+      <w:rFonts w:eastAsia="黑体"/>
       <w:b/>
       <w:i/>
       <w:color w:val="60a0b0"/>
@@ -15146,6 +15859,7 @@
     <w:name w:val="OtherTok"/>
     <w:basedOn w:val="VerbatimChar"/>
     <w:rPr>
+      <w:rFonts w:eastAsia="黑体"/>
       <w:color w:val="007020"/>
     </w:rPr>
   </w:style>
@@ -15153,6 +15867,7 @@
     <w:name w:val="FunctionTok"/>
     <w:basedOn w:val="VerbatimChar"/>
     <w:rPr>
+      <w:rFonts w:eastAsia="黑体"/>
       <w:color w:val="06287e"/>
     </w:rPr>
   </w:style>
@@ -15160,6 +15875,7 @@
     <w:name w:val="VariableTok"/>
     <w:basedOn w:val="VerbatimChar"/>
     <w:rPr>
+      <w:rFonts w:eastAsia="黑体"/>
       <w:color w:val="19177c"/>
     </w:rPr>
   </w:style>
@@ -15167,6 +15883,7 @@
     <w:name w:val="ControlFlowTok"/>
     <w:basedOn w:val="VerbatimChar"/>
     <w:rPr>
+      <w:rFonts w:eastAsia="黑体"/>
       <w:b/>
       <w:color w:val="007020"/>
     </w:rPr>
@@ -15175,6 +15892,7 @@
     <w:name w:val="OperatorTok"/>
     <w:basedOn w:val="VerbatimChar"/>
     <w:rPr>
+      <w:rFonts w:eastAsia="黑体"/>
       <w:color w:val="666666"/>
     </w:rPr>
   </w:style>
@@ -15182,18 +15900,22 @@
     <w:name w:val="BuiltInTok"/>
     <w:basedOn w:val="VerbatimChar"/>
     <w:rPr>
+      <w:rFonts w:eastAsia="黑体"/>
       <w:color w:val="008000"/>
     </w:rPr>
   </w:style>
   <w:style w:type="character" w:customStyle="1" w:styleId="ExtensionTok">
     <w:name w:val="ExtensionTok"/>
     <w:basedOn w:val="VerbatimChar"/>
-    <w:rPr/>
+    <w:rPr>
+      <w:rFonts w:eastAsia="黑体"/>
+    </w:rPr>
   </w:style>
   <w:style w:type="character" w:customStyle="1" w:styleId="PreprocessorTok">
     <w:name w:val="PreprocessorTok"/>
     <w:basedOn w:val="VerbatimChar"/>
     <w:rPr>
+      <w:rFonts w:eastAsia="黑体"/>
       <w:color w:val="bc7a00"/>
     </w:rPr>
   </w:style>
@@ -15201,18 +15923,22 @@
     <w:name w:val="AttributeTok"/>
     <w:basedOn w:val="VerbatimChar"/>
     <w:rPr>
+      <w:rFonts w:eastAsia="黑体"/>
       <w:color w:val="7d9029"/>
     </w:rPr>
   </w:style>
   <w:style w:type="character" w:customStyle="1" w:styleId="RegionMarkerTok">
     <w:name w:val="RegionMarkerTok"/>
     <w:basedOn w:val="VerbatimChar"/>
-    <w:rPr/>
+    <w:rPr>
+      <w:rFonts w:eastAsia="黑体"/>
+    </w:rPr>
   </w:style>
   <w:style w:type="character" w:customStyle="1" w:styleId="InformationTok">
     <w:name w:val="InformationTok"/>
     <w:basedOn w:val="VerbatimChar"/>
     <w:rPr>
+      <w:rFonts w:eastAsia="黑体"/>
       <w:b/>
       <w:i/>
       <w:color w:val="60a0b0"/>
@@ -15222,6 +15948,7 @@
     <w:name w:val="WarningTok"/>
     <w:basedOn w:val="VerbatimChar"/>
     <w:rPr>
+      <w:rFonts w:eastAsia="黑体"/>
       <w:b/>
       <w:i/>
       <w:color w:val="60a0b0"/>
@@ -15231,6 +15958,7 @@
     <w:name w:val="AlertTok"/>
     <w:basedOn w:val="VerbatimChar"/>
     <w:rPr>
+      <w:rFonts w:eastAsia="黑体"/>
       <w:b/>
       <w:color w:val="ff0000"/>
     </w:rPr>
@@ -15239,6 +15967,7 @@
     <w:name w:val="ErrorTok"/>
     <w:basedOn w:val="VerbatimChar"/>
     <w:rPr>
+      <w:rFonts w:eastAsia="黑体"/>
       <w:b/>
       <w:color w:val="ff0000"/>
     </w:rPr>
@@ -15246,7 +15975,9 @@
   <w:style w:type="character" w:customStyle="1" w:styleId="NormalTok">
     <w:name w:val="NormalTok"/>
     <w:basedOn w:val="VerbatimChar"/>
-    <w:rPr/>
+    <w:rPr>
+      <w:rFonts w:eastAsia="黑体"/>
+    </w:rPr>
   </w:style>
 </w:styles>
 </file>
@@ -15295,12 +16026,12 @@
     <a:fontScheme name="Office">
       <a:majorFont>
         <a:latin typeface="Calibri"/>
-        <a:ea typeface=""/>
+        <a:ea typeface="黑体"/>
         <a:cs typeface=""/>
         <a:font script="Jpan" typeface="ＭＳ ゴシック"/>
         <a:font script="Hang" typeface="맑은 고딕"/>
-        <a:font script="Hans" typeface="宋体"/>
-        <a:font script="Hant" typeface="新細明體"/>
+        <a:font script="Hans" typeface="黑体"/>
+        <a:font script="Hant" typeface="黑体"/>
         <a:font script="Arab" typeface="Times New Roman"/>
         <a:font script="Hebr" typeface="Times New Roman"/>
         <a:font script="Thai" typeface="Angsana New"/>
@@ -15330,12 +16061,12 @@
       </a:majorFont>
       <a:minorFont>
         <a:latin typeface="Cambria"/>
-        <a:ea typeface=""/>
+        <a:ea typeface="黑体"/>
         <a:cs typeface=""/>
         <a:font script="Jpan" typeface="ＭＳ 明朝"/>
         <a:font script="Hang" typeface="맑은 고딕"/>
-        <a:font script="Hans" typeface="宋体"/>
-        <a:font script="Hant" typeface="新細明體"/>
+        <a:font script="Hans" typeface="黑体"/>
+        <a:font script="Hant" typeface="黑体"/>
         <a:font script="Arab" typeface="Arial"/>
         <a:font script="Hebr" typeface="Arial"/>
         <a:font script="Thai" typeface="Cordia New"/>

--- a/08-传感器电路/10-生物传感器电路/心电ECG采集电路/心电ECG采集电路.docx
+++ b/08-传感器电路/10-生物传感器电路/心电ECG采集电路/心电ECG采集电路.docx
@@ -2955,7 +2955,7 @@
           <w:color w:val="555555"/>
           <w:sz w:val="21"/>
         </w:rPr>
-        <w:t>材料收集者：杜文杰，WX手机：19519196569，QQ:3478827729</w:t>
+        <w:t>材料收集者：杜文杰，微信/手机：19519196569，QQ:3478827729</w:t>
       </w:r>
     </w:p>
     <w:sectPr>
